--- a/testcasecuadat.docx
+++ b/testcasecuadat.docx
@@ -1623,18 +1623,7 @@
           <w:szCs w:val="28"/>
           <w:lang w:val="vi-VN"/>
         </w:rPr>
-        <w:t xml:space="preserve"> bảng </w:t>
-      </w:r>
-      <w:r>
-        <w:rPr>
-          <w:rFonts w:ascii="Times New Roman" w:hAnsi="Times New Roman" w:cs="Times New Roman"/>
-          <w:color w:val="000000"/>
-          <w:kern w:val="0"/>
-          <w:sz w:val="28"/>
-          <w:szCs w:val="28"/>
-          <w:lang w:val="vi-VN"/>
-        </w:rPr>
-        <w:t>User</w:t>
+        <w:t xml:space="preserve"> bảng User</w:t>
       </w:r>
     </w:p>
     <w:p>
@@ -2985,6 +2974,7 @@
       <w:r>
         <w:rPr>
           <w:rFonts w:ascii="Times New Roman" w:eastAsia="Times New Roman" w:hAnsi="Times New Roman" w:cs="Times New Roman"/>
+          <w:noProof/>
           <w:color w:val="000000"/>
           <w:kern w:val="0"/>
           <w:sz w:val="28"/>
@@ -3048,6 +3038,7 @@
       <w:r>
         <w:rPr>
           <w:rFonts w:ascii="Times New Roman" w:eastAsia="Times New Roman" w:hAnsi="Times New Roman" w:cs="Times New Roman"/>
+          <w:noProof/>
           <w:color w:val="000000"/>
           <w:kern w:val="0"/>
           <w:sz w:val="28"/>
@@ -6316,19 +6307,7 @@
                 <w:lang w:val="vi-VN"/>
                 <w14:ligatures w14:val="none"/>
               </w:rPr>
-              <w:t xml:space="preserve">Ít nhất </w:t>
-            </w:r>
-            <w:r>
-              <w:rPr>
-                <w:rFonts w:ascii="Times New Roman" w:eastAsia="Times New Roman" w:hAnsi="Times New Roman" w:cs="Times New Roman"/>
-                <w:color w:val="000000"/>
-                <w:kern w:val="0"/>
-                <w:sz w:val="28"/>
-                <w:szCs w:val="28"/>
-                <w:lang w:val="vi-VN"/>
-                <w14:ligatures w14:val="none"/>
-              </w:rPr>
-              <w:t>1 chữ viết thường</w:t>
+              <w:t>Ít nhất 1 chữ viết thường</w:t>
             </w:r>
           </w:p>
         </w:tc>
@@ -6518,19 +6497,7 @@
                 <w:lang w:val="vi-VN"/>
                 <w14:ligatures w14:val="none"/>
               </w:rPr>
-              <w:t xml:space="preserve">Ít nhất </w:t>
-            </w:r>
-            <w:r>
-              <w:rPr>
-                <w:rFonts w:ascii="Times New Roman" w:eastAsia="Times New Roman" w:hAnsi="Times New Roman" w:cs="Times New Roman"/>
-                <w:color w:val="000000"/>
-                <w:kern w:val="0"/>
-                <w:sz w:val="28"/>
-                <w:szCs w:val="28"/>
-                <w:lang w:val="vi-VN"/>
-                <w14:ligatures w14:val="none"/>
-              </w:rPr>
-              <w:t>1 chữ số</w:t>
+              <w:t>Ít nhất 1 chữ số</w:t>
             </w:r>
           </w:p>
         </w:tc>
@@ -6910,19 +6877,7 @@
                 <w:lang w:val="vi-VN"/>
                 <w14:ligatures w14:val="none"/>
               </w:rPr>
-              <w:t xml:space="preserve">Ít nhất </w:t>
-            </w:r>
-            <w:r>
-              <w:rPr>
-                <w:rFonts w:ascii="Times New Roman" w:eastAsia="Times New Roman" w:hAnsi="Times New Roman" w:cs="Times New Roman"/>
-                <w:color w:val="000000"/>
-                <w:kern w:val="0"/>
-                <w:sz w:val="28"/>
-                <w:szCs w:val="28"/>
-                <w:lang w:val="vi-VN"/>
-                <w14:ligatures w14:val="none"/>
-              </w:rPr>
-              <w:t>1 kí tự đặc biệt</w:t>
+              <w:t>Ít nhất 1 kí tự đặc biệt</w:t>
             </w:r>
           </w:p>
         </w:tc>
@@ -7552,8 +7507,272 @@
                   <w:lang w:val="vi-VN"/>
                   <w14:ligatures w14:val="none"/>
                 </w:rPr>
-                <w:t>nguye</w:t>
+                <w:t>nguyenhuudat337@gmail.com</w:t>
               </w:r>
+            </w:hyperlink>
+            <w:r>
+              <w:rPr>
+                <w:rFonts w:ascii="Times New Roman" w:eastAsia="Times New Roman" w:hAnsi="Times New Roman" w:cs="Times New Roman"/>
+                <w:color w:val="000000"/>
+                <w:kern w:val="0"/>
+                <w:sz w:val="28"/>
+                <w:szCs w:val="28"/>
+                <w:lang w:val="vi-VN"/>
+                <w14:ligatures w14:val="none"/>
+              </w:rPr>
+              <w:t xml:space="preserve"> ; b = 123456 ; c = Huudat0911@</w:t>
+            </w:r>
+          </w:p>
+        </w:tc>
+        <w:tc>
+          <w:tcPr>
+            <w:tcW w:w="2263" w:type="dxa"/>
+            <w:vAlign w:val="center"/>
+          </w:tcPr>
+          <w:p>
+            <w:pPr>
+              <w:pStyle w:val="ListParagraph"/>
+              <w:spacing w:line="360" w:lineRule="auto"/>
+              <w:ind w:left="0"/>
+              <w:jc w:val="center"/>
+              <w:rPr>
+                <w:rFonts w:ascii="Times New Roman" w:eastAsia="Times New Roman" w:hAnsi="Times New Roman" w:cs="Times New Roman"/>
+                <w:color w:val="000000"/>
+                <w:kern w:val="0"/>
+                <w:sz w:val="28"/>
+                <w:szCs w:val="28"/>
+                <w:lang w:val="vi-VN"/>
+                <w14:ligatures w14:val="none"/>
+              </w:rPr>
+            </w:pPr>
+            <w:r>
+              <w:rPr>
+                <w:rFonts w:ascii="Times New Roman" w:eastAsia="Times New Roman" w:hAnsi="Times New Roman" w:cs="Times New Roman"/>
+                <w:color w:val="000000"/>
+                <w:kern w:val="0"/>
+                <w:sz w:val="28"/>
+                <w:szCs w:val="28"/>
+                <w:lang w:val="vi-VN"/>
+                <w14:ligatures w14:val="none"/>
+              </w:rPr>
+              <w:t>Đăng ký thành công</w:t>
+            </w:r>
+          </w:p>
+        </w:tc>
+      </w:tr>
+      <w:tr>
+        <w:tc>
+          <w:tcPr>
+            <w:tcW w:w="941" w:type="dxa"/>
+            <w:vAlign w:val="center"/>
+          </w:tcPr>
+          <w:p>
+            <w:pPr>
+              <w:pStyle w:val="ListParagraph"/>
+              <w:spacing w:line="360" w:lineRule="auto"/>
+              <w:ind w:left="0"/>
+              <w:jc w:val="center"/>
+              <w:rPr>
+                <w:rFonts w:ascii="Times New Roman" w:eastAsia="Times New Roman" w:hAnsi="Times New Roman" w:cs="Times New Roman"/>
+                <w:color w:val="000000"/>
+                <w:kern w:val="0"/>
+                <w:sz w:val="28"/>
+                <w:szCs w:val="28"/>
+                <w:lang w:val="vi-VN"/>
+                <w14:ligatures w14:val="none"/>
+              </w:rPr>
+            </w:pPr>
+            <w:r>
+              <w:rPr>
+                <w:rFonts w:ascii="Times New Roman" w:eastAsia="Times New Roman" w:hAnsi="Times New Roman" w:cs="Times New Roman"/>
+                <w:color w:val="000000"/>
+                <w:kern w:val="0"/>
+                <w:sz w:val="28"/>
+                <w:szCs w:val="28"/>
+                <w:lang w:val="vi-VN"/>
+                <w14:ligatures w14:val="none"/>
+              </w:rPr>
+              <w:t>TC2</w:t>
+            </w:r>
+          </w:p>
+        </w:tc>
+        <w:tc>
+          <w:tcPr>
+            <w:tcW w:w="2044" w:type="dxa"/>
+            <w:vAlign w:val="center"/>
+          </w:tcPr>
+          <w:p>
+            <w:pPr>
+              <w:pStyle w:val="p1"/>
+              <w:spacing w:line="360" w:lineRule="auto"/>
+              <w:jc w:val="center"/>
+              <w:rPr>
+                <w:color w:val="000000" w:themeColor="text1"/>
+                <w:sz w:val="28"/>
+                <w:szCs w:val="28"/>
+              </w:rPr>
+            </w:pPr>
+            <w:r>
+              <w:rPr>
+                <w:color w:val="EE0000"/>
+                <w:sz w:val="28"/>
+                <w:szCs w:val="28"/>
+                <w:lang w:val="vi-VN"/>
+              </w:rPr>
+              <w:t>K</w:t>
+            </w:r>
+            <w:r>
+              <w:rPr>
+                <w:color w:val="EE0000"/>
+                <w:sz w:val="28"/>
+                <w:szCs w:val="28"/>
+              </w:rPr>
+              <w:t>1</w:t>
+            </w:r>
+            <w:r>
+              <w:rPr>
+                <w:color w:val="000000" w:themeColor="text1"/>
+                <w:sz w:val="28"/>
+                <w:szCs w:val="28"/>
+              </w:rPr>
+              <w:t>,H2,H3,H4,H5,H6,</w:t>
+            </w:r>
+          </w:p>
+          <w:p>
+            <w:pPr>
+              <w:pStyle w:val="p1"/>
+              <w:spacing w:line="360" w:lineRule="auto"/>
+              <w:jc w:val="center"/>
+              <w:rPr>
+                <w:color w:val="000000" w:themeColor="text1"/>
+                <w:sz w:val="28"/>
+                <w:szCs w:val="28"/>
+                <w:lang w:val="vi-VN"/>
+              </w:rPr>
+            </w:pPr>
+            <w:r>
+              <w:rPr>
+                <w:color w:val="000000" w:themeColor="text1"/>
+                <w:sz w:val="28"/>
+                <w:szCs w:val="28"/>
+              </w:rPr>
+              <w:t>H7,H8,H9,</w:t>
+            </w:r>
+          </w:p>
+          <w:p>
+            <w:pPr>
+              <w:pStyle w:val="p1"/>
+              <w:spacing w:line="360" w:lineRule="auto"/>
+              <w:jc w:val="center"/>
+              <w:rPr>
+                <w:sz w:val="28"/>
+                <w:szCs w:val="28"/>
+              </w:rPr>
+            </w:pPr>
+            <w:r>
+              <w:rPr>
+                <w:color w:val="000000" w:themeColor="text1"/>
+                <w:sz w:val="28"/>
+                <w:szCs w:val="28"/>
+              </w:rPr>
+              <w:t>H10</w:t>
+            </w:r>
+            <w:r>
+              <w:rPr>
+                <w:color w:val="000000" w:themeColor="text1"/>
+                <w:sz w:val="28"/>
+                <w:szCs w:val="28"/>
+                <w:lang w:val="vi-VN"/>
+              </w:rPr>
+              <w:t>, H11,H12</w:t>
+            </w:r>
+          </w:p>
+        </w:tc>
+        <w:tc>
+          <w:tcPr>
+            <w:tcW w:w="4528" w:type="dxa"/>
+            <w:vAlign w:val="center"/>
+          </w:tcPr>
+          <w:p>
+            <w:pPr>
+              <w:pStyle w:val="ListParagraph"/>
+              <w:spacing w:line="360" w:lineRule="auto"/>
+              <w:ind w:left="0"/>
+              <w:rPr>
+                <w:rFonts w:ascii="Times New Roman" w:eastAsia="Times New Roman" w:hAnsi="Times New Roman" w:cs="Times New Roman"/>
+                <w:color w:val="000000"/>
+                <w:kern w:val="0"/>
+                <w:sz w:val="28"/>
+                <w:szCs w:val="28"/>
+                <w:lang w:val="vi-VN"/>
+                <w14:ligatures w14:val="none"/>
+              </w:rPr>
+            </w:pPr>
+            <w:r>
+              <w:rPr>
+                <w:rFonts w:ascii="Times New Roman" w:eastAsia="Times New Roman" w:hAnsi="Times New Roman" w:cs="Times New Roman"/>
+                <w:color w:val="000000"/>
+                <w:kern w:val="0"/>
+                <w:sz w:val="28"/>
+                <w:szCs w:val="28"/>
+                <w:lang w:val="vi-VN"/>
+                <w14:ligatures w14:val="none"/>
+              </w:rPr>
+              <w:t>a =</w:t>
+            </w:r>
+            <w:r>
+              <w:rPr>
+                <w:rFonts w:ascii="Times New Roman" w:eastAsia="Times New Roman" w:hAnsi="Times New Roman" w:cs="Times New Roman"/>
+                <w:color w:val="000000"/>
+                <w:kern w:val="0"/>
+                <w:sz w:val="28"/>
+                <w:szCs w:val="28"/>
+                <w:lang w:val="vi-VN"/>
+                <w14:ligatures w14:val="none"/>
+              </w:rPr>
+              <w:t xml:space="preserve"> </w:t>
+            </w:r>
+            <w:r>
+              <w:rPr>
+                <w:rFonts w:ascii="Times New Roman" w:eastAsia="Times New Roman" w:hAnsi="Times New Roman" w:cs="Times New Roman"/>
+                <w:color w:val="000000"/>
+                <w:kern w:val="0"/>
+                <w:sz w:val="28"/>
+                <w:szCs w:val="28"/>
+                <w:lang w:val="vi-VN"/>
+                <w14:ligatures w14:val="none"/>
+              </w:rPr>
+              <w:t>ngoaiwueosodiahsnamsncjdksndbchdhsjd</w:t>
+            </w:r>
+          </w:p>
+          <w:p>
+            <w:pPr>
+              <w:pStyle w:val="ListParagraph"/>
+              <w:spacing w:line="360" w:lineRule="auto"/>
+              <w:ind w:left="0"/>
+              <w:rPr>
+                <w:rFonts w:ascii="Times New Roman" w:eastAsia="Times New Roman" w:hAnsi="Times New Roman" w:cs="Times New Roman"/>
+                <w:color w:val="000000"/>
+                <w:kern w:val="0"/>
+                <w:sz w:val="28"/>
+                <w:szCs w:val="28"/>
+                <w:lang w:val="vi-VN"/>
+                <w14:ligatures w14:val="none"/>
+              </w:rPr>
+            </w:pPr>
+            <w:r>
+              <w:rPr>
+                <w:rFonts w:ascii="Times New Roman" w:eastAsia="Times New Roman" w:hAnsi="Times New Roman" w:cs="Times New Roman"/>
+                <w:color w:val="000000"/>
+                <w:kern w:val="0"/>
+                <w:sz w:val="28"/>
+                <w:szCs w:val="28"/>
+                <w:lang w:val="vi-VN"/>
+                <w14:ligatures w14:val="none"/>
+              </w:rPr>
+              <w:t>hsjd</w:t>
+            </w:r>
+            <w:hyperlink r:id="rId10" w:history="1">
               <w:r>
                 <w:rPr>
                   <w:rStyle w:val="Hyperlink"/>
@@ -7564,19 +7783,7 @@
                   <w:lang w:val="vi-VN"/>
                   <w14:ligatures w14:val="none"/>
                 </w:rPr>
-                <w:t>n</w:t>
-              </w:r>
-              <w:r>
-                <w:rPr>
-                  <w:rStyle w:val="Hyperlink"/>
-                  <w:rFonts w:ascii="Times New Roman" w:eastAsia="Times New Roman" w:hAnsi="Times New Roman" w:cs="Times New Roman"/>
-                  <w:kern w:val="0"/>
-                  <w:sz w:val="28"/>
-                  <w:szCs w:val="28"/>
-                  <w:lang w:val="vi-VN"/>
-                  <w14:ligatures w14:val="none"/>
-                </w:rPr>
-                <w:t>huudat337@gmail.com</w:t>
+                <w:t>hsjdhsjdhdjchsjdhcjdhcjdjcjsieusiwoaisucuducisidi@gmail.com</w:t>
               </w:r>
             </w:hyperlink>
             <w:r>
@@ -7589,7 +7796,7 @@
                 <w:lang w:val="vi-VN"/>
                 <w14:ligatures w14:val="none"/>
               </w:rPr>
-              <w:t xml:space="preserve"> ; b = 123456 ; c = Huudat0911@</w:t>
+              <w:t xml:space="preserve"> ; …..</w:t>
             </w:r>
           </w:p>
         </w:tc>
@@ -7624,7 +7831,7 @@
                 <w:lang w:val="vi-VN"/>
                 <w14:ligatures w14:val="none"/>
               </w:rPr>
-              <w:t>Đăng ký thành công</w:t>
+              <w:t>Email phải ít hơn 90 kí tự</w:t>
             </w:r>
           </w:p>
         </w:tc>
@@ -7661,7 +7868,7 @@
                 <w:lang w:val="vi-VN"/>
                 <w14:ligatures w14:val="none"/>
               </w:rPr>
-              <w:t>TC2</w:t>
+              <w:t>TC3</w:t>
             </w:r>
           </w:p>
         </w:tc>
@@ -7683,10 +7890,26 @@
             </w:pPr>
             <w:r>
               <w:rPr>
+                <w:color w:val="000000" w:themeColor="text1"/>
+                <w:sz w:val="28"/>
+                <w:szCs w:val="28"/>
+                <w:lang w:val="vi-VN"/>
+              </w:rPr>
+              <w:t>H1</w:t>
+            </w:r>
+            <w:r>
+              <w:rPr>
+                <w:color w:val="000000" w:themeColor="text1"/>
+                <w:sz w:val="28"/>
+                <w:szCs w:val="28"/>
+              </w:rPr>
+              <w:t>,</w:t>
+            </w:r>
+            <w:r>
+              <w:rPr>
                 <w:color w:val="EE0000"/>
                 <w:sz w:val="28"/>
                 <w:szCs w:val="28"/>
-                <w:lang w:val="vi-VN"/>
               </w:rPr>
               <w:t>K</w:t>
             </w:r>
@@ -7695,16 +7918,17 @@
                 <w:color w:val="EE0000"/>
                 <w:sz w:val="28"/>
                 <w:szCs w:val="28"/>
-              </w:rPr>
-              <w:t>1</w:t>
-            </w:r>
-            <w:r>
-              <w:rPr>
-                <w:color w:val="000000" w:themeColor="text1"/>
-                <w:sz w:val="28"/>
-                <w:szCs w:val="28"/>
-              </w:rPr>
-              <w:t>,H2,H3,H4,H5,H6,</w:t>
+                <w:lang w:val="vi-VN"/>
+              </w:rPr>
+              <w:t>2</w:t>
+            </w:r>
+            <w:r>
+              <w:rPr>
+                <w:color w:val="000000" w:themeColor="text1"/>
+                <w:sz w:val="28"/>
+                <w:szCs w:val="28"/>
+              </w:rPr>
+              <w:t>,H3,H4,H5,H6,</w:t>
             </w:r>
           </w:p>
           <w:p>
@@ -7787,167 +8011,7 @@
                 <w:lang w:val="vi-VN"/>
                 <w14:ligatures w14:val="none"/>
               </w:rPr>
-              <w:t>a =</w:t>
-            </w:r>
-            <w:r>
-              <w:rPr>
-                <w:rFonts w:ascii="Times New Roman" w:eastAsia="Times New Roman" w:hAnsi="Times New Roman" w:cs="Times New Roman"/>
-                <w:color w:val="000000"/>
-                <w:kern w:val="0"/>
-                <w:sz w:val="28"/>
-                <w:szCs w:val="28"/>
-                <w:lang w:val="vi-VN"/>
-                <w14:ligatures w14:val="none"/>
-              </w:rPr>
-              <w:t xml:space="preserve"> </w:t>
-            </w:r>
-            <w:r>
-              <w:rPr>
-                <w:rFonts w:ascii="Times New Roman" w:eastAsia="Times New Roman" w:hAnsi="Times New Roman" w:cs="Times New Roman"/>
-                <w:color w:val="000000"/>
-                <w:kern w:val="0"/>
-                <w:sz w:val="28"/>
-                <w:szCs w:val="28"/>
-                <w:lang w:val="vi-VN"/>
-                <w14:ligatures w14:val="none"/>
-              </w:rPr>
-              <w:t>ngoaiwueosodiahsnamsncjdksndbchdhsjd</w:t>
-            </w:r>
-          </w:p>
-          <w:p>
-            <w:pPr>
-              <w:pStyle w:val="ListParagraph"/>
-              <w:spacing w:line="360" w:lineRule="auto"/>
-              <w:ind w:left="0"/>
-              <w:rPr>
-                <w:rFonts w:ascii="Times New Roman" w:eastAsia="Times New Roman" w:hAnsi="Times New Roman" w:cs="Times New Roman"/>
-                <w:color w:val="000000"/>
-                <w:kern w:val="0"/>
-                <w:sz w:val="28"/>
-                <w:szCs w:val="28"/>
-                <w:lang w:val="vi-VN"/>
-                <w14:ligatures w14:val="none"/>
-              </w:rPr>
-            </w:pPr>
-            <w:r>
-              <w:rPr>
-                <w:rFonts w:ascii="Times New Roman" w:eastAsia="Times New Roman" w:hAnsi="Times New Roman" w:cs="Times New Roman"/>
-                <w:color w:val="000000"/>
-                <w:kern w:val="0"/>
-                <w:sz w:val="28"/>
-                <w:szCs w:val="28"/>
-                <w:lang w:val="vi-VN"/>
-                <w14:ligatures w14:val="none"/>
-              </w:rPr>
-              <w:t>hsjd</w:t>
-            </w:r>
-            <w:r>
-              <w:rPr>
-                <w:rFonts w:ascii="Times New Roman" w:eastAsia="Times New Roman" w:hAnsi="Times New Roman" w:cs="Times New Roman"/>
-                <w:color w:val="000000"/>
-                <w:kern w:val="0"/>
-                <w:sz w:val="28"/>
-                <w:szCs w:val="28"/>
-                <w:lang w:val="vi-VN"/>
-                <w14:ligatures w14:val="none"/>
-              </w:rPr>
-              <w:fldChar w:fldCharType="begin"/>
-            </w:r>
-            <w:r>
-              <w:rPr>
-                <w:rFonts w:ascii="Times New Roman" w:eastAsia="Times New Roman" w:hAnsi="Times New Roman" w:cs="Times New Roman"/>
-                <w:color w:val="000000"/>
-                <w:kern w:val="0"/>
-                <w:sz w:val="28"/>
-                <w:szCs w:val="28"/>
-                <w:lang w:val="vi-VN"/>
-                <w14:ligatures w14:val="none"/>
-              </w:rPr>
-              <w:instrText>HYPERLINK "mailto:</w:instrText>
-            </w:r>
-            <w:r>
-              <w:rPr>
-                <w:rFonts w:ascii="Times New Roman" w:eastAsia="Times New Roman" w:hAnsi="Times New Roman" w:cs="Times New Roman"/>
-                <w:color w:val="000000"/>
-                <w:kern w:val="0"/>
-                <w:sz w:val="28"/>
-                <w:szCs w:val="28"/>
-                <w:lang w:val="vi-VN"/>
-                <w14:ligatures w14:val="none"/>
-              </w:rPr>
-              <w:instrText>hsjdhsjdhdjchsjdhcjdhcjdjcjsieusiwoaisucuducisidi@gmail.com</w:instrText>
-            </w:r>
-            <w:r>
-              <w:rPr>
-                <w:rFonts w:ascii="Times New Roman" w:eastAsia="Times New Roman" w:hAnsi="Times New Roman" w:cs="Times New Roman"/>
-                <w:color w:val="000000"/>
-                <w:kern w:val="0"/>
-                <w:sz w:val="28"/>
-                <w:szCs w:val="28"/>
-                <w:lang w:val="vi-VN"/>
-                <w14:ligatures w14:val="none"/>
-              </w:rPr>
-              <w:instrText>"</w:instrText>
-            </w:r>
-            <w:r>
-              <w:rPr>
-                <w:rFonts w:ascii="Times New Roman" w:eastAsia="Times New Roman" w:hAnsi="Times New Roman" w:cs="Times New Roman"/>
-                <w:color w:val="000000"/>
-                <w:kern w:val="0"/>
-                <w:sz w:val="28"/>
-                <w:szCs w:val="28"/>
-                <w:lang w:val="vi-VN"/>
-                <w14:ligatures w14:val="none"/>
-              </w:rPr>
-              <w:fldChar w:fldCharType="separate"/>
-            </w:r>
-            <w:r>
-              <w:rPr>
-                <w:rStyle w:val="Hyperlink"/>
-                <w:rFonts w:ascii="Times New Roman" w:eastAsia="Times New Roman" w:hAnsi="Times New Roman" w:cs="Times New Roman"/>
-                <w:kern w:val="0"/>
-                <w:sz w:val="28"/>
-                <w:szCs w:val="28"/>
-                <w:lang w:val="vi-VN"/>
-                <w14:ligatures w14:val="none"/>
-              </w:rPr>
-              <w:t>hsjdhsjdhdjchsjdhcjdhcjdjcjsieusiwoaisu</w:t>
-            </w:r>
-            <w:r>
-              <w:rPr>
-                <w:rStyle w:val="Hyperlink"/>
-                <w:rFonts w:ascii="Times New Roman" w:eastAsia="Times New Roman" w:hAnsi="Times New Roman" w:cs="Times New Roman"/>
-                <w:kern w:val="0"/>
-                <w:sz w:val="28"/>
-                <w:szCs w:val="28"/>
-                <w:lang w:val="vi-VN"/>
-                <w14:ligatures w14:val="none"/>
-              </w:rPr>
-              <w:t>cuducisidi@gmail.com</w:t>
-            </w:r>
-            <w:r>
-              <w:rPr>
-                <w:rFonts w:ascii="Times New Roman" w:eastAsia="Times New Roman" w:hAnsi="Times New Roman" w:cs="Times New Roman"/>
-                <w:color w:val="000000"/>
-                <w:kern w:val="0"/>
-                <w:sz w:val="28"/>
-                <w:szCs w:val="28"/>
-                <w:lang w:val="vi-VN"/>
-                <w14:ligatures w14:val="none"/>
-              </w:rPr>
-              <w:fldChar w:fldCharType="end"/>
-            </w:r>
-            <w:r>
-              <w:rPr>
-                <w:rFonts w:ascii="Times New Roman" w:eastAsia="Times New Roman" w:hAnsi="Times New Roman" w:cs="Times New Roman"/>
-                <w:color w:val="000000"/>
-                <w:kern w:val="0"/>
-                <w:sz w:val="28"/>
-                <w:szCs w:val="28"/>
-                <w:lang w:val="vi-VN"/>
-                <w14:ligatures w14:val="none"/>
-              </w:rPr>
-              <w:t xml:space="preserve"> ; …..</w:t>
+              <w:t>a = name @gmail.com ; …..</w:t>
             </w:r>
           </w:p>
         </w:tc>
@@ -7982,7 +8046,7 @@
                 <w:lang w:val="vi-VN"/>
                 <w14:ligatures w14:val="none"/>
               </w:rPr>
-              <w:t>Email phải ít hơn 90 kí tự</w:t>
+              <w:t>Email không chứa dấu cách</w:t>
             </w:r>
           </w:p>
         </w:tc>
@@ -8019,7 +8083,7 @@
                 <w:lang w:val="vi-VN"/>
                 <w14:ligatures w14:val="none"/>
               </w:rPr>
-              <w:t>TC3</w:t>
+              <w:t>TC4</w:t>
             </w:r>
           </w:p>
         </w:tc>
@@ -8071,7 +8135,7 @@
                 <w:szCs w:val="28"/>
                 <w:lang w:val="vi-VN"/>
               </w:rPr>
-              <w:t>2</w:t>
+              <w:t>3</w:t>
             </w:r>
             <w:r>
               <w:rPr>
@@ -8121,15 +8185,6 @@
               </w:rPr>
               <w:t>H10</w:t>
             </w:r>
-            <w:r>
-              <w:rPr>
-                <w:color w:val="000000" w:themeColor="text1"/>
-                <w:sz w:val="28"/>
-                <w:szCs w:val="28"/>
-                <w:lang w:val="vi-VN"/>
-              </w:rPr>
-              <w:t>, H11,H12</w:t>
-            </w:r>
           </w:p>
         </w:tc>
         <w:tc>
@@ -8162,7 +8217,7 @@
                 <w:lang w:val="vi-VN"/>
                 <w14:ligatures w14:val="none"/>
               </w:rPr>
-              <w:t>a = name @gmail.com ; …..</w:t>
+              <w:t>a =      ; ….</w:t>
             </w:r>
           </w:p>
         </w:tc>
@@ -8197,7 +8252,7 @@
                 <w:lang w:val="vi-VN"/>
                 <w14:ligatures w14:val="none"/>
               </w:rPr>
-              <w:t>Email không chứa dấu cách</w:t>
+              <w:t>Email không được để trống</w:t>
             </w:r>
           </w:p>
         </w:tc>
@@ -8234,212 +8289,6 @@
                 <w:lang w:val="vi-VN"/>
                 <w14:ligatures w14:val="none"/>
               </w:rPr>
-              <w:t>TC4</w:t>
-            </w:r>
-          </w:p>
-        </w:tc>
-        <w:tc>
-          <w:tcPr>
-            <w:tcW w:w="2044" w:type="dxa"/>
-            <w:vAlign w:val="center"/>
-          </w:tcPr>
-          <w:p>
-            <w:pPr>
-              <w:pStyle w:val="p1"/>
-              <w:spacing w:line="360" w:lineRule="auto"/>
-              <w:jc w:val="center"/>
-              <w:rPr>
-                <w:color w:val="000000" w:themeColor="text1"/>
-                <w:sz w:val="28"/>
-                <w:szCs w:val="28"/>
-              </w:rPr>
-            </w:pPr>
-            <w:r>
-              <w:rPr>
-                <w:color w:val="000000" w:themeColor="text1"/>
-                <w:sz w:val="28"/>
-                <w:szCs w:val="28"/>
-                <w:lang w:val="vi-VN"/>
-              </w:rPr>
-              <w:t>H1</w:t>
-            </w:r>
-            <w:r>
-              <w:rPr>
-                <w:color w:val="000000" w:themeColor="text1"/>
-                <w:sz w:val="28"/>
-                <w:szCs w:val="28"/>
-              </w:rPr>
-              <w:t>,</w:t>
-            </w:r>
-            <w:r>
-              <w:rPr>
-                <w:color w:val="EE0000"/>
-                <w:sz w:val="28"/>
-                <w:szCs w:val="28"/>
-              </w:rPr>
-              <w:t>K</w:t>
-            </w:r>
-            <w:r>
-              <w:rPr>
-                <w:color w:val="EE0000"/>
-                <w:sz w:val="28"/>
-                <w:szCs w:val="28"/>
-                <w:lang w:val="vi-VN"/>
-              </w:rPr>
-              <w:t>3</w:t>
-            </w:r>
-            <w:r>
-              <w:rPr>
-                <w:color w:val="000000" w:themeColor="text1"/>
-                <w:sz w:val="28"/>
-                <w:szCs w:val="28"/>
-              </w:rPr>
-              <w:t>,H3,H4,H5,H6,</w:t>
-            </w:r>
-          </w:p>
-          <w:p>
-            <w:pPr>
-              <w:pStyle w:val="p1"/>
-              <w:spacing w:line="360" w:lineRule="auto"/>
-              <w:jc w:val="center"/>
-              <w:rPr>
-                <w:color w:val="000000" w:themeColor="text1"/>
-                <w:sz w:val="28"/>
-                <w:szCs w:val="28"/>
-                <w:lang w:val="vi-VN"/>
-              </w:rPr>
-            </w:pPr>
-            <w:r>
-              <w:rPr>
-                <w:color w:val="000000" w:themeColor="text1"/>
-                <w:sz w:val="28"/>
-                <w:szCs w:val="28"/>
-              </w:rPr>
-              <w:t>H7,H8,H9,</w:t>
-            </w:r>
-          </w:p>
-          <w:p>
-            <w:pPr>
-              <w:pStyle w:val="p1"/>
-              <w:spacing w:line="360" w:lineRule="auto"/>
-              <w:jc w:val="center"/>
-              <w:rPr>
-                <w:sz w:val="28"/>
-                <w:szCs w:val="28"/>
-              </w:rPr>
-            </w:pPr>
-            <w:r>
-              <w:rPr>
-                <w:color w:val="000000" w:themeColor="text1"/>
-                <w:sz w:val="28"/>
-                <w:szCs w:val="28"/>
-              </w:rPr>
-              <w:t>H10</w:t>
-            </w:r>
-          </w:p>
-        </w:tc>
-        <w:tc>
-          <w:tcPr>
-            <w:tcW w:w="4528" w:type="dxa"/>
-            <w:vAlign w:val="center"/>
-          </w:tcPr>
-          <w:p>
-            <w:pPr>
-              <w:pStyle w:val="ListParagraph"/>
-              <w:spacing w:line="360" w:lineRule="auto"/>
-              <w:ind w:left="0"/>
-              <w:rPr>
-                <w:rFonts w:ascii="Times New Roman" w:eastAsia="Times New Roman" w:hAnsi="Times New Roman" w:cs="Times New Roman"/>
-                <w:color w:val="000000"/>
-                <w:kern w:val="0"/>
-                <w:sz w:val="28"/>
-                <w:szCs w:val="28"/>
-                <w:lang w:val="vi-VN"/>
-                <w14:ligatures w14:val="none"/>
-              </w:rPr>
-            </w:pPr>
-            <w:r>
-              <w:rPr>
-                <w:rFonts w:ascii="Times New Roman" w:eastAsia="Times New Roman" w:hAnsi="Times New Roman" w:cs="Times New Roman"/>
-                <w:color w:val="000000"/>
-                <w:kern w:val="0"/>
-                <w:sz w:val="28"/>
-                <w:szCs w:val="28"/>
-                <w:lang w:val="vi-VN"/>
-                <w14:ligatures w14:val="none"/>
-              </w:rPr>
-              <w:t>a =      ; ….</w:t>
-            </w:r>
-          </w:p>
-        </w:tc>
-        <w:tc>
-          <w:tcPr>
-            <w:tcW w:w="2263" w:type="dxa"/>
-            <w:vAlign w:val="center"/>
-          </w:tcPr>
-          <w:p>
-            <w:pPr>
-              <w:pStyle w:val="ListParagraph"/>
-              <w:spacing w:line="360" w:lineRule="auto"/>
-              <w:ind w:left="0"/>
-              <w:jc w:val="center"/>
-              <w:rPr>
-                <w:rFonts w:ascii="Times New Roman" w:eastAsia="Times New Roman" w:hAnsi="Times New Roman" w:cs="Times New Roman"/>
-                <w:color w:val="000000"/>
-                <w:kern w:val="0"/>
-                <w:sz w:val="28"/>
-                <w:szCs w:val="28"/>
-                <w:lang w:val="vi-VN"/>
-                <w14:ligatures w14:val="none"/>
-              </w:rPr>
-            </w:pPr>
-            <w:r>
-              <w:rPr>
-                <w:rFonts w:ascii="Times New Roman" w:eastAsia="Times New Roman" w:hAnsi="Times New Roman" w:cs="Times New Roman"/>
-                <w:color w:val="000000"/>
-                <w:kern w:val="0"/>
-                <w:sz w:val="28"/>
-                <w:szCs w:val="28"/>
-                <w:lang w:val="vi-VN"/>
-                <w14:ligatures w14:val="none"/>
-              </w:rPr>
-              <w:t>Email không được để trống</w:t>
-            </w:r>
-          </w:p>
-        </w:tc>
-      </w:tr>
-      <w:tr>
-        <w:tc>
-          <w:tcPr>
-            <w:tcW w:w="941" w:type="dxa"/>
-            <w:vAlign w:val="center"/>
-          </w:tcPr>
-          <w:p>
-            <w:pPr>
-              <w:pStyle w:val="ListParagraph"/>
-              <w:spacing w:line="360" w:lineRule="auto"/>
-              <w:ind w:left="0"/>
-              <w:jc w:val="center"/>
-              <w:rPr>
-                <w:rFonts w:ascii="Times New Roman" w:eastAsia="Times New Roman" w:hAnsi="Times New Roman" w:cs="Times New Roman"/>
-                <w:color w:val="000000"/>
-                <w:kern w:val="0"/>
-                <w:sz w:val="28"/>
-                <w:szCs w:val="28"/>
-                <w:lang w:val="vi-VN"/>
-                <w14:ligatures w14:val="none"/>
-              </w:rPr>
-            </w:pPr>
-            <w:r>
-              <w:rPr>
-                <w:rFonts w:ascii="Times New Roman" w:eastAsia="Times New Roman" w:hAnsi="Times New Roman" w:cs="Times New Roman"/>
-                <w:color w:val="000000"/>
-                <w:kern w:val="0"/>
-                <w:sz w:val="28"/>
-                <w:szCs w:val="28"/>
-                <w:lang w:val="vi-VN"/>
-                <w14:ligatures w14:val="none"/>
-              </w:rPr>
               <w:t>TC5</w:t>
             </w:r>
           </w:p>
@@ -8597,7 +8446,7 @@
               <w:lastRenderedPageBreak/>
               <w:t xml:space="preserve">a = </w:t>
             </w:r>
-            <w:hyperlink r:id="rId10" w:history="1">
+            <w:hyperlink r:id="rId11" w:history="1">
               <w:r>
                 <w:rPr>
                   <w:rStyle w:val="Hyperlink"/>
@@ -8822,16 +8671,7 @@
                 <w:szCs w:val="28"/>
                 <w:lang w:val="vi-VN"/>
               </w:rPr>
-              <w:t>H10</w:t>
-            </w:r>
-            <w:r>
-              <w:rPr>
-                <w:color w:val="000000" w:themeColor="text1"/>
-                <w:sz w:val="28"/>
-                <w:szCs w:val="28"/>
-                <w:lang w:val="vi-VN"/>
-              </w:rPr>
-              <w:t>, H11,H12</w:t>
+              <w:t>H10, H11,H12</w:t>
             </w:r>
           </w:p>
         </w:tc>
@@ -11299,19 +11139,7 @@
                 <w:lang w:val="vi-VN"/>
                 <w14:ligatures w14:val="none"/>
               </w:rPr>
-              <w:t>ít nhất</w:t>
-            </w:r>
-            <w:r>
-              <w:rPr>
-                <w:rFonts w:ascii="Times New Roman" w:eastAsia="Times New Roman" w:hAnsi="Times New Roman" w:cs="Times New Roman"/>
-                <w:color w:val="000000"/>
-                <w:kern w:val="0"/>
-                <w:sz w:val="28"/>
-                <w:szCs w:val="28"/>
-                <w:lang w:val="vi-VN"/>
-                <w14:ligatures w14:val="none"/>
-              </w:rPr>
-              <w:t xml:space="preserve"> </w:t>
+              <w:t xml:space="preserve">ít nhất </w:t>
             </w:r>
             <w:r>
               <w:rPr>
@@ -11623,19 +11451,7 @@
                 <w:lang w:val="vi-VN"/>
                 <w14:ligatures w14:val="none"/>
               </w:rPr>
-              <w:t xml:space="preserve">Mật khẩu phải có ít nhất 1 kí tự chữ </w:t>
-            </w:r>
-            <w:r>
-              <w:rPr>
-                <w:rFonts w:ascii="Times New Roman" w:eastAsia="Times New Roman" w:hAnsi="Times New Roman" w:cs="Times New Roman"/>
-                <w:color w:val="000000"/>
-                <w:kern w:val="0"/>
-                <w:sz w:val="28"/>
-                <w:szCs w:val="28"/>
-                <w:lang w:val="vi-VN"/>
-                <w14:ligatures w14:val="none"/>
-              </w:rPr>
-              <w:t>thường</w:t>
+              <w:t>Mật khẩu phải có ít nhất 1 kí tự chữ thường</w:t>
             </w:r>
           </w:p>
         </w:tc>
@@ -11817,15 +11633,7 @@
                 <w:sz w:val="28"/>
                 <w:szCs w:val="28"/>
               </w:rPr>
-              <w:t xml:space="preserve"> </w:t>
-            </w:r>
-            <w:r>
-              <w:rPr>
-                <w:color w:val="000000" w:themeColor="text1"/>
-                <w:sz w:val="28"/>
-                <w:szCs w:val="28"/>
-              </w:rPr>
-              <w:t>,H9,</w:t>
+              <w:t xml:space="preserve"> ,H9,</w:t>
             </w:r>
           </w:p>
           <w:p>
@@ -11935,19 +11743,7 @@
                 <w:lang w:val="vi-VN"/>
                 <w14:ligatures w14:val="none"/>
               </w:rPr>
-              <w:t xml:space="preserve">Mật khẩu phải có ít nhất 1 kí tự </w:t>
-            </w:r>
-            <w:r>
-              <w:rPr>
-                <w:rFonts w:ascii="Times New Roman" w:eastAsia="Times New Roman" w:hAnsi="Times New Roman" w:cs="Times New Roman"/>
-                <w:color w:val="000000"/>
-                <w:kern w:val="0"/>
-                <w:sz w:val="28"/>
-                <w:szCs w:val="28"/>
-                <w:lang w:val="vi-VN"/>
-                <w14:ligatures w14:val="none"/>
-              </w:rPr>
-              <w:t>số</w:t>
+              <w:t>Mật khẩu phải có ít nhất 1 kí tự số</w:t>
             </w:r>
           </w:p>
         </w:tc>
@@ -12250,19 +12046,7 @@
                 <w:lang w:val="vi-VN"/>
                 <w14:ligatures w14:val="none"/>
               </w:rPr>
-              <w:t xml:space="preserve">Mật khẩu </w:t>
-            </w:r>
-            <w:r>
-              <w:rPr>
-                <w:rFonts w:ascii="Times New Roman" w:eastAsia="Times New Roman" w:hAnsi="Times New Roman" w:cs="Times New Roman"/>
-                <w:color w:val="000000"/>
-                <w:kern w:val="0"/>
-                <w:sz w:val="28"/>
-                <w:szCs w:val="28"/>
-                <w:lang w:val="vi-VN"/>
-                <w14:ligatures w14:val="none"/>
-              </w:rPr>
-              <w:t>không chứa dấu cách</w:t>
+              <w:t>Mật khẩu không chứa dấu cách</w:t>
             </w:r>
           </w:p>
         </w:tc>
@@ -12554,43 +12338,7 @@
                 <w:lang w:val="vi-VN"/>
                 <w14:ligatures w14:val="none"/>
               </w:rPr>
-              <w:t>Mật khẩu phải có</w:t>
-            </w:r>
-            <w:r>
-              <w:rPr>
-                <w:rFonts w:ascii="Times New Roman" w:eastAsia="Times New Roman" w:hAnsi="Times New Roman" w:cs="Times New Roman"/>
-                <w:color w:val="000000"/>
-                <w:kern w:val="0"/>
-                <w:sz w:val="28"/>
-                <w:szCs w:val="28"/>
-                <w:lang w:val="vi-VN"/>
-                <w14:ligatures w14:val="none"/>
-              </w:rPr>
-              <w:t xml:space="preserve"> ít nhất</w:t>
-            </w:r>
-            <w:r>
-              <w:rPr>
-                <w:rFonts w:ascii="Times New Roman" w:eastAsia="Times New Roman" w:hAnsi="Times New Roman" w:cs="Times New Roman"/>
-                <w:color w:val="000000"/>
-                <w:kern w:val="0"/>
-                <w:sz w:val="28"/>
-                <w:szCs w:val="28"/>
-                <w:lang w:val="vi-VN"/>
-                <w14:ligatures w14:val="none"/>
-              </w:rPr>
-              <w:t xml:space="preserve"> 1 kí tự </w:t>
-            </w:r>
-            <w:r>
-              <w:rPr>
-                <w:rFonts w:ascii="Times New Roman" w:eastAsia="Times New Roman" w:hAnsi="Times New Roman" w:cs="Times New Roman"/>
-                <w:color w:val="000000"/>
-                <w:kern w:val="0"/>
-                <w:sz w:val="28"/>
-                <w:szCs w:val="28"/>
-                <w:lang w:val="vi-VN"/>
-                <w14:ligatures w14:val="none"/>
-              </w:rPr>
-              <w:t>đặc biệt</w:t>
+              <w:t>Mật khẩu phải có ít nhất 1 kí tự đặc biệt</w:t>
             </w:r>
           </w:p>
         </w:tc>
@@ -14639,6 +14387,11 @@
     </w:p>
     <w:p>
       <w:pPr>
+        <w:pStyle w:val="ListParagraph"/>
+        <w:numPr>
+          <w:ilvl w:val="0"/>
+          <w:numId w:val="12"/>
+        </w:numPr>
         <w:spacing w:after="0" w:line="360" w:lineRule="auto"/>
         <w:rPr>
           <w:rFonts w:ascii="Times New Roman" w:eastAsia="Times New Roman" w:hAnsi="Times New Roman" w:cs="Times New Roman"/>
@@ -14648,10 +14401,308 @@
           <w:kern w:val="0"/>
           <w:sz w:val="28"/>
           <w:szCs w:val="28"/>
+          <w:lang w:val="en-US"/>
+          <w14:ligatures w14:val="none"/>
+        </w:rPr>
+      </w:pPr>
+      <w:r>
+        <w:rPr>
+          <w:rFonts w:ascii="Times New Roman" w:eastAsia="Times New Roman" w:hAnsi="Times New Roman" w:cs="Times New Roman"/>
+          <w:b/>
+          <w:bCs/>
+          <w:color w:val="000000"/>
+          <w:kern w:val="0"/>
+          <w:sz w:val="28"/>
+          <w:szCs w:val="28"/>
+          <w:lang w:val="en-US"/>
+          <w14:ligatures w14:val="none"/>
+        </w:rPr>
+        <w:t xml:space="preserve">Test </w:t>
+      </w:r>
+      <w:r>
+        <w:rPr>
+          <w:rFonts w:ascii="Times New Roman" w:eastAsia="Times New Roman" w:hAnsi="Times New Roman" w:cs="Times New Roman"/>
+          <w:b/>
+          <w:bCs/>
+          <w:color w:val="000000"/>
+          <w:kern w:val="0"/>
+          <w:sz w:val="28"/>
+          <w:szCs w:val="28"/>
           <w:lang w:val="vi-VN"/>
           <w14:ligatures w14:val="none"/>
         </w:rPr>
+        <w:t>trường nhập email:</w:t>
+      </w:r>
+    </w:p>
+    <w:p>
+      <w:pPr>
+        <w:spacing w:after="0" w:line="360" w:lineRule="auto"/>
+        <w:rPr>
+          <w:rFonts w:ascii="Times New Roman" w:eastAsia="Times New Roman" w:hAnsi="Times New Roman" w:cs="Times New Roman"/>
+          <w:b/>
+          <w:bCs/>
+          <w:color w:val="000000"/>
+          <w:kern w:val="0"/>
+          <w:sz w:val="28"/>
+          <w:szCs w:val="28"/>
+          <w:lang w:val="vi-VN"/>
+          <w14:ligatures w14:val="none"/>
+        </w:rPr>
       </w:pPr>
+      <w:r>
+        <w:rPr>
+          <w:rFonts w:ascii="Times New Roman" w:eastAsia="Times New Roman" w:hAnsi="Times New Roman" w:cs="Times New Roman"/>
+          <w:b/>
+          <w:bCs/>
+          <w:color w:val="000000"/>
+          <w:kern w:val="0"/>
+          <w:sz w:val="28"/>
+          <w:szCs w:val="28"/>
+          <w:lang w:val="en-US"/>
+          <w14:ligatures w14:val="none"/>
+        </w:rPr>
+        <w:drawing>
+          <wp:inline distT="0" distB="0" distL="0" distR="0" wp14:anchorId="004A3B34" wp14:editId="54F2AC36">
+            <wp:extent cx="6301105" cy="3313430"/>
+            <wp:effectExtent l="0" t="0" r="0" b="1270"/>
+            <wp:docPr id="1099000614" name="Picture 1" descr="A screenshot of a computer&#10;&#10;AI-generated content may be incorrect."/>
+            <wp:cNvGraphicFramePr>
+              <a:graphicFrameLocks xmlns:a="http://schemas.openxmlformats.org/drawingml/2006/main" noChangeAspect="1"/>
+            </wp:cNvGraphicFramePr>
+            <a:graphic xmlns:a="http://schemas.openxmlformats.org/drawingml/2006/main">
+              <a:graphicData uri="http://schemas.openxmlformats.org/drawingml/2006/picture">
+                <pic:pic xmlns:pic="http://schemas.openxmlformats.org/drawingml/2006/picture">
+                  <pic:nvPicPr>
+                    <pic:cNvPr id="1099000614" name="Picture 1" descr="A screenshot of a computer&#10;&#10;AI-generated content may be incorrect."/>
+                    <pic:cNvPicPr/>
+                  </pic:nvPicPr>
+                  <pic:blipFill>
+                    <a:blip r:embed="rId12"/>
+                    <a:stretch>
+                      <a:fillRect/>
+                    </a:stretch>
+                  </pic:blipFill>
+                  <pic:spPr>
+                    <a:xfrm>
+                      <a:off x="0" y="0"/>
+                      <a:ext cx="6301105" cy="3313430"/>
+                    </a:xfrm>
+                    <a:prstGeom prst="rect">
+                      <a:avLst/>
+                    </a:prstGeom>
+                  </pic:spPr>
+                </pic:pic>
+              </a:graphicData>
+            </a:graphic>
+          </wp:inline>
+        </w:drawing>
+      </w:r>
+    </w:p>
+    <w:p>
+      <w:pPr>
+        <w:pStyle w:val="ListParagraph"/>
+        <w:numPr>
+          <w:ilvl w:val="0"/>
+          <w:numId w:val="12"/>
+        </w:numPr>
+        <w:spacing w:after="0" w:line="360" w:lineRule="auto"/>
+        <w:rPr>
+          <w:rFonts w:ascii="Times New Roman" w:eastAsia="Times New Roman" w:hAnsi="Times New Roman" w:cs="Times New Roman"/>
+          <w:b/>
+          <w:bCs/>
+          <w:color w:val="000000"/>
+          <w:kern w:val="0"/>
+          <w:sz w:val="28"/>
+          <w:szCs w:val="28"/>
+          <w:lang w:val="vi-VN"/>
+          <w14:ligatures w14:val="none"/>
+        </w:rPr>
+      </w:pPr>
+      <w:r>
+        <w:rPr>
+          <w:rFonts w:ascii="Times New Roman" w:eastAsia="Times New Roman" w:hAnsi="Times New Roman" w:cs="Times New Roman"/>
+          <w:b/>
+          <w:bCs/>
+          <w:color w:val="000000"/>
+          <w:kern w:val="0"/>
+          <w:sz w:val="28"/>
+          <w:szCs w:val="28"/>
+          <w:lang w:val="vi-VN"/>
+          <w14:ligatures w14:val="none"/>
+        </w:rPr>
+        <w:t>Test trường nhập OTP:</w:t>
+      </w:r>
+    </w:p>
+    <w:p>
+      <w:pPr>
+        <w:spacing w:after="0" w:line="360" w:lineRule="auto"/>
+        <w:rPr>
+          <w:rFonts w:ascii="Times New Roman" w:eastAsia="Times New Roman" w:hAnsi="Times New Roman" w:cs="Times New Roman"/>
+          <w:b/>
+          <w:bCs/>
+          <w:color w:val="000000"/>
+          <w:kern w:val="0"/>
+          <w:sz w:val="28"/>
+          <w:szCs w:val="28"/>
+          <w:lang w:val="vi-VN"/>
+          <w14:ligatures w14:val="none"/>
+        </w:rPr>
+      </w:pPr>
+      <w:r>
+        <w:rPr>
+          <w:rFonts w:ascii="Times New Roman" w:eastAsia="Times New Roman" w:hAnsi="Times New Roman" w:cs="Times New Roman"/>
+          <w:b/>
+          <w:bCs/>
+          <w:color w:val="000000"/>
+          <w:kern w:val="0"/>
+          <w:sz w:val="28"/>
+          <w:szCs w:val="28"/>
+          <w:lang w:val="vi-VN"/>
+          <w14:ligatures w14:val="none"/>
+        </w:rPr>
+        <w:lastRenderedPageBreak/>
+        <w:drawing>
+          <wp:inline distT="0" distB="0" distL="0" distR="0" wp14:anchorId="53ACAD11" wp14:editId="44C2F148">
+            <wp:extent cx="6301105" cy="3945890"/>
+            <wp:effectExtent l="0" t="0" r="0" b="3810"/>
+            <wp:docPr id="1391177200" name="Picture 1" descr="A screenshot of a computer&#10;&#10;AI-generated content may be incorrect."/>
+            <wp:cNvGraphicFramePr>
+              <a:graphicFrameLocks xmlns:a="http://schemas.openxmlformats.org/drawingml/2006/main" noChangeAspect="1"/>
+            </wp:cNvGraphicFramePr>
+            <a:graphic xmlns:a="http://schemas.openxmlformats.org/drawingml/2006/main">
+              <a:graphicData uri="http://schemas.openxmlformats.org/drawingml/2006/picture">
+                <pic:pic xmlns:pic="http://schemas.openxmlformats.org/drawingml/2006/picture">
+                  <pic:nvPicPr>
+                    <pic:cNvPr id="1391177200" name="Picture 1" descr="A screenshot of a computer&#10;&#10;AI-generated content may be incorrect."/>
+                    <pic:cNvPicPr/>
+                  </pic:nvPicPr>
+                  <pic:blipFill>
+                    <a:blip r:embed="rId13"/>
+                    <a:stretch>
+                      <a:fillRect/>
+                    </a:stretch>
+                  </pic:blipFill>
+                  <pic:spPr>
+                    <a:xfrm>
+                      <a:off x="0" y="0"/>
+                      <a:ext cx="6301105" cy="3945890"/>
+                    </a:xfrm>
+                    <a:prstGeom prst="rect">
+                      <a:avLst/>
+                    </a:prstGeom>
+                  </pic:spPr>
+                </pic:pic>
+              </a:graphicData>
+            </a:graphic>
+          </wp:inline>
+        </w:drawing>
+      </w:r>
+    </w:p>
+    <w:p>
+      <w:pPr>
+        <w:pStyle w:val="ListParagraph"/>
+        <w:numPr>
+          <w:ilvl w:val="0"/>
+          <w:numId w:val="12"/>
+        </w:numPr>
+        <w:spacing w:after="0" w:line="360" w:lineRule="auto"/>
+        <w:rPr>
+          <w:rFonts w:ascii="Times New Roman" w:eastAsia="Times New Roman" w:hAnsi="Times New Roman" w:cs="Times New Roman"/>
+          <w:b/>
+          <w:bCs/>
+          <w:color w:val="000000"/>
+          <w:kern w:val="0"/>
+          <w:sz w:val="28"/>
+          <w:szCs w:val="28"/>
+          <w:lang w:val="vi-VN"/>
+          <w14:ligatures w14:val="none"/>
+        </w:rPr>
+      </w:pPr>
+      <w:r>
+        <w:rPr>
+          <w:rFonts w:ascii="Times New Roman" w:eastAsia="Times New Roman" w:hAnsi="Times New Roman" w:cs="Times New Roman"/>
+          <w:b/>
+          <w:bCs/>
+          <w:color w:val="000000"/>
+          <w:kern w:val="0"/>
+          <w:sz w:val="28"/>
+          <w:szCs w:val="28"/>
+          <w:lang w:val="vi-VN"/>
+          <w14:ligatures w14:val="none"/>
+        </w:rPr>
+        <w:t>Test trường nhập mật khẩu:</w:t>
+      </w:r>
+    </w:p>
+    <w:p>
+      <w:pPr>
+        <w:spacing w:after="0" w:line="360" w:lineRule="auto"/>
+        <w:rPr>
+          <w:rFonts w:ascii="Times New Roman" w:eastAsia="Times New Roman" w:hAnsi="Times New Roman" w:cs="Times New Roman"/>
+          <w:b/>
+          <w:bCs/>
+          <w:color w:val="000000"/>
+          <w:kern w:val="0"/>
+          <w:sz w:val="28"/>
+          <w:szCs w:val="28"/>
+          <w:lang w:val="vi-VN"/>
+          <w14:ligatures w14:val="none"/>
+        </w:rPr>
+      </w:pPr>
+      <w:r>
+        <w:rPr>
+          <w:rFonts w:ascii="Times New Roman" w:eastAsia="Times New Roman" w:hAnsi="Times New Roman" w:cs="Times New Roman"/>
+          <w:b/>
+          <w:bCs/>
+          <w:noProof/>
+          <w:color w:val="000000"/>
+          <w:kern w:val="0"/>
+          <w:sz w:val="28"/>
+          <w:szCs w:val="28"/>
+          <w:lang w:val="vi-VN"/>
+        </w:rPr>
+        <w:lastRenderedPageBreak/>
+        <w:drawing>
+          <wp:inline distT="0" distB="0" distL="0" distR="0" wp14:anchorId="1EE29D1E" wp14:editId="4EF56C08">
+            <wp:extent cx="6301105" cy="5514340"/>
+            <wp:effectExtent l="0" t="0" r="0" b="0"/>
+            <wp:docPr id="551836837" name="Picture 1" descr="A screenshot of a computer&#10;&#10;AI-generated content may be incorrect."/>
+            <wp:cNvGraphicFramePr>
+              <a:graphicFrameLocks xmlns:a="http://schemas.openxmlformats.org/drawingml/2006/main" noChangeAspect="1"/>
+            </wp:cNvGraphicFramePr>
+            <a:graphic xmlns:a="http://schemas.openxmlformats.org/drawingml/2006/main">
+              <a:graphicData uri="http://schemas.openxmlformats.org/drawingml/2006/picture">
+                <pic:pic xmlns:pic="http://schemas.openxmlformats.org/drawingml/2006/picture">
+                  <pic:nvPicPr>
+                    <pic:cNvPr id="551836837" name="Picture 1" descr="A screenshot of a computer&#10;&#10;AI-generated content may be incorrect."/>
+                    <pic:cNvPicPr/>
+                  </pic:nvPicPr>
+                  <pic:blipFill>
+                    <a:blip r:embed="rId14">
+                      <a:extLst>
+                        <a:ext uri="{28A0092B-C50C-407E-A947-70E740481C1C}">
+                          <a14:useLocalDpi xmlns:a14="http://schemas.microsoft.com/office/drawing/2010/main" val="0"/>
+                        </a:ext>
+                      </a:extLst>
+                    </a:blip>
+                    <a:stretch>
+                      <a:fillRect/>
+                    </a:stretch>
+                  </pic:blipFill>
+                  <pic:spPr>
+                    <a:xfrm>
+                      <a:off x="0" y="0"/>
+                      <a:ext cx="6301105" cy="5514340"/>
+                    </a:xfrm>
+                    <a:prstGeom prst="rect">
+                      <a:avLst/>
+                    </a:prstGeom>
+                  </pic:spPr>
+                </pic:pic>
+              </a:graphicData>
+            </a:graphic>
+          </wp:inline>
+        </w:drawing>
+      </w:r>
     </w:p>
     <w:p>
       <w:pPr>
@@ -14750,6 +14801,7 @@
       <w:r>
         <w:rPr>
           <w:rFonts w:ascii="Times New Roman" w:eastAsia="Times New Roman" w:hAnsi="Times New Roman" w:cs="Times New Roman"/>
+          <w:noProof/>
           <w:color w:val="000000"/>
           <w:kern w:val="0"/>
           <w:sz w:val="28"/>
@@ -14757,6 +14809,7 @@
           <w:lang w:val="vi-VN"/>
           <w14:ligatures w14:val="none"/>
         </w:rPr>
+        <w:lastRenderedPageBreak/>
         <w:drawing>
           <wp:inline distT="0" distB="0" distL="0" distR="0" wp14:anchorId="273ACEF6" wp14:editId="457368BB">
             <wp:extent cx="3784600" cy="3429000"/>
@@ -14773,7 +14826,7 @@
                     <pic:cNvPicPr/>
                   </pic:nvPicPr>
                   <pic:blipFill>
-                    <a:blip r:embed="rId11"/>
+                    <a:blip r:embed="rId15"/>
                     <a:stretch>
                       <a:fillRect/>
                     </a:stretch>
@@ -15098,7 +15151,6 @@
                 <w:lang w:val="vi-VN"/>
                 <w14:ligatures w14:val="none"/>
               </w:rPr>
-              <w:lastRenderedPageBreak/>
               <w:t>Đầu vào</w:t>
             </w:r>
           </w:p>
@@ -17277,7 +17329,6 @@
           <w:szCs w:val="28"/>
           <w14:ligatures w14:val="none"/>
         </w:rPr>
-        <w:lastRenderedPageBreak/>
         <w:t>Bảng thiết kế TestCase theo bảng quyết định</w:t>
       </w:r>
       <w:r>
@@ -17749,12 +17800,14 @@
       <w:r>
         <w:rPr>
           <w:rFonts w:ascii="Times New Roman" w:hAnsi="Times New Roman" w:cs="Times New Roman"/>
+          <w:noProof/>
           <w:color w:val="000000"/>
           <w:kern w:val="0"/>
           <w:sz w:val="28"/>
           <w:szCs w:val="28"/>
           <w:lang w:val="vi-VN"/>
         </w:rPr>
+        <w:lastRenderedPageBreak/>
         <w:drawing>
           <wp:inline distT="0" distB="0" distL="0" distR="0" wp14:anchorId="67F58513" wp14:editId="67050ABB">
             <wp:extent cx="5676900" cy="2273300"/>
@@ -17771,7 +17824,7 @@
                     <pic:cNvPicPr/>
                   </pic:nvPicPr>
                   <pic:blipFill>
-                    <a:blip r:embed="rId12"/>
+                    <a:blip r:embed="rId16"/>
                     <a:stretch>
                       <a:fillRect/>
                     </a:stretch>
@@ -18683,6 +18736,118 @@
     </w:lvl>
   </w:abstractNum>
   <w:abstractNum w:abstractNumId="9" w15:restartNumberingAfterBreak="0">
+    <w:nsid w:val="659C6EED"/>
+    <w:multiLevelType w:val="hybridMultilevel"/>
+    <w:tmpl w:val="D40C8764"/>
+    <w:lvl w:ilvl="0" w:tplc="0C7EBB1C">
+      <w:numFmt w:val="bullet"/>
+      <w:lvlText w:val="-"/>
+      <w:lvlJc w:val="left"/>
+      <w:pPr>
+        <w:ind w:left="720" w:hanging="360"/>
+      </w:pPr>
+      <w:rPr>
+        <w:rFonts w:ascii="Times New Roman" w:eastAsia="Times New Roman" w:hAnsi="Times New Roman" w:cs="Times New Roman" w:hint="default"/>
+      </w:rPr>
+    </w:lvl>
+    <w:lvl w:ilvl="1" w:tplc="04090003" w:tentative="1">
+      <w:start w:val="1"/>
+      <w:numFmt w:val="bullet"/>
+      <w:lvlText w:val="o"/>
+      <w:lvlJc w:val="left"/>
+      <w:pPr>
+        <w:ind w:left="1440" w:hanging="360"/>
+      </w:pPr>
+      <w:rPr>
+        <w:rFonts w:ascii="Courier New" w:hAnsi="Courier New" w:cs="Courier New" w:hint="default"/>
+      </w:rPr>
+    </w:lvl>
+    <w:lvl w:ilvl="2" w:tplc="04090005" w:tentative="1">
+      <w:start w:val="1"/>
+      <w:numFmt w:val="bullet"/>
+      <w:lvlText w:val=""/>
+      <w:lvlJc w:val="left"/>
+      <w:pPr>
+        <w:ind w:left="2160" w:hanging="360"/>
+      </w:pPr>
+      <w:rPr>
+        <w:rFonts w:ascii="Wingdings" w:hAnsi="Wingdings" w:hint="default"/>
+      </w:rPr>
+    </w:lvl>
+    <w:lvl w:ilvl="3" w:tplc="04090001" w:tentative="1">
+      <w:start w:val="1"/>
+      <w:numFmt w:val="bullet"/>
+      <w:lvlText w:val=""/>
+      <w:lvlJc w:val="left"/>
+      <w:pPr>
+        <w:ind w:left="2880" w:hanging="360"/>
+      </w:pPr>
+      <w:rPr>
+        <w:rFonts w:ascii="Symbol" w:hAnsi="Symbol" w:hint="default"/>
+      </w:rPr>
+    </w:lvl>
+    <w:lvl w:ilvl="4" w:tplc="04090003" w:tentative="1">
+      <w:start w:val="1"/>
+      <w:numFmt w:val="bullet"/>
+      <w:lvlText w:val="o"/>
+      <w:lvlJc w:val="left"/>
+      <w:pPr>
+        <w:ind w:left="3600" w:hanging="360"/>
+      </w:pPr>
+      <w:rPr>
+        <w:rFonts w:ascii="Courier New" w:hAnsi="Courier New" w:cs="Courier New" w:hint="default"/>
+      </w:rPr>
+    </w:lvl>
+    <w:lvl w:ilvl="5" w:tplc="04090005" w:tentative="1">
+      <w:start w:val="1"/>
+      <w:numFmt w:val="bullet"/>
+      <w:lvlText w:val=""/>
+      <w:lvlJc w:val="left"/>
+      <w:pPr>
+        <w:ind w:left="4320" w:hanging="360"/>
+      </w:pPr>
+      <w:rPr>
+        <w:rFonts w:ascii="Wingdings" w:hAnsi="Wingdings" w:hint="default"/>
+      </w:rPr>
+    </w:lvl>
+    <w:lvl w:ilvl="6" w:tplc="04090001" w:tentative="1">
+      <w:start w:val="1"/>
+      <w:numFmt w:val="bullet"/>
+      <w:lvlText w:val=""/>
+      <w:lvlJc w:val="left"/>
+      <w:pPr>
+        <w:ind w:left="5040" w:hanging="360"/>
+      </w:pPr>
+      <w:rPr>
+        <w:rFonts w:ascii="Symbol" w:hAnsi="Symbol" w:hint="default"/>
+      </w:rPr>
+    </w:lvl>
+    <w:lvl w:ilvl="7" w:tplc="04090003" w:tentative="1">
+      <w:start w:val="1"/>
+      <w:numFmt w:val="bullet"/>
+      <w:lvlText w:val="o"/>
+      <w:lvlJc w:val="left"/>
+      <w:pPr>
+        <w:ind w:left="5760" w:hanging="360"/>
+      </w:pPr>
+      <w:rPr>
+        <w:rFonts w:ascii="Courier New" w:hAnsi="Courier New" w:cs="Courier New" w:hint="default"/>
+      </w:rPr>
+    </w:lvl>
+    <w:lvl w:ilvl="8" w:tplc="04090005" w:tentative="1">
+      <w:start w:val="1"/>
+      <w:numFmt w:val="bullet"/>
+      <w:lvlText w:val=""/>
+      <w:lvlJc w:val="left"/>
+      <w:pPr>
+        <w:ind w:left="6480" w:hanging="360"/>
+      </w:pPr>
+      <w:rPr>
+        <w:rFonts w:ascii="Wingdings" w:hAnsi="Wingdings" w:hint="default"/>
+      </w:rPr>
+    </w:lvl>
+  </w:abstractNum>
+  <w:abstractNum w:abstractNumId="10" w15:restartNumberingAfterBreak="0">
     <w:nsid w:val="689A1D05"/>
     <w:multiLevelType w:val="hybridMultilevel"/>
     <w:tmpl w:val="FCB2E834"/>
@@ -18795,7 +18960,7 @@
       </w:rPr>
     </w:lvl>
   </w:abstractNum>
-  <w:abstractNum w:abstractNumId="10" w15:restartNumberingAfterBreak="0">
+  <w:abstractNum w:abstractNumId="11" w15:restartNumberingAfterBreak="0">
     <w:nsid w:val="74CE460E"/>
     <w:multiLevelType w:val="hybridMultilevel"/>
     <w:tmpl w:val="B1104F24"/>
@@ -18894,7 +19059,7 @@
     <w:abstractNumId w:val="2"/>
   </w:num>
   <w:num w:numId="4" w16cid:durableId="774011734">
-    <w:abstractNumId w:val="10"/>
+    <w:abstractNumId w:val="11"/>
   </w:num>
   <w:num w:numId="5" w16cid:durableId="970090637">
     <w:abstractNumId w:val="7"/>
@@ -18906,7 +19071,7 @@
     <w:abstractNumId w:val="4"/>
   </w:num>
   <w:num w:numId="8" w16cid:durableId="995107197">
-    <w:abstractNumId w:val="9"/>
+    <w:abstractNumId w:val="10"/>
   </w:num>
   <w:num w:numId="9" w16cid:durableId="208222649">
     <w:abstractNumId w:val="3"/>
@@ -18916,6 +19081,9 @@
   </w:num>
   <w:num w:numId="11" w16cid:durableId="1420100740">
     <w:abstractNumId w:val="8"/>
+  </w:num>
+  <w:num w:numId="12" w16cid:durableId="1286503161">
+    <w:abstractNumId w:val="9"/>
   </w:num>
 </w:numbering>
 </file>

--- a/testcasecuadat.docx
+++ b/testcasecuadat.docx
@@ -14454,18 +14454,18 @@
           <w:rFonts w:ascii="Times New Roman" w:eastAsia="Times New Roman" w:hAnsi="Times New Roman" w:cs="Times New Roman"/>
           <w:b/>
           <w:bCs/>
-          <w:color w:val="000000"/>
-          <w:kern w:val="0"/>
-          <w:sz w:val="28"/>
-          <w:szCs w:val="28"/>
-          <w:lang w:val="en-US"/>
-          <w14:ligatures w14:val="none"/>
+          <w:noProof/>
+          <w:color w:val="000000"/>
+          <w:kern w:val="0"/>
+          <w:sz w:val="28"/>
+          <w:szCs w:val="28"/>
+          <w:lang w:val="vi-VN"/>
         </w:rPr>
         <w:drawing>
-          <wp:inline distT="0" distB="0" distL="0" distR="0" wp14:anchorId="004A3B34" wp14:editId="54F2AC36">
-            <wp:extent cx="6301105" cy="3313430"/>
-            <wp:effectExtent l="0" t="0" r="0" b="1270"/>
-            <wp:docPr id="1099000614" name="Picture 1" descr="A screenshot of a computer&#10;&#10;AI-generated content may be incorrect."/>
+          <wp:inline distT="0" distB="0" distL="0" distR="0" wp14:anchorId="6805FDCD" wp14:editId="1B66C063">
+            <wp:extent cx="6301105" cy="4218305"/>
+            <wp:effectExtent l="0" t="0" r="0" b="0"/>
+            <wp:docPr id="106427492" name="Picture 1" descr="A computer screen shot of a black screen&#10;&#10;AI-generated content may be incorrect."/>
             <wp:cNvGraphicFramePr>
               <a:graphicFrameLocks xmlns:a="http://schemas.openxmlformats.org/drawingml/2006/main" noChangeAspect="1"/>
             </wp:cNvGraphicFramePr>
@@ -14473,11 +14473,17 @@
               <a:graphicData uri="http://schemas.openxmlformats.org/drawingml/2006/picture">
                 <pic:pic xmlns:pic="http://schemas.openxmlformats.org/drawingml/2006/picture">
                   <pic:nvPicPr>
-                    <pic:cNvPr id="1099000614" name="Picture 1" descr="A screenshot of a computer&#10;&#10;AI-generated content may be incorrect."/>
+                    <pic:cNvPr id="106427492" name="Picture 1" descr="A computer screen shot of a black screen&#10;&#10;AI-generated content may be incorrect."/>
                     <pic:cNvPicPr/>
                   </pic:nvPicPr>
                   <pic:blipFill>
-                    <a:blip r:embed="rId12"/>
+                    <a:blip r:embed="rId12">
+                      <a:extLst>
+                        <a:ext uri="{28A0092B-C50C-407E-A947-70E740481C1C}">
+                          <a14:useLocalDpi xmlns:a14="http://schemas.microsoft.com/office/drawing/2010/main" val="0"/>
+                        </a:ext>
+                      </a:extLst>
+                    </a:blip>
                     <a:stretch>
                       <a:fillRect/>
                     </a:stretch>
@@ -14485,7 +14491,7 @@
                   <pic:spPr>
                     <a:xfrm>
                       <a:off x="0" y="0"/>
-                      <a:ext cx="6301105" cy="3313430"/>
+                      <a:ext cx="6301105" cy="4218305"/>
                     </a:xfrm>
                     <a:prstGeom prst="rect">
                       <a:avLst/>
@@ -14553,19 +14559,19 @@
           <w:rFonts w:ascii="Times New Roman" w:eastAsia="Times New Roman" w:hAnsi="Times New Roman" w:cs="Times New Roman"/>
           <w:b/>
           <w:bCs/>
+          <w:noProof/>
           <w:color w:val="000000"/>
           <w:kern w:val="0"/>
           <w:sz w:val="28"/>
           <w:szCs w:val="28"/>
           <w:lang w:val="vi-VN"/>
-          <w14:ligatures w14:val="none"/>
         </w:rPr>
         <w:lastRenderedPageBreak/>
         <w:drawing>
-          <wp:inline distT="0" distB="0" distL="0" distR="0" wp14:anchorId="53ACAD11" wp14:editId="44C2F148">
-            <wp:extent cx="6301105" cy="3945890"/>
-            <wp:effectExtent l="0" t="0" r="0" b="3810"/>
-            <wp:docPr id="1391177200" name="Picture 1" descr="A screenshot of a computer&#10;&#10;AI-generated content may be incorrect."/>
+          <wp:inline distT="0" distB="0" distL="0" distR="0" wp14:anchorId="27AC7286" wp14:editId="12AB45C7">
+            <wp:extent cx="6301105" cy="4686935"/>
+            <wp:effectExtent l="0" t="0" r="0" b="0"/>
+            <wp:docPr id="1079033845" name="Picture 2" descr="A screenshot of a computer&#10;&#10;AI-generated content may be incorrect."/>
             <wp:cNvGraphicFramePr>
               <a:graphicFrameLocks xmlns:a="http://schemas.openxmlformats.org/drawingml/2006/main" noChangeAspect="1"/>
             </wp:cNvGraphicFramePr>
@@ -14573,11 +14579,17 @@
               <a:graphicData uri="http://schemas.openxmlformats.org/drawingml/2006/picture">
                 <pic:pic xmlns:pic="http://schemas.openxmlformats.org/drawingml/2006/picture">
                   <pic:nvPicPr>
-                    <pic:cNvPr id="1391177200" name="Picture 1" descr="A screenshot of a computer&#10;&#10;AI-generated content may be incorrect."/>
+                    <pic:cNvPr id="1079033845" name="Picture 2" descr="A screenshot of a computer&#10;&#10;AI-generated content may be incorrect."/>
                     <pic:cNvPicPr/>
                   </pic:nvPicPr>
                   <pic:blipFill>
-                    <a:blip r:embed="rId13"/>
+                    <a:blip r:embed="rId13">
+                      <a:extLst>
+                        <a:ext uri="{28A0092B-C50C-407E-A947-70E740481C1C}">
+                          <a14:useLocalDpi xmlns:a14="http://schemas.microsoft.com/office/drawing/2010/main" val="0"/>
+                        </a:ext>
+                      </a:extLst>
+                    </a:blip>
                     <a:stretch>
                       <a:fillRect/>
                     </a:stretch>
@@ -14585,7 +14597,7 @@
                   <pic:spPr>
                     <a:xfrm>
                       <a:off x="0" y="0"/>
-                      <a:ext cx="6301105" cy="3945890"/>
+                      <a:ext cx="6301105" cy="4686935"/>
                     </a:xfrm>
                     <a:prstGeom prst="rect">
                       <a:avLst/>
@@ -14662,10 +14674,10 @@
         </w:rPr>
         <w:lastRenderedPageBreak/>
         <w:drawing>
-          <wp:inline distT="0" distB="0" distL="0" distR="0" wp14:anchorId="1EE29D1E" wp14:editId="4EF56C08">
-            <wp:extent cx="6301105" cy="5514340"/>
-            <wp:effectExtent l="0" t="0" r="0" b="0"/>
-            <wp:docPr id="551836837" name="Picture 1" descr="A screenshot of a computer&#10;&#10;AI-generated content may be incorrect."/>
+          <wp:inline distT="0" distB="0" distL="0" distR="0" wp14:anchorId="0D0F4B73" wp14:editId="7D429FDD">
+            <wp:extent cx="6301105" cy="5991860"/>
+            <wp:effectExtent l="0" t="0" r="0" b="2540"/>
+            <wp:docPr id="818815100" name="Picture 3" descr="A screenshot of a computer&#10;&#10;AI-generated content may be incorrect."/>
             <wp:cNvGraphicFramePr>
               <a:graphicFrameLocks xmlns:a="http://schemas.openxmlformats.org/drawingml/2006/main" noChangeAspect="1"/>
             </wp:cNvGraphicFramePr>
@@ -14673,7 +14685,7 @@
               <a:graphicData uri="http://schemas.openxmlformats.org/drawingml/2006/picture">
                 <pic:pic xmlns:pic="http://schemas.openxmlformats.org/drawingml/2006/picture">
                   <pic:nvPicPr>
-                    <pic:cNvPr id="551836837" name="Picture 1" descr="A screenshot of a computer&#10;&#10;AI-generated content may be incorrect."/>
+                    <pic:cNvPr id="818815100" name="Picture 3" descr="A screenshot of a computer&#10;&#10;AI-generated content may be incorrect."/>
                     <pic:cNvPicPr/>
                   </pic:nvPicPr>
                   <pic:blipFill>
@@ -14691,7 +14703,7 @@
                   <pic:spPr>
                     <a:xfrm>
                       <a:off x="0" y="0"/>
-                      <a:ext cx="6301105" cy="5514340"/>
+                      <a:ext cx="6301105" cy="5991860"/>
                     </a:xfrm>
                     <a:prstGeom prst="rect">
                       <a:avLst/>
@@ -17809,10 +17821,10 @@
         </w:rPr>
         <w:lastRenderedPageBreak/>
         <w:drawing>
-          <wp:inline distT="0" distB="0" distL="0" distR="0" wp14:anchorId="67F58513" wp14:editId="67050ABB">
-            <wp:extent cx="5676900" cy="2273300"/>
-            <wp:effectExtent l="0" t="0" r="0" b="0"/>
-            <wp:docPr id="1249579512" name="Picture 1" descr="A black screen with white text&#10;&#10;AI-generated content may be incorrect."/>
+          <wp:inline distT="0" distB="0" distL="0" distR="0" wp14:anchorId="04B39BBA" wp14:editId="7AE619BB">
+            <wp:extent cx="6301105" cy="1574165"/>
+            <wp:effectExtent l="0" t="0" r="0" b="635"/>
+            <wp:docPr id="858007905" name="Picture 1" descr="A screenshot of a computer&#10;&#10;AI-generated content may be incorrect."/>
             <wp:cNvGraphicFramePr>
               <a:graphicFrameLocks xmlns:a="http://schemas.openxmlformats.org/drawingml/2006/main" noChangeAspect="1"/>
             </wp:cNvGraphicFramePr>
@@ -17820,11 +17832,17 @@
               <a:graphicData uri="http://schemas.openxmlformats.org/drawingml/2006/picture">
                 <pic:pic xmlns:pic="http://schemas.openxmlformats.org/drawingml/2006/picture">
                   <pic:nvPicPr>
-                    <pic:cNvPr id="1249579512" name="Picture 1" descr="A black screen with white text&#10;&#10;AI-generated content may be incorrect."/>
+                    <pic:cNvPr id="858007905" name="Picture 1" descr="A screenshot of a computer&#10;&#10;AI-generated content may be incorrect."/>
                     <pic:cNvPicPr/>
                   </pic:nvPicPr>
                   <pic:blipFill>
-                    <a:blip r:embed="rId16"/>
+                    <a:blip r:embed="rId16" cstate="print">
+                      <a:extLst>
+                        <a:ext uri="{28A0092B-C50C-407E-A947-70E740481C1C}">
+                          <a14:useLocalDpi xmlns:a14="http://schemas.microsoft.com/office/drawing/2010/main" val="0"/>
+                        </a:ext>
+                      </a:extLst>
+                    </a:blip>
                     <a:stretch>
                       <a:fillRect/>
                     </a:stretch>
@@ -17832,7 +17850,7 @@
                   <pic:spPr>
                     <a:xfrm>
                       <a:off x="0" y="0"/>
-                      <a:ext cx="5676900" cy="2273300"/>
+                      <a:ext cx="6301105" cy="1574165"/>
                     </a:xfrm>
                     <a:prstGeom prst="rect">
                       <a:avLst/>

--- a/testcasecuadat.docx
+++ b/testcasecuadat.docx
@@ -12527,22 +12527,30 @@
     <w:tbl>
       <w:tblPr>
         <w:tblStyle w:val="TableGrid"/>
-        <w:tblW w:w="9482" w:type="dxa"/>
-        <w:tblInd w:w="436" w:type="dxa"/>
+        <w:tblW w:w="9781" w:type="dxa"/>
+        <w:tblInd w:w="137" w:type="dxa"/>
+        <w:tblLayout w:type="fixed"/>
         <w:tblLook w:val="04A0" w:firstRow="1" w:lastRow="0" w:firstColumn="1" w:lastColumn="0" w:noHBand="0" w:noVBand="1"/>
       </w:tblPr>
       <w:tblGrid>
-        <w:gridCol w:w="1402"/>
-        <w:gridCol w:w="1559"/>
-        <w:gridCol w:w="1276"/>
-        <w:gridCol w:w="1843"/>
-        <w:gridCol w:w="1559"/>
-        <w:gridCol w:w="1843"/>
+        <w:gridCol w:w="886"/>
+        <w:gridCol w:w="885"/>
+        <w:gridCol w:w="1206"/>
+        <w:gridCol w:w="992"/>
+        <w:gridCol w:w="992"/>
+        <w:gridCol w:w="1134"/>
+        <w:gridCol w:w="993"/>
+        <w:gridCol w:w="992"/>
+        <w:gridCol w:w="850"/>
+        <w:gridCol w:w="851"/>
       </w:tblGrid>
       <w:tr>
-        <w:tc>
-          <w:tcPr>
-            <w:tcW w:w="2961" w:type="dxa"/>
+        <w:trPr>
+          <w:trHeight w:val="435"/>
+        </w:trPr>
+        <w:tc>
+          <w:tcPr>
+            <w:tcW w:w="1771" w:type="dxa"/>
             <w:gridSpan w:val="2"/>
             <w:vAlign w:val="center"/>
           </w:tcPr>
@@ -12566,141 +12574,281 @@
         </w:tc>
         <w:tc>
           <w:tcPr>
-            <w:tcW w:w="1276" w:type="dxa"/>
-            <w:vAlign w:val="center"/>
-          </w:tcPr>
-          <w:p>
-            <w:pPr>
-              <w:pStyle w:val="ListParagraph"/>
-              <w:spacing w:line="360" w:lineRule="auto"/>
-              <w:ind w:left="0"/>
-              <w:jc w:val="center"/>
-              <w:rPr>
-                <w:rFonts w:ascii="Times New Roman" w:eastAsia="Times New Roman" w:hAnsi="Times New Roman" w:cs="Times New Roman"/>
-                <w:color w:val="000000"/>
-                <w:kern w:val="0"/>
-                <w:sz w:val="28"/>
-                <w:szCs w:val="28"/>
-                <w:lang w:val="vi-VN"/>
-                <w14:ligatures w14:val="none"/>
-              </w:rPr>
-            </w:pPr>
-            <w:r>
-              <w:rPr>
-                <w:rFonts w:ascii="Times New Roman" w:eastAsia="Times New Roman" w:hAnsi="Times New Roman" w:cs="Times New Roman"/>
-                <w:color w:val="000000"/>
-                <w:kern w:val="0"/>
-                <w:sz w:val="28"/>
-                <w:szCs w:val="28"/>
-                <w:lang w:val="vi-VN"/>
-                <w14:ligatures w14:val="none"/>
-              </w:rPr>
-              <w:t>Luật 1</w:t>
-            </w:r>
-          </w:p>
-        </w:tc>
-        <w:tc>
-          <w:tcPr>
-            <w:tcW w:w="1843" w:type="dxa"/>
-            <w:vAlign w:val="center"/>
-          </w:tcPr>
-          <w:p>
-            <w:pPr>
-              <w:pStyle w:val="ListParagraph"/>
-              <w:spacing w:line="360" w:lineRule="auto"/>
-              <w:ind w:left="0"/>
-              <w:jc w:val="center"/>
-              <w:rPr>
-                <w:rFonts w:ascii="Times New Roman" w:eastAsia="Times New Roman" w:hAnsi="Times New Roman" w:cs="Times New Roman"/>
-                <w:color w:val="000000"/>
-                <w:kern w:val="0"/>
-                <w:sz w:val="28"/>
-                <w:szCs w:val="28"/>
-                <w:lang w:val="vi-VN"/>
-                <w14:ligatures w14:val="none"/>
-              </w:rPr>
-            </w:pPr>
-            <w:r>
-              <w:rPr>
-                <w:rFonts w:ascii="Times New Roman" w:eastAsia="Times New Roman" w:hAnsi="Times New Roman" w:cs="Times New Roman"/>
-                <w:color w:val="000000"/>
-                <w:kern w:val="0"/>
-                <w:sz w:val="28"/>
-                <w:szCs w:val="28"/>
-                <w:lang w:val="vi-VN"/>
-                <w14:ligatures w14:val="none"/>
-              </w:rPr>
-              <w:t>Luật 2</w:t>
-            </w:r>
-          </w:p>
-        </w:tc>
-        <w:tc>
-          <w:tcPr>
-            <w:tcW w:w="1559" w:type="dxa"/>
-            <w:vAlign w:val="center"/>
-          </w:tcPr>
-          <w:p>
-            <w:pPr>
-              <w:pStyle w:val="ListParagraph"/>
-              <w:spacing w:line="360" w:lineRule="auto"/>
-              <w:ind w:left="0"/>
-              <w:jc w:val="center"/>
-              <w:rPr>
-                <w:rFonts w:ascii="Times New Roman" w:eastAsia="Times New Roman" w:hAnsi="Times New Roman" w:cs="Times New Roman"/>
-                <w:color w:val="000000"/>
-                <w:kern w:val="0"/>
-                <w:sz w:val="28"/>
-                <w:szCs w:val="28"/>
-                <w:lang w:val="vi-VN"/>
-                <w14:ligatures w14:val="none"/>
-              </w:rPr>
-            </w:pPr>
-            <w:r>
-              <w:rPr>
-                <w:rFonts w:ascii="Times New Roman" w:eastAsia="Times New Roman" w:hAnsi="Times New Roman" w:cs="Times New Roman"/>
-                <w:color w:val="000000"/>
-                <w:kern w:val="0"/>
-                <w:sz w:val="28"/>
-                <w:szCs w:val="28"/>
-                <w:lang w:val="vi-VN"/>
-                <w14:ligatures w14:val="none"/>
-              </w:rPr>
-              <w:t>Luật 3</w:t>
-            </w:r>
-          </w:p>
-        </w:tc>
-        <w:tc>
-          <w:tcPr>
-            <w:tcW w:w="1843" w:type="dxa"/>
-            <w:vAlign w:val="center"/>
-          </w:tcPr>
-          <w:p>
-            <w:pPr>
-              <w:pStyle w:val="ListParagraph"/>
-              <w:spacing w:line="360" w:lineRule="auto"/>
-              <w:ind w:left="0" w:right="452"/>
-              <w:jc w:val="center"/>
-              <w:rPr>
-                <w:rFonts w:ascii="Times New Roman" w:eastAsia="Times New Roman" w:hAnsi="Times New Roman" w:cs="Times New Roman"/>
-                <w:color w:val="000000"/>
-                <w:kern w:val="0"/>
-                <w:sz w:val="28"/>
-                <w:szCs w:val="28"/>
-                <w:lang w:val="vi-VN"/>
-                <w14:ligatures w14:val="none"/>
-              </w:rPr>
-            </w:pPr>
-            <w:r>
-              <w:rPr>
-                <w:rFonts w:ascii="Times New Roman" w:eastAsia="Times New Roman" w:hAnsi="Times New Roman" w:cs="Times New Roman"/>
-                <w:color w:val="000000"/>
-                <w:kern w:val="0"/>
-                <w:sz w:val="28"/>
-                <w:szCs w:val="28"/>
-                <w:lang w:val="vi-VN"/>
-                <w14:ligatures w14:val="none"/>
-              </w:rPr>
-              <w:t>Luật 4</w:t>
+            <w:tcW w:w="1206" w:type="dxa"/>
+            <w:vAlign w:val="center"/>
+          </w:tcPr>
+          <w:p>
+            <w:pPr>
+              <w:pStyle w:val="ListParagraph"/>
+              <w:spacing w:line="360" w:lineRule="auto"/>
+              <w:ind w:left="0"/>
+              <w:jc w:val="center"/>
+              <w:rPr>
+                <w:rFonts w:ascii="Times New Roman" w:eastAsia="Times New Roman" w:hAnsi="Times New Roman" w:cs="Times New Roman"/>
+                <w:color w:val="000000"/>
+                <w:kern w:val="0"/>
+                <w:sz w:val="28"/>
+                <w:szCs w:val="28"/>
+                <w:lang w:val="vi-VN"/>
+                <w14:ligatures w14:val="none"/>
+              </w:rPr>
+            </w:pPr>
+            <w:r>
+              <w:rPr>
+                <w:rFonts w:ascii="Times New Roman" w:eastAsia="Times New Roman" w:hAnsi="Times New Roman" w:cs="Times New Roman"/>
+                <w:color w:val="000000"/>
+                <w:kern w:val="0"/>
+                <w:sz w:val="28"/>
+                <w:szCs w:val="28"/>
+                <w:lang w:val="vi-VN"/>
+                <w14:ligatures w14:val="none"/>
+              </w:rPr>
+              <w:t>L1</w:t>
+            </w:r>
+          </w:p>
+        </w:tc>
+        <w:tc>
+          <w:tcPr>
+            <w:tcW w:w="992" w:type="dxa"/>
+            <w:vAlign w:val="center"/>
+          </w:tcPr>
+          <w:p>
+            <w:pPr>
+              <w:pStyle w:val="ListParagraph"/>
+              <w:spacing w:line="360" w:lineRule="auto"/>
+              <w:ind w:left="0"/>
+              <w:jc w:val="center"/>
+              <w:rPr>
+                <w:rFonts w:ascii="Times New Roman" w:eastAsia="Times New Roman" w:hAnsi="Times New Roman" w:cs="Times New Roman"/>
+                <w:color w:val="000000"/>
+                <w:kern w:val="0"/>
+                <w:sz w:val="28"/>
+                <w:szCs w:val="28"/>
+                <w:lang w:val="vi-VN"/>
+                <w14:ligatures w14:val="none"/>
+              </w:rPr>
+            </w:pPr>
+            <w:r>
+              <w:rPr>
+                <w:rFonts w:ascii="Times New Roman" w:eastAsia="Times New Roman" w:hAnsi="Times New Roman" w:cs="Times New Roman"/>
+                <w:color w:val="000000"/>
+                <w:kern w:val="0"/>
+                <w:sz w:val="28"/>
+                <w:szCs w:val="28"/>
+                <w:lang w:val="vi-VN"/>
+                <w14:ligatures w14:val="none"/>
+              </w:rPr>
+              <w:t>L2</w:t>
+            </w:r>
+          </w:p>
+        </w:tc>
+        <w:tc>
+          <w:tcPr>
+            <w:tcW w:w="992" w:type="dxa"/>
+            <w:vAlign w:val="center"/>
+          </w:tcPr>
+          <w:p>
+            <w:pPr>
+              <w:pStyle w:val="ListParagraph"/>
+              <w:spacing w:line="360" w:lineRule="auto"/>
+              <w:ind w:left="0"/>
+              <w:jc w:val="center"/>
+              <w:rPr>
+                <w:rFonts w:ascii="Times New Roman" w:eastAsia="Times New Roman" w:hAnsi="Times New Roman" w:cs="Times New Roman"/>
+                <w:color w:val="000000"/>
+                <w:kern w:val="0"/>
+                <w:sz w:val="28"/>
+                <w:szCs w:val="28"/>
+                <w:lang w:val="vi-VN"/>
+                <w14:ligatures w14:val="none"/>
+              </w:rPr>
+            </w:pPr>
+            <w:r>
+              <w:rPr>
+                <w:rFonts w:ascii="Times New Roman" w:eastAsia="Times New Roman" w:hAnsi="Times New Roman" w:cs="Times New Roman"/>
+                <w:color w:val="000000"/>
+                <w:kern w:val="0"/>
+                <w:sz w:val="28"/>
+                <w:szCs w:val="28"/>
+                <w:lang w:val="vi-VN"/>
+                <w14:ligatures w14:val="none"/>
+              </w:rPr>
+              <w:t>L3</w:t>
+            </w:r>
+          </w:p>
+        </w:tc>
+        <w:tc>
+          <w:tcPr>
+            <w:tcW w:w="1134" w:type="dxa"/>
+            <w:vAlign w:val="center"/>
+          </w:tcPr>
+          <w:p>
+            <w:pPr>
+              <w:pStyle w:val="ListParagraph"/>
+              <w:spacing w:line="360" w:lineRule="auto"/>
+              <w:ind w:left="-111" w:right="-89"/>
+              <w:jc w:val="center"/>
+              <w:rPr>
+                <w:rFonts w:ascii="Times New Roman" w:eastAsia="Times New Roman" w:hAnsi="Times New Roman" w:cs="Times New Roman"/>
+                <w:color w:val="000000"/>
+                <w:kern w:val="0"/>
+                <w:sz w:val="28"/>
+                <w:szCs w:val="28"/>
+                <w:lang w:val="vi-VN"/>
+                <w14:ligatures w14:val="none"/>
+              </w:rPr>
+            </w:pPr>
+            <w:r>
+              <w:rPr>
+                <w:rFonts w:ascii="Times New Roman" w:eastAsia="Times New Roman" w:hAnsi="Times New Roman" w:cs="Times New Roman"/>
+                <w:color w:val="000000"/>
+                <w:kern w:val="0"/>
+                <w:sz w:val="28"/>
+                <w:szCs w:val="28"/>
+                <w:lang w:val="vi-VN"/>
+                <w14:ligatures w14:val="none"/>
+              </w:rPr>
+              <w:t>L4</w:t>
+            </w:r>
+          </w:p>
+        </w:tc>
+        <w:tc>
+          <w:tcPr>
+            <w:tcW w:w="993" w:type="dxa"/>
+            <w:vAlign w:val="center"/>
+          </w:tcPr>
+          <w:p>
+            <w:pPr>
+              <w:pStyle w:val="ListParagraph"/>
+              <w:spacing w:line="360" w:lineRule="auto"/>
+              <w:ind w:left="0" w:right="-200"/>
+              <w:jc w:val="center"/>
+              <w:rPr>
+                <w:rFonts w:ascii="Times New Roman" w:eastAsia="Times New Roman" w:hAnsi="Times New Roman" w:cs="Times New Roman"/>
+                <w:color w:val="000000"/>
+                <w:kern w:val="0"/>
+                <w:sz w:val="28"/>
+                <w:szCs w:val="28"/>
+                <w:lang w:val="vi-VN"/>
+                <w14:ligatures w14:val="none"/>
+              </w:rPr>
+            </w:pPr>
+            <w:r>
+              <w:rPr>
+                <w:rFonts w:ascii="Times New Roman" w:eastAsia="Times New Roman" w:hAnsi="Times New Roman" w:cs="Times New Roman"/>
+                <w:color w:val="000000"/>
+                <w:kern w:val="0"/>
+                <w:sz w:val="28"/>
+                <w:szCs w:val="28"/>
+                <w:lang w:val="vi-VN"/>
+                <w14:ligatures w14:val="none"/>
+              </w:rPr>
+              <w:t>L5</w:t>
+            </w:r>
+          </w:p>
+        </w:tc>
+        <w:tc>
+          <w:tcPr>
+            <w:tcW w:w="992" w:type="dxa"/>
+            <w:vAlign w:val="center"/>
+          </w:tcPr>
+          <w:p>
+            <w:pPr>
+              <w:pStyle w:val="ListParagraph"/>
+              <w:spacing w:line="360" w:lineRule="auto"/>
+              <w:ind w:left="0" w:right="-52"/>
+              <w:jc w:val="center"/>
+              <w:rPr>
+                <w:rFonts w:ascii="Times New Roman" w:eastAsia="Times New Roman" w:hAnsi="Times New Roman" w:cs="Times New Roman"/>
+                <w:color w:val="000000"/>
+                <w:kern w:val="0"/>
+                <w:sz w:val="28"/>
+                <w:szCs w:val="28"/>
+                <w:lang w:val="vi-VN"/>
+                <w14:ligatures w14:val="none"/>
+              </w:rPr>
+            </w:pPr>
+            <w:r>
+              <w:rPr>
+                <w:rFonts w:ascii="Times New Roman" w:eastAsia="Times New Roman" w:hAnsi="Times New Roman" w:cs="Times New Roman"/>
+                <w:color w:val="000000"/>
+                <w:kern w:val="0"/>
+                <w:sz w:val="28"/>
+                <w:szCs w:val="28"/>
+                <w:lang w:val="vi-VN"/>
+                <w14:ligatures w14:val="none"/>
+              </w:rPr>
+              <w:t>L6</w:t>
+            </w:r>
+          </w:p>
+        </w:tc>
+        <w:tc>
+          <w:tcPr>
+            <w:tcW w:w="850" w:type="dxa"/>
+            <w:vAlign w:val="center"/>
+          </w:tcPr>
+          <w:p>
+            <w:pPr>
+              <w:pStyle w:val="ListParagraph"/>
+              <w:spacing w:line="360" w:lineRule="auto"/>
+              <w:ind w:left="0" w:right="-200"/>
+              <w:jc w:val="center"/>
+              <w:rPr>
+                <w:rFonts w:ascii="Times New Roman" w:eastAsia="Times New Roman" w:hAnsi="Times New Roman" w:cs="Times New Roman"/>
+                <w:color w:val="000000"/>
+                <w:kern w:val="0"/>
+                <w:sz w:val="28"/>
+                <w:szCs w:val="28"/>
+                <w:lang w:val="vi-VN"/>
+                <w14:ligatures w14:val="none"/>
+              </w:rPr>
+            </w:pPr>
+            <w:r>
+              <w:rPr>
+                <w:rFonts w:ascii="Times New Roman" w:eastAsia="Times New Roman" w:hAnsi="Times New Roman" w:cs="Times New Roman"/>
+                <w:color w:val="000000"/>
+                <w:kern w:val="0"/>
+                <w:sz w:val="28"/>
+                <w:szCs w:val="28"/>
+                <w:lang w:val="vi-VN"/>
+                <w14:ligatures w14:val="none"/>
+              </w:rPr>
+              <w:t>L7</w:t>
+            </w:r>
+          </w:p>
+        </w:tc>
+        <w:tc>
+          <w:tcPr>
+            <w:tcW w:w="851" w:type="dxa"/>
+            <w:vAlign w:val="center"/>
+          </w:tcPr>
+          <w:p>
+            <w:pPr>
+              <w:pStyle w:val="ListParagraph"/>
+              <w:spacing w:line="360" w:lineRule="auto"/>
+              <w:ind w:left="0" w:right="-120"/>
+              <w:jc w:val="center"/>
+              <w:rPr>
+                <w:rFonts w:ascii="Times New Roman" w:eastAsia="Times New Roman" w:hAnsi="Times New Roman" w:cs="Times New Roman"/>
+                <w:color w:val="000000"/>
+                <w:kern w:val="0"/>
+                <w:sz w:val="28"/>
+                <w:szCs w:val="28"/>
+                <w:lang w:val="vi-VN"/>
+                <w14:ligatures w14:val="none"/>
+              </w:rPr>
+            </w:pPr>
+            <w:r>
+              <w:rPr>
+                <w:rFonts w:ascii="Times New Roman" w:eastAsia="Times New Roman" w:hAnsi="Times New Roman" w:cs="Times New Roman"/>
+                <w:color w:val="000000"/>
+                <w:kern w:val="0"/>
+                <w:sz w:val="28"/>
+                <w:szCs w:val="28"/>
+                <w:lang w:val="vi-VN"/>
+                <w14:ligatures w14:val="none"/>
+              </w:rPr>
+              <w:t>L8</w:t>
             </w:r>
           </w:p>
         </w:tc>
@@ -12708,7 +12856,7 @@
       <w:tr>
         <w:tc>
           <w:tcPr>
-            <w:tcW w:w="1402" w:type="dxa"/>
+            <w:tcW w:w="886" w:type="dxa"/>
             <w:vMerge w:val="restart"/>
             <w:vAlign w:val="center"/>
           </w:tcPr>
@@ -12748,7 +12896,7 @@
         </w:tc>
         <w:tc>
           <w:tcPr>
-            <w:tcW w:w="1559" w:type="dxa"/>
+            <w:tcW w:w="885" w:type="dxa"/>
             <w:vAlign w:val="center"/>
           </w:tcPr>
           <w:p>
@@ -12783,7 +12931,7 @@
         </w:tc>
         <w:tc>
           <w:tcPr>
-            <w:tcW w:w="1276" w:type="dxa"/>
+            <w:tcW w:w="1206" w:type="dxa"/>
             <w:vAlign w:val="center"/>
           </w:tcPr>
           <w:p>
@@ -12818,7 +12966,7 @@
         </w:tc>
         <w:tc>
           <w:tcPr>
-            <w:tcW w:w="1843" w:type="dxa"/>
+            <w:tcW w:w="992" w:type="dxa"/>
             <w:vAlign w:val="center"/>
           </w:tcPr>
           <w:p>
@@ -12853,14 +13001,84 @@
         </w:tc>
         <w:tc>
           <w:tcPr>
-            <w:tcW w:w="1559" w:type="dxa"/>
-            <w:vAlign w:val="center"/>
-          </w:tcPr>
-          <w:p>
-            <w:pPr>
-              <w:pStyle w:val="ListParagraph"/>
-              <w:spacing w:line="360" w:lineRule="auto"/>
-              <w:ind w:left="0"/>
+            <w:tcW w:w="992" w:type="dxa"/>
+            <w:vAlign w:val="center"/>
+          </w:tcPr>
+          <w:p>
+            <w:pPr>
+              <w:pStyle w:val="ListParagraph"/>
+              <w:spacing w:line="360" w:lineRule="auto"/>
+              <w:ind w:left="0"/>
+              <w:jc w:val="center"/>
+              <w:rPr>
+                <w:rFonts w:ascii="Times New Roman" w:eastAsia="Times New Roman" w:hAnsi="Times New Roman" w:cs="Times New Roman"/>
+                <w:color w:val="000000"/>
+                <w:kern w:val="0"/>
+                <w:sz w:val="28"/>
+                <w:szCs w:val="28"/>
+                <w:lang w:val="vi-VN"/>
+                <w14:ligatures w14:val="none"/>
+              </w:rPr>
+            </w:pPr>
+            <w:r>
+              <w:rPr>
+                <w:rFonts w:ascii="Times New Roman" w:eastAsia="Times New Roman" w:hAnsi="Times New Roman" w:cs="Times New Roman"/>
+                <w:color w:val="000000"/>
+                <w:kern w:val="0"/>
+                <w:sz w:val="28"/>
+                <w:szCs w:val="28"/>
+                <w:lang w:val="vi-VN"/>
+                <w14:ligatures w14:val="none"/>
+              </w:rPr>
+              <w:t>T</w:t>
+            </w:r>
+          </w:p>
+        </w:tc>
+        <w:tc>
+          <w:tcPr>
+            <w:tcW w:w="1134" w:type="dxa"/>
+            <w:vAlign w:val="center"/>
+          </w:tcPr>
+          <w:p>
+            <w:pPr>
+              <w:pStyle w:val="ListParagraph"/>
+              <w:spacing w:line="360" w:lineRule="auto"/>
+              <w:ind w:left="0" w:right="452"/>
+              <w:jc w:val="center"/>
+              <w:rPr>
+                <w:rFonts w:ascii="Times New Roman" w:eastAsia="Times New Roman" w:hAnsi="Times New Roman" w:cs="Times New Roman"/>
+                <w:color w:val="000000"/>
+                <w:kern w:val="0"/>
+                <w:sz w:val="28"/>
+                <w:szCs w:val="28"/>
+                <w:lang w:val="vi-VN"/>
+                <w14:ligatures w14:val="none"/>
+              </w:rPr>
+            </w:pPr>
+            <w:r>
+              <w:rPr>
+                <w:rFonts w:ascii="Times New Roman" w:eastAsia="Times New Roman" w:hAnsi="Times New Roman" w:cs="Times New Roman"/>
+                <w:color w:val="000000"/>
+                <w:kern w:val="0"/>
+                <w:sz w:val="28"/>
+                <w:szCs w:val="28"/>
+                <w:lang w:val="vi-VN"/>
+                <w14:ligatures w14:val="none"/>
+              </w:rPr>
+              <w:t>T</w:t>
+            </w:r>
+          </w:p>
+        </w:tc>
+        <w:tc>
+          <w:tcPr>
+            <w:tcW w:w="993" w:type="dxa"/>
+            <w:vAlign w:val="center"/>
+          </w:tcPr>
+          <w:p>
+            <w:pPr>
+              <w:pStyle w:val="ListParagraph"/>
+              <w:spacing w:line="360" w:lineRule="auto"/>
+              <w:ind w:left="0" w:right="452"/>
               <w:jc w:val="center"/>
               <w:rPr>
                 <w:rFonts w:ascii="Times New Roman" w:eastAsia="Times New Roman" w:hAnsi="Times New Roman" w:cs="Times New Roman"/>
@@ -12888,7 +13106,77 @@
         </w:tc>
         <w:tc>
           <w:tcPr>
-            <w:tcW w:w="1843" w:type="dxa"/>
+            <w:tcW w:w="992" w:type="dxa"/>
+            <w:vAlign w:val="center"/>
+          </w:tcPr>
+          <w:p>
+            <w:pPr>
+              <w:pStyle w:val="ListParagraph"/>
+              <w:spacing w:line="360" w:lineRule="auto"/>
+              <w:ind w:left="0" w:right="452"/>
+              <w:jc w:val="center"/>
+              <w:rPr>
+                <w:rFonts w:ascii="Times New Roman" w:eastAsia="Times New Roman" w:hAnsi="Times New Roman" w:cs="Times New Roman"/>
+                <w:color w:val="000000"/>
+                <w:kern w:val="0"/>
+                <w:sz w:val="28"/>
+                <w:szCs w:val="28"/>
+                <w:lang w:val="vi-VN"/>
+                <w14:ligatures w14:val="none"/>
+              </w:rPr>
+            </w:pPr>
+            <w:r>
+              <w:rPr>
+                <w:rFonts w:ascii="Times New Roman" w:eastAsia="Times New Roman" w:hAnsi="Times New Roman" w:cs="Times New Roman"/>
+                <w:color w:val="000000"/>
+                <w:kern w:val="0"/>
+                <w:sz w:val="28"/>
+                <w:szCs w:val="28"/>
+                <w:lang w:val="vi-VN"/>
+                <w14:ligatures w14:val="none"/>
+              </w:rPr>
+              <w:t>F</w:t>
+            </w:r>
+          </w:p>
+        </w:tc>
+        <w:tc>
+          <w:tcPr>
+            <w:tcW w:w="850" w:type="dxa"/>
+            <w:vAlign w:val="center"/>
+          </w:tcPr>
+          <w:p>
+            <w:pPr>
+              <w:pStyle w:val="ListParagraph"/>
+              <w:spacing w:line="360" w:lineRule="auto"/>
+              <w:ind w:left="0" w:right="452"/>
+              <w:jc w:val="center"/>
+              <w:rPr>
+                <w:rFonts w:ascii="Times New Roman" w:eastAsia="Times New Roman" w:hAnsi="Times New Roman" w:cs="Times New Roman"/>
+                <w:color w:val="000000"/>
+                <w:kern w:val="0"/>
+                <w:sz w:val="28"/>
+                <w:szCs w:val="28"/>
+                <w:lang w:val="vi-VN"/>
+                <w14:ligatures w14:val="none"/>
+              </w:rPr>
+            </w:pPr>
+            <w:r>
+              <w:rPr>
+                <w:rFonts w:ascii="Times New Roman" w:eastAsia="Times New Roman" w:hAnsi="Times New Roman" w:cs="Times New Roman"/>
+                <w:color w:val="000000"/>
+                <w:kern w:val="0"/>
+                <w:sz w:val="28"/>
+                <w:szCs w:val="28"/>
+                <w:lang w:val="vi-VN"/>
+                <w14:ligatures w14:val="none"/>
+              </w:rPr>
+              <w:t>F</w:t>
+            </w:r>
+          </w:p>
+        </w:tc>
+        <w:tc>
+          <w:tcPr>
+            <w:tcW w:w="851" w:type="dxa"/>
             <w:vAlign w:val="center"/>
           </w:tcPr>
           <w:p>
@@ -12925,7 +13213,7 @@
       <w:tr>
         <w:tc>
           <w:tcPr>
-            <w:tcW w:w="1402" w:type="dxa"/>
+            <w:tcW w:w="886" w:type="dxa"/>
             <w:vMerge/>
             <w:vAlign w:val="center"/>
           </w:tcPr>
@@ -12951,7 +13239,7 @@
         </w:tc>
         <w:tc>
           <w:tcPr>
-            <w:tcW w:w="1559" w:type="dxa"/>
+            <w:tcW w:w="885" w:type="dxa"/>
             <w:vAlign w:val="center"/>
           </w:tcPr>
           <w:p>
@@ -12986,7 +13274,7 @@
         </w:tc>
         <w:tc>
           <w:tcPr>
-            <w:tcW w:w="1276" w:type="dxa"/>
+            <w:tcW w:w="1206" w:type="dxa"/>
             <w:vAlign w:val="center"/>
           </w:tcPr>
           <w:p>
@@ -13021,7 +13309,7 @@
         </w:tc>
         <w:tc>
           <w:tcPr>
-            <w:tcW w:w="1843" w:type="dxa"/>
+            <w:tcW w:w="992" w:type="dxa"/>
             <w:vAlign w:val="center"/>
           </w:tcPr>
           <w:p>
@@ -13056,7 +13344,7 @@
         </w:tc>
         <w:tc>
           <w:tcPr>
-            <w:tcW w:w="1559" w:type="dxa"/>
+            <w:tcW w:w="992" w:type="dxa"/>
             <w:vAlign w:val="center"/>
           </w:tcPr>
           <w:p>
@@ -13091,7 +13379,147 @@
         </w:tc>
         <w:tc>
           <w:tcPr>
-            <w:tcW w:w="1843" w:type="dxa"/>
+            <w:tcW w:w="1134" w:type="dxa"/>
+            <w:vAlign w:val="center"/>
+          </w:tcPr>
+          <w:p>
+            <w:pPr>
+              <w:pStyle w:val="ListParagraph"/>
+              <w:spacing w:line="360" w:lineRule="auto"/>
+              <w:ind w:left="0" w:right="452"/>
+              <w:jc w:val="center"/>
+              <w:rPr>
+                <w:rFonts w:ascii="Times New Roman" w:eastAsia="Times New Roman" w:hAnsi="Times New Roman" w:cs="Times New Roman"/>
+                <w:color w:val="000000"/>
+                <w:kern w:val="0"/>
+                <w:sz w:val="28"/>
+                <w:szCs w:val="28"/>
+                <w:lang w:val="vi-VN"/>
+                <w14:ligatures w14:val="none"/>
+              </w:rPr>
+            </w:pPr>
+            <w:r>
+              <w:rPr>
+                <w:rFonts w:ascii="Times New Roman" w:eastAsia="Times New Roman" w:hAnsi="Times New Roman" w:cs="Times New Roman"/>
+                <w:color w:val="000000"/>
+                <w:kern w:val="0"/>
+                <w:sz w:val="28"/>
+                <w:szCs w:val="28"/>
+                <w:lang w:val="vi-VN"/>
+                <w14:ligatures w14:val="none"/>
+              </w:rPr>
+              <w:t>F</w:t>
+            </w:r>
+          </w:p>
+        </w:tc>
+        <w:tc>
+          <w:tcPr>
+            <w:tcW w:w="993" w:type="dxa"/>
+            <w:vAlign w:val="center"/>
+          </w:tcPr>
+          <w:p>
+            <w:pPr>
+              <w:pStyle w:val="ListParagraph"/>
+              <w:spacing w:line="360" w:lineRule="auto"/>
+              <w:ind w:left="0" w:right="452"/>
+              <w:jc w:val="center"/>
+              <w:rPr>
+                <w:rFonts w:ascii="Times New Roman" w:eastAsia="Times New Roman" w:hAnsi="Times New Roman" w:cs="Times New Roman"/>
+                <w:color w:val="000000"/>
+                <w:kern w:val="0"/>
+                <w:sz w:val="28"/>
+                <w:szCs w:val="28"/>
+                <w:lang w:val="vi-VN"/>
+                <w14:ligatures w14:val="none"/>
+              </w:rPr>
+            </w:pPr>
+            <w:r>
+              <w:rPr>
+                <w:rFonts w:ascii="Times New Roman" w:eastAsia="Times New Roman" w:hAnsi="Times New Roman" w:cs="Times New Roman"/>
+                <w:color w:val="000000"/>
+                <w:kern w:val="0"/>
+                <w:sz w:val="28"/>
+                <w:szCs w:val="28"/>
+                <w:lang w:val="vi-VN"/>
+                <w14:ligatures w14:val="none"/>
+              </w:rPr>
+              <w:t>T</w:t>
+            </w:r>
+          </w:p>
+        </w:tc>
+        <w:tc>
+          <w:tcPr>
+            <w:tcW w:w="992" w:type="dxa"/>
+            <w:vAlign w:val="center"/>
+          </w:tcPr>
+          <w:p>
+            <w:pPr>
+              <w:pStyle w:val="ListParagraph"/>
+              <w:spacing w:line="360" w:lineRule="auto"/>
+              <w:ind w:left="0" w:right="452"/>
+              <w:jc w:val="center"/>
+              <w:rPr>
+                <w:rFonts w:ascii="Times New Roman" w:eastAsia="Times New Roman" w:hAnsi="Times New Roman" w:cs="Times New Roman"/>
+                <w:color w:val="000000"/>
+                <w:kern w:val="0"/>
+                <w:sz w:val="28"/>
+                <w:szCs w:val="28"/>
+                <w:lang w:val="vi-VN"/>
+                <w14:ligatures w14:val="none"/>
+              </w:rPr>
+            </w:pPr>
+            <w:r>
+              <w:rPr>
+                <w:rFonts w:ascii="Times New Roman" w:eastAsia="Times New Roman" w:hAnsi="Times New Roman" w:cs="Times New Roman"/>
+                <w:color w:val="000000"/>
+                <w:kern w:val="0"/>
+                <w:sz w:val="28"/>
+                <w:szCs w:val="28"/>
+                <w:lang w:val="vi-VN"/>
+                <w14:ligatures w14:val="none"/>
+              </w:rPr>
+              <w:t>F</w:t>
+            </w:r>
+          </w:p>
+        </w:tc>
+        <w:tc>
+          <w:tcPr>
+            <w:tcW w:w="850" w:type="dxa"/>
+            <w:vAlign w:val="center"/>
+          </w:tcPr>
+          <w:p>
+            <w:pPr>
+              <w:pStyle w:val="ListParagraph"/>
+              <w:spacing w:line="360" w:lineRule="auto"/>
+              <w:ind w:left="0" w:right="452"/>
+              <w:jc w:val="center"/>
+              <w:rPr>
+                <w:rFonts w:ascii="Times New Roman" w:eastAsia="Times New Roman" w:hAnsi="Times New Roman" w:cs="Times New Roman"/>
+                <w:color w:val="000000"/>
+                <w:kern w:val="0"/>
+                <w:sz w:val="28"/>
+                <w:szCs w:val="28"/>
+                <w:lang w:val="vi-VN"/>
+                <w14:ligatures w14:val="none"/>
+              </w:rPr>
+            </w:pPr>
+            <w:r>
+              <w:rPr>
+                <w:rFonts w:ascii="Times New Roman" w:eastAsia="Times New Roman" w:hAnsi="Times New Roman" w:cs="Times New Roman"/>
+                <w:color w:val="000000"/>
+                <w:kern w:val="0"/>
+                <w:sz w:val="28"/>
+                <w:szCs w:val="28"/>
+                <w:lang w:val="vi-VN"/>
+                <w14:ligatures w14:val="none"/>
+              </w:rPr>
+              <w:t>T</w:t>
+            </w:r>
+          </w:p>
+        </w:tc>
+        <w:tc>
+          <w:tcPr>
+            <w:tcW w:w="851" w:type="dxa"/>
             <w:vAlign w:val="center"/>
           </w:tcPr>
           <w:p>
@@ -13128,8 +13556,8 @@
       <w:tr>
         <w:tc>
           <w:tcPr>
-            <w:tcW w:w="1402" w:type="dxa"/>
-            <w:vMerge w:val="restart"/>
+            <w:tcW w:w="886" w:type="dxa"/>
+            <w:vMerge/>
             <w:vAlign w:val="center"/>
           </w:tcPr>
           <w:p>
@@ -13150,7 +13578,336 @@
                 <w14:ligatures w14:val="none"/>
               </w:rPr>
             </w:pPr>
-            <w:r>
+          </w:p>
+        </w:tc>
+        <w:tc>
+          <w:tcPr>
+            <w:tcW w:w="885" w:type="dxa"/>
+            <w:vAlign w:val="center"/>
+          </w:tcPr>
+          <w:p>
+            <w:pPr>
+              <w:pStyle w:val="ListParagraph"/>
+              <w:spacing w:line="360" w:lineRule="auto"/>
+              <w:ind w:left="0"/>
+              <w:jc w:val="center"/>
+              <w:rPr>
+                <w:rFonts w:ascii="Times New Roman" w:eastAsia="Times New Roman" w:hAnsi="Times New Roman" w:cs="Times New Roman"/>
+                <w:color w:val="000000"/>
+                <w:kern w:val="0"/>
+                <w:sz w:val="28"/>
+                <w:szCs w:val="28"/>
+                <w:lang w:val="vi-VN"/>
+                <w14:ligatures w14:val="none"/>
+              </w:rPr>
+            </w:pPr>
+            <w:r>
+              <w:rPr>
+                <w:rFonts w:ascii="Times New Roman" w:eastAsia="Times New Roman" w:hAnsi="Times New Roman" w:cs="Times New Roman"/>
+                <w:color w:val="000000"/>
+                <w:kern w:val="0"/>
+                <w:sz w:val="28"/>
+                <w:szCs w:val="28"/>
+                <w:lang w:val="vi-VN"/>
+                <w14:ligatures w14:val="none"/>
+              </w:rPr>
+              <w:t>OTP</w:t>
+            </w:r>
+          </w:p>
+        </w:tc>
+        <w:tc>
+          <w:tcPr>
+            <w:tcW w:w="1206" w:type="dxa"/>
+            <w:vAlign w:val="center"/>
+          </w:tcPr>
+          <w:p>
+            <w:pPr>
+              <w:pStyle w:val="ListParagraph"/>
+              <w:spacing w:line="360" w:lineRule="auto"/>
+              <w:ind w:left="0"/>
+              <w:jc w:val="center"/>
+              <w:rPr>
+                <w:rFonts w:ascii="Times New Roman" w:eastAsia="Times New Roman" w:hAnsi="Times New Roman" w:cs="Times New Roman"/>
+                <w:color w:val="000000"/>
+                <w:kern w:val="0"/>
+                <w:sz w:val="28"/>
+                <w:szCs w:val="28"/>
+                <w:lang w:val="vi-VN"/>
+                <w14:ligatures w14:val="none"/>
+              </w:rPr>
+            </w:pPr>
+            <w:r>
+              <w:rPr>
+                <w:rFonts w:ascii="Times New Roman" w:eastAsia="Times New Roman" w:hAnsi="Times New Roman" w:cs="Times New Roman"/>
+                <w:color w:val="000000"/>
+                <w:kern w:val="0"/>
+                <w:sz w:val="28"/>
+                <w:szCs w:val="28"/>
+                <w:lang w:val="vi-VN"/>
+                <w14:ligatures w14:val="none"/>
+              </w:rPr>
+              <w:t>T</w:t>
+            </w:r>
+          </w:p>
+        </w:tc>
+        <w:tc>
+          <w:tcPr>
+            <w:tcW w:w="992" w:type="dxa"/>
+            <w:vAlign w:val="center"/>
+          </w:tcPr>
+          <w:p>
+            <w:pPr>
+              <w:pStyle w:val="ListParagraph"/>
+              <w:spacing w:line="360" w:lineRule="auto"/>
+              <w:ind w:left="0"/>
+              <w:jc w:val="center"/>
+              <w:rPr>
+                <w:rFonts w:ascii="Times New Roman" w:eastAsia="Times New Roman" w:hAnsi="Times New Roman" w:cs="Times New Roman"/>
+                <w:color w:val="000000"/>
+                <w:kern w:val="0"/>
+                <w:sz w:val="28"/>
+                <w:szCs w:val="28"/>
+                <w:lang w:val="vi-VN"/>
+                <w14:ligatures w14:val="none"/>
+              </w:rPr>
+            </w:pPr>
+            <w:r>
+              <w:rPr>
+                <w:rFonts w:ascii="Times New Roman" w:eastAsia="Times New Roman" w:hAnsi="Times New Roman" w:cs="Times New Roman"/>
+                <w:color w:val="000000"/>
+                <w:kern w:val="0"/>
+                <w:sz w:val="28"/>
+                <w:szCs w:val="28"/>
+                <w:lang w:val="vi-VN"/>
+                <w14:ligatures w14:val="none"/>
+              </w:rPr>
+              <w:t>T</w:t>
+            </w:r>
+          </w:p>
+        </w:tc>
+        <w:tc>
+          <w:tcPr>
+            <w:tcW w:w="992" w:type="dxa"/>
+            <w:vAlign w:val="center"/>
+          </w:tcPr>
+          <w:p>
+            <w:pPr>
+              <w:pStyle w:val="ListParagraph"/>
+              <w:spacing w:line="360" w:lineRule="auto"/>
+              <w:ind w:left="0"/>
+              <w:jc w:val="center"/>
+              <w:rPr>
+                <w:rFonts w:ascii="Times New Roman" w:eastAsia="Times New Roman" w:hAnsi="Times New Roman" w:cs="Times New Roman"/>
+                <w:color w:val="000000"/>
+                <w:kern w:val="0"/>
+                <w:sz w:val="28"/>
+                <w:szCs w:val="28"/>
+                <w:lang w:val="vi-VN"/>
+                <w14:ligatures w14:val="none"/>
+              </w:rPr>
+            </w:pPr>
+            <w:r>
+              <w:rPr>
+                <w:rFonts w:ascii="Times New Roman" w:eastAsia="Times New Roman" w:hAnsi="Times New Roman" w:cs="Times New Roman"/>
+                <w:color w:val="000000"/>
+                <w:kern w:val="0"/>
+                <w:sz w:val="28"/>
+                <w:szCs w:val="28"/>
+                <w:lang w:val="vi-VN"/>
+                <w14:ligatures w14:val="none"/>
+              </w:rPr>
+              <w:t>F</w:t>
+            </w:r>
+          </w:p>
+        </w:tc>
+        <w:tc>
+          <w:tcPr>
+            <w:tcW w:w="1134" w:type="dxa"/>
+            <w:vAlign w:val="center"/>
+          </w:tcPr>
+          <w:p>
+            <w:pPr>
+              <w:pStyle w:val="ListParagraph"/>
+              <w:spacing w:line="360" w:lineRule="auto"/>
+              <w:ind w:left="0" w:right="452"/>
+              <w:jc w:val="center"/>
+              <w:rPr>
+                <w:rFonts w:ascii="Times New Roman" w:eastAsia="Times New Roman" w:hAnsi="Times New Roman" w:cs="Times New Roman"/>
+                <w:color w:val="000000"/>
+                <w:kern w:val="0"/>
+                <w:sz w:val="28"/>
+                <w:szCs w:val="28"/>
+                <w:lang w:val="vi-VN"/>
+                <w14:ligatures w14:val="none"/>
+              </w:rPr>
+            </w:pPr>
+            <w:r>
+              <w:rPr>
+                <w:rFonts w:ascii="Times New Roman" w:eastAsia="Times New Roman" w:hAnsi="Times New Roman" w:cs="Times New Roman"/>
+                <w:color w:val="000000"/>
+                <w:kern w:val="0"/>
+                <w:sz w:val="28"/>
+                <w:szCs w:val="28"/>
+                <w:lang w:val="vi-VN"/>
+                <w14:ligatures w14:val="none"/>
+              </w:rPr>
+              <w:t>F</w:t>
+            </w:r>
+          </w:p>
+        </w:tc>
+        <w:tc>
+          <w:tcPr>
+            <w:tcW w:w="993" w:type="dxa"/>
+            <w:vAlign w:val="center"/>
+          </w:tcPr>
+          <w:p>
+            <w:pPr>
+              <w:pStyle w:val="ListParagraph"/>
+              <w:spacing w:line="360" w:lineRule="auto"/>
+              <w:ind w:left="0" w:right="452"/>
+              <w:jc w:val="center"/>
+              <w:rPr>
+                <w:rFonts w:ascii="Times New Roman" w:eastAsia="Times New Roman" w:hAnsi="Times New Roman" w:cs="Times New Roman"/>
+                <w:color w:val="000000"/>
+                <w:kern w:val="0"/>
+                <w:sz w:val="28"/>
+                <w:szCs w:val="28"/>
+                <w:lang w:val="vi-VN"/>
+                <w14:ligatures w14:val="none"/>
+              </w:rPr>
+            </w:pPr>
+            <w:r>
+              <w:rPr>
+                <w:rFonts w:ascii="Times New Roman" w:eastAsia="Times New Roman" w:hAnsi="Times New Roman" w:cs="Times New Roman"/>
+                <w:color w:val="000000"/>
+                <w:kern w:val="0"/>
+                <w:sz w:val="28"/>
+                <w:szCs w:val="28"/>
+                <w:lang w:val="vi-VN"/>
+                <w14:ligatures w14:val="none"/>
+              </w:rPr>
+              <w:t>T</w:t>
+            </w:r>
+          </w:p>
+        </w:tc>
+        <w:tc>
+          <w:tcPr>
+            <w:tcW w:w="992" w:type="dxa"/>
+            <w:vAlign w:val="center"/>
+          </w:tcPr>
+          <w:p>
+            <w:pPr>
+              <w:pStyle w:val="ListParagraph"/>
+              <w:spacing w:line="360" w:lineRule="auto"/>
+              <w:ind w:left="0" w:right="452"/>
+              <w:jc w:val="center"/>
+              <w:rPr>
+                <w:rFonts w:ascii="Times New Roman" w:eastAsia="Times New Roman" w:hAnsi="Times New Roman" w:cs="Times New Roman"/>
+                <w:color w:val="000000"/>
+                <w:kern w:val="0"/>
+                <w:sz w:val="28"/>
+                <w:szCs w:val="28"/>
+                <w:lang w:val="vi-VN"/>
+                <w14:ligatures w14:val="none"/>
+              </w:rPr>
+            </w:pPr>
+            <w:r>
+              <w:rPr>
+                <w:rFonts w:ascii="Times New Roman" w:eastAsia="Times New Roman" w:hAnsi="Times New Roman" w:cs="Times New Roman"/>
+                <w:color w:val="000000"/>
+                <w:kern w:val="0"/>
+                <w:sz w:val="28"/>
+                <w:szCs w:val="28"/>
+                <w:lang w:val="vi-VN"/>
+                <w14:ligatures w14:val="none"/>
+              </w:rPr>
+              <w:t>T</w:t>
+            </w:r>
+          </w:p>
+        </w:tc>
+        <w:tc>
+          <w:tcPr>
+            <w:tcW w:w="850" w:type="dxa"/>
+            <w:vAlign w:val="center"/>
+          </w:tcPr>
+          <w:p>
+            <w:pPr>
+              <w:pStyle w:val="ListParagraph"/>
+              <w:spacing w:line="360" w:lineRule="auto"/>
+              <w:ind w:left="0" w:right="452"/>
+              <w:jc w:val="center"/>
+              <w:rPr>
+                <w:rFonts w:ascii="Times New Roman" w:eastAsia="Times New Roman" w:hAnsi="Times New Roman" w:cs="Times New Roman"/>
+                <w:color w:val="000000"/>
+                <w:kern w:val="0"/>
+                <w:sz w:val="28"/>
+                <w:szCs w:val="28"/>
+                <w:lang w:val="vi-VN"/>
+                <w14:ligatures w14:val="none"/>
+              </w:rPr>
+            </w:pPr>
+            <w:r>
+              <w:rPr>
+                <w:rFonts w:ascii="Times New Roman" w:eastAsia="Times New Roman" w:hAnsi="Times New Roman" w:cs="Times New Roman"/>
+                <w:color w:val="000000"/>
+                <w:kern w:val="0"/>
+                <w:sz w:val="28"/>
+                <w:szCs w:val="28"/>
+                <w:lang w:val="vi-VN"/>
+                <w14:ligatures w14:val="none"/>
+              </w:rPr>
+              <w:t>F</w:t>
+            </w:r>
+          </w:p>
+        </w:tc>
+        <w:tc>
+          <w:tcPr>
+            <w:tcW w:w="851" w:type="dxa"/>
+            <w:vAlign w:val="center"/>
+          </w:tcPr>
+          <w:p>
+            <w:pPr>
+              <w:pStyle w:val="ListParagraph"/>
+              <w:spacing w:line="360" w:lineRule="auto"/>
+              <w:ind w:left="0" w:right="452"/>
+              <w:jc w:val="center"/>
+              <w:rPr>
+                <w:rFonts w:ascii="Times New Roman" w:eastAsia="Times New Roman" w:hAnsi="Times New Roman" w:cs="Times New Roman"/>
+                <w:color w:val="000000"/>
+                <w:kern w:val="0"/>
+                <w:sz w:val="28"/>
+                <w:szCs w:val="28"/>
+                <w:lang w:val="vi-VN"/>
+                <w14:ligatures w14:val="none"/>
+              </w:rPr>
+            </w:pPr>
+            <w:r>
+              <w:rPr>
+                <w:rFonts w:ascii="Times New Roman" w:eastAsia="Times New Roman" w:hAnsi="Times New Roman" w:cs="Times New Roman"/>
+                <w:color w:val="000000"/>
+                <w:kern w:val="0"/>
+                <w:sz w:val="28"/>
+                <w:szCs w:val="28"/>
+                <w:lang w:val="vi-VN"/>
+                <w14:ligatures w14:val="none"/>
+              </w:rPr>
+              <w:t>F</w:t>
+            </w:r>
+          </w:p>
+        </w:tc>
+      </w:tr>
+      <w:tr>
+        <w:tc>
+          <w:tcPr>
+            <w:tcW w:w="886" w:type="dxa"/>
+            <w:vAlign w:val="center"/>
+          </w:tcPr>
+          <w:p>
+            <w:pPr>
+              <w:pStyle w:val="ListParagraph"/>
+              <w:spacing w:line="360" w:lineRule="auto"/>
+              <w:ind w:left="0"/>
+              <w:jc w:val="center"/>
               <w:rPr>
                 <w:rFonts w:ascii="Times New Roman" w:eastAsia="Times New Roman" w:hAnsi="Times New Roman" w:cs="Times New Roman"/>
                 <w:b/>
@@ -13162,13 +13919,26 @@
                 <w:lang w:val="vi-VN"/>
                 <w14:ligatures w14:val="none"/>
               </w:rPr>
-              <w:t>Hành động đầu ra</w:t>
-            </w:r>
-          </w:p>
-        </w:tc>
-        <w:tc>
-          <w:tcPr>
-            <w:tcW w:w="1559" w:type="dxa"/>
+            </w:pPr>
+            <w:r>
+              <w:rPr>
+                <w:rFonts w:ascii="Times New Roman" w:eastAsia="Times New Roman" w:hAnsi="Times New Roman" w:cs="Times New Roman"/>
+                <w:b/>
+                <w:bCs/>
+                <w:color w:val="000000"/>
+                <w:kern w:val="0"/>
+                <w:sz w:val="28"/>
+                <w:szCs w:val="28"/>
+                <w:lang w:val="vi-VN"/>
+                <w14:ligatures w14:val="none"/>
+              </w:rPr>
+              <w:t>Điều kiện đầu vào</w:t>
+            </w:r>
+          </w:p>
+        </w:tc>
+        <w:tc>
+          <w:tcPr>
+            <w:tcW w:w="885" w:type="dxa"/>
             <w:vAlign w:val="center"/>
           </w:tcPr>
           <w:p>
@@ -13203,88 +13973,180 @@
         </w:tc>
         <w:tc>
           <w:tcPr>
-            <w:tcW w:w="1276" w:type="dxa"/>
-            <w:vAlign w:val="center"/>
-          </w:tcPr>
-          <w:p>
-            <w:pPr>
-              <w:pStyle w:val="ListParagraph"/>
-              <w:spacing w:line="360" w:lineRule="auto"/>
-              <w:ind w:left="0"/>
-              <w:jc w:val="center"/>
-              <w:rPr>
-                <w:rFonts w:ascii="Times New Roman" w:eastAsia="Times New Roman" w:hAnsi="Times New Roman" w:cs="Times New Roman"/>
-                <w:color w:val="000000"/>
-                <w:kern w:val="0"/>
-                <w:sz w:val="28"/>
-                <w:szCs w:val="28"/>
-                <w:lang w:val="vi-VN"/>
-                <w14:ligatures w14:val="none"/>
-              </w:rPr>
-            </w:pPr>
-            <w:r>
-              <w:rPr>
-                <w:rFonts w:ascii="Times New Roman" w:eastAsia="Times New Roman" w:hAnsi="Times New Roman" w:cs="Times New Roman"/>
-                <w:color w:val="000000"/>
-                <w:kern w:val="0"/>
-                <w:sz w:val="28"/>
-                <w:szCs w:val="28"/>
-                <w:lang w:val="vi-VN"/>
-                <w14:ligatures w14:val="none"/>
-              </w:rPr>
-              <w:t>X</w:t>
-            </w:r>
-          </w:p>
-        </w:tc>
-        <w:tc>
-          <w:tcPr>
-            <w:tcW w:w="1843" w:type="dxa"/>
-            <w:vAlign w:val="center"/>
-          </w:tcPr>
-          <w:p>
-            <w:pPr>
-              <w:pStyle w:val="ListParagraph"/>
-              <w:spacing w:line="360" w:lineRule="auto"/>
-              <w:ind w:left="0"/>
-              <w:jc w:val="center"/>
-              <w:rPr>
-                <w:rFonts w:ascii="Times New Roman" w:eastAsia="Times New Roman" w:hAnsi="Times New Roman" w:cs="Times New Roman"/>
-                <w:color w:val="000000"/>
-                <w:kern w:val="0"/>
-                <w:sz w:val="28"/>
-                <w:szCs w:val="28"/>
-                <w:lang w:val="vi-VN"/>
-                <w14:ligatures w14:val="none"/>
-              </w:rPr>
-            </w:pPr>
-          </w:p>
-        </w:tc>
-        <w:tc>
-          <w:tcPr>
-            <w:tcW w:w="1559" w:type="dxa"/>
-            <w:vAlign w:val="center"/>
-          </w:tcPr>
-          <w:p>
-            <w:pPr>
-              <w:pStyle w:val="ListParagraph"/>
-              <w:spacing w:line="360" w:lineRule="auto"/>
-              <w:ind w:left="0"/>
-              <w:jc w:val="center"/>
-              <w:rPr>
-                <w:rFonts w:ascii="Times New Roman" w:eastAsia="Times New Roman" w:hAnsi="Times New Roman" w:cs="Times New Roman"/>
-                <w:color w:val="000000"/>
-                <w:kern w:val="0"/>
-                <w:sz w:val="28"/>
-                <w:szCs w:val="28"/>
-                <w:lang w:val="vi-VN"/>
-                <w14:ligatures w14:val="none"/>
-              </w:rPr>
-            </w:pPr>
-          </w:p>
-        </w:tc>
-        <w:tc>
-          <w:tcPr>
-            <w:tcW w:w="1843" w:type="dxa"/>
+            <w:tcW w:w="1206" w:type="dxa"/>
+            <w:vAlign w:val="center"/>
+          </w:tcPr>
+          <w:p>
+            <w:pPr>
+              <w:pStyle w:val="ListParagraph"/>
+              <w:spacing w:line="360" w:lineRule="auto"/>
+              <w:ind w:left="0"/>
+              <w:jc w:val="center"/>
+              <w:rPr>
+                <w:rFonts w:ascii="Times New Roman" w:eastAsia="Times New Roman" w:hAnsi="Times New Roman" w:cs="Times New Roman"/>
+                <w:color w:val="000000"/>
+                <w:kern w:val="0"/>
+                <w:sz w:val="28"/>
+                <w:szCs w:val="28"/>
+                <w:lang w:val="vi-VN"/>
+                <w14:ligatures w14:val="none"/>
+              </w:rPr>
+            </w:pPr>
+            <w:r>
+              <w:rPr>
+                <w:rFonts w:ascii="Times New Roman" w:eastAsia="Times New Roman" w:hAnsi="Times New Roman" w:cs="Times New Roman"/>
+                <w:color w:val="000000"/>
+                <w:kern w:val="0"/>
+                <w:sz w:val="28"/>
+                <w:szCs w:val="28"/>
+                <w:lang w:val="vi-VN"/>
+                <w14:ligatures w14:val="none"/>
+              </w:rPr>
+              <w:t>x</w:t>
+            </w:r>
+          </w:p>
+        </w:tc>
+        <w:tc>
+          <w:tcPr>
+            <w:tcW w:w="992" w:type="dxa"/>
+            <w:vAlign w:val="center"/>
+          </w:tcPr>
+          <w:p>
+            <w:pPr>
+              <w:pStyle w:val="ListParagraph"/>
+              <w:spacing w:line="360" w:lineRule="auto"/>
+              <w:ind w:left="0"/>
+              <w:jc w:val="center"/>
+              <w:rPr>
+                <w:rFonts w:ascii="Times New Roman" w:eastAsia="Times New Roman" w:hAnsi="Times New Roman" w:cs="Times New Roman"/>
+                <w:color w:val="000000"/>
+                <w:kern w:val="0"/>
+                <w:sz w:val="28"/>
+                <w:szCs w:val="28"/>
+                <w:lang w:val="vi-VN"/>
+                <w14:ligatures w14:val="none"/>
+              </w:rPr>
+            </w:pPr>
+          </w:p>
+        </w:tc>
+        <w:tc>
+          <w:tcPr>
+            <w:tcW w:w="992" w:type="dxa"/>
+            <w:vAlign w:val="center"/>
+          </w:tcPr>
+          <w:p>
+            <w:pPr>
+              <w:pStyle w:val="ListParagraph"/>
+              <w:spacing w:line="360" w:lineRule="auto"/>
+              <w:ind w:left="0"/>
+              <w:jc w:val="center"/>
+              <w:rPr>
+                <w:rFonts w:ascii="Times New Roman" w:eastAsia="Times New Roman" w:hAnsi="Times New Roman" w:cs="Times New Roman"/>
+                <w:color w:val="000000"/>
+                <w:kern w:val="0"/>
+                <w:sz w:val="28"/>
+                <w:szCs w:val="28"/>
+                <w:lang w:val="vi-VN"/>
+                <w14:ligatures w14:val="none"/>
+              </w:rPr>
+            </w:pPr>
+          </w:p>
+        </w:tc>
+        <w:tc>
+          <w:tcPr>
+            <w:tcW w:w="1134" w:type="dxa"/>
+            <w:vAlign w:val="center"/>
+          </w:tcPr>
+          <w:p>
+            <w:pPr>
+              <w:pStyle w:val="ListParagraph"/>
+              <w:spacing w:line="360" w:lineRule="auto"/>
+              <w:ind w:left="0" w:right="452"/>
+              <w:jc w:val="center"/>
+              <w:rPr>
+                <w:rFonts w:ascii="Times New Roman" w:eastAsia="Times New Roman" w:hAnsi="Times New Roman" w:cs="Times New Roman"/>
+                <w:color w:val="000000"/>
+                <w:kern w:val="0"/>
+                <w:sz w:val="28"/>
+                <w:szCs w:val="28"/>
+                <w:lang w:val="vi-VN"/>
+                <w14:ligatures w14:val="none"/>
+              </w:rPr>
+            </w:pPr>
+          </w:p>
+        </w:tc>
+        <w:tc>
+          <w:tcPr>
+            <w:tcW w:w="993" w:type="dxa"/>
+            <w:vAlign w:val="center"/>
+          </w:tcPr>
+          <w:p>
+            <w:pPr>
+              <w:pStyle w:val="ListParagraph"/>
+              <w:spacing w:line="360" w:lineRule="auto"/>
+              <w:ind w:left="0" w:right="452"/>
+              <w:jc w:val="center"/>
+              <w:rPr>
+                <w:rFonts w:ascii="Times New Roman" w:eastAsia="Times New Roman" w:hAnsi="Times New Roman" w:cs="Times New Roman"/>
+                <w:color w:val="000000"/>
+                <w:kern w:val="0"/>
+                <w:sz w:val="28"/>
+                <w:szCs w:val="28"/>
+                <w:lang w:val="vi-VN"/>
+                <w14:ligatures w14:val="none"/>
+              </w:rPr>
+            </w:pPr>
+          </w:p>
+        </w:tc>
+        <w:tc>
+          <w:tcPr>
+            <w:tcW w:w="992" w:type="dxa"/>
+            <w:vAlign w:val="center"/>
+          </w:tcPr>
+          <w:p>
+            <w:pPr>
+              <w:pStyle w:val="ListParagraph"/>
+              <w:spacing w:line="360" w:lineRule="auto"/>
+              <w:ind w:left="0" w:right="452"/>
+              <w:jc w:val="center"/>
+              <w:rPr>
+                <w:rFonts w:ascii="Times New Roman" w:eastAsia="Times New Roman" w:hAnsi="Times New Roman" w:cs="Times New Roman"/>
+                <w:color w:val="000000"/>
+                <w:kern w:val="0"/>
+                <w:sz w:val="28"/>
+                <w:szCs w:val="28"/>
+                <w:lang w:val="vi-VN"/>
+                <w14:ligatures w14:val="none"/>
+              </w:rPr>
+            </w:pPr>
+          </w:p>
+        </w:tc>
+        <w:tc>
+          <w:tcPr>
+            <w:tcW w:w="850" w:type="dxa"/>
+            <w:vAlign w:val="center"/>
+          </w:tcPr>
+          <w:p>
+            <w:pPr>
+              <w:pStyle w:val="ListParagraph"/>
+              <w:spacing w:line="360" w:lineRule="auto"/>
+              <w:ind w:left="0" w:right="452"/>
+              <w:jc w:val="center"/>
+              <w:rPr>
+                <w:rFonts w:ascii="Times New Roman" w:eastAsia="Times New Roman" w:hAnsi="Times New Roman" w:cs="Times New Roman"/>
+                <w:color w:val="000000"/>
+                <w:kern w:val="0"/>
+                <w:sz w:val="28"/>
+                <w:szCs w:val="28"/>
+                <w:lang w:val="vi-VN"/>
+                <w14:ligatures w14:val="none"/>
+              </w:rPr>
+            </w:pPr>
+          </w:p>
+        </w:tc>
+        <w:tc>
+          <w:tcPr>
+            <w:tcW w:w="851" w:type="dxa"/>
             <w:vAlign w:val="center"/>
           </w:tcPr>
           <w:p>
@@ -13309,31 +14171,46 @@
       <w:tr>
         <w:tc>
           <w:tcPr>
-            <w:tcW w:w="1402" w:type="dxa"/>
-            <w:vMerge/>
-            <w:vAlign w:val="center"/>
-          </w:tcPr>
-          <w:p>
-            <w:pPr>
-              <w:pStyle w:val="ListParagraph"/>
-              <w:spacing w:line="360" w:lineRule="auto"/>
-              <w:ind w:left="0"/>
-              <w:jc w:val="center"/>
-              <w:rPr>
-                <w:rFonts w:ascii="Times New Roman" w:eastAsia="Times New Roman" w:hAnsi="Times New Roman" w:cs="Times New Roman"/>
-                <w:color w:val="000000"/>
-                <w:kern w:val="0"/>
-                <w:sz w:val="28"/>
-                <w:szCs w:val="28"/>
-                <w:lang w:val="vi-VN"/>
-                <w14:ligatures w14:val="none"/>
-              </w:rPr>
-            </w:pPr>
-          </w:p>
-        </w:tc>
-        <w:tc>
-          <w:tcPr>
-            <w:tcW w:w="1559" w:type="dxa"/>
+            <w:tcW w:w="886" w:type="dxa"/>
+            <w:vAlign w:val="center"/>
+          </w:tcPr>
+          <w:p>
+            <w:pPr>
+              <w:pStyle w:val="ListParagraph"/>
+              <w:spacing w:line="360" w:lineRule="auto"/>
+              <w:ind w:left="0"/>
+              <w:jc w:val="center"/>
+              <w:rPr>
+                <w:rFonts w:ascii="Times New Roman" w:eastAsia="Times New Roman" w:hAnsi="Times New Roman" w:cs="Times New Roman"/>
+                <w:b/>
+                <w:bCs/>
+                <w:color w:val="000000"/>
+                <w:kern w:val="0"/>
+                <w:sz w:val="28"/>
+                <w:szCs w:val="28"/>
+                <w:lang w:val="vi-VN"/>
+                <w14:ligatures w14:val="none"/>
+              </w:rPr>
+            </w:pPr>
+            <w:r>
+              <w:rPr>
+                <w:rFonts w:ascii="Times New Roman" w:eastAsia="Times New Roman" w:hAnsi="Times New Roman" w:cs="Times New Roman"/>
+                <w:b/>
+                <w:bCs/>
+                <w:color w:val="000000"/>
+                <w:kern w:val="0"/>
+                <w:sz w:val="28"/>
+                <w:szCs w:val="28"/>
+                <w:lang w:val="vi-VN"/>
+                <w14:ligatures w14:val="none"/>
+              </w:rPr>
+              <w:t>Hành động đầu ra</w:t>
+            </w:r>
+          </w:p>
+        </w:tc>
+        <w:tc>
+          <w:tcPr>
+            <w:tcW w:w="885" w:type="dxa"/>
             <w:vAlign w:val="center"/>
           </w:tcPr>
           <w:p>
@@ -13368,100 +14245,100 @@
         </w:tc>
         <w:tc>
           <w:tcPr>
-            <w:tcW w:w="1276" w:type="dxa"/>
-            <w:vAlign w:val="center"/>
-          </w:tcPr>
-          <w:p>
-            <w:pPr>
-              <w:pStyle w:val="ListParagraph"/>
-              <w:spacing w:line="360" w:lineRule="auto"/>
-              <w:ind w:left="0"/>
-              <w:jc w:val="center"/>
-              <w:rPr>
-                <w:rFonts w:ascii="Times New Roman" w:eastAsia="Times New Roman" w:hAnsi="Times New Roman" w:cs="Times New Roman"/>
-                <w:color w:val="000000"/>
-                <w:kern w:val="0"/>
-                <w:sz w:val="28"/>
-                <w:szCs w:val="28"/>
-                <w:lang w:val="vi-VN"/>
-                <w14:ligatures w14:val="none"/>
-              </w:rPr>
-            </w:pPr>
-          </w:p>
-        </w:tc>
-        <w:tc>
-          <w:tcPr>
-            <w:tcW w:w="1843" w:type="dxa"/>
-            <w:vAlign w:val="center"/>
-          </w:tcPr>
-          <w:p>
-            <w:pPr>
-              <w:pStyle w:val="ListParagraph"/>
-              <w:spacing w:line="360" w:lineRule="auto"/>
-              <w:ind w:left="0"/>
-              <w:jc w:val="center"/>
-              <w:rPr>
-                <w:rFonts w:ascii="Times New Roman" w:eastAsia="Times New Roman" w:hAnsi="Times New Roman" w:cs="Times New Roman"/>
-                <w:color w:val="000000"/>
-                <w:kern w:val="0"/>
-                <w:sz w:val="28"/>
-                <w:szCs w:val="28"/>
-                <w:lang w:val="vi-VN"/>
-                <w14:ligatures w14:val="none"/>
-              </w:rPr>
-            </w:pPr>
-            <w:r>
-              <w:rPr>
-                <w:rFonts w:ascii="Times New Roman" w:eastAsia="Times New Roman" w:hAnsi="Times New Roman" w:cs="Times New Roman"/>
-                <w:color w:val="000000"/>
-                <w:kern w:val="0"/>
-                <w:sz w:val="28"/>
-                <w:szCs w:val="28"/>
-                <w:lang w:val="vi-VN"/>
-                <w14:ligatures w14:val="none"/>
-              </w:rPr>
-              <w:t>X</w:t>
-            </w:r>
-          </w:p>
-        </w:tc>
-        <w:tc>
-          <w:tcPr>
-            <w:tcW w:w="1559" w:type="dxa"/>
-            <w:vAlign w:val="center"/>
-          </w:tcPr>
-          <w:p>
-            <w:pPr>
-              <w:pStyle w:val="ListParagraph"/>
-              <w:spacing w:line="360" w:lineRule="auto"/>
-              <w:ind w:left="0"/>
-              <w:jc w:val="center"/>
-              <w:rPr>
-                <w:rFonts w:ascii="Times New Roman" w:eastAsia="Times New Roman" w:hAnsi="Times New Roman" w:cs="Times New Roman"/>
-                <w:color w:val="000000"/>
-                <w:kern w:val="0"/>
-                <w:sz w:val="28"/>
-                <w:szCs w:val="28"/>
-                <w:lang w:val="vi-VN"/>
-                <w14:ligatures w14:val="none"/>
-              </w:rPr>
-            </w:pPr>
-            <w:r>
-              <w:rPr>
-                <w:rFonts w:ascii="Times New Roman" w:eastAsia="Times New Roman" w:hAnsi="Times New Roman" w:cs="Times New Roman"/>
-                <w:color w:val="000000"/>
-                <w:kern w:val="0"/>
-                <w:sz w:val="28"/>
-                <w:szCs w:val="28"/>
-                <w:lang w:val="vi-VN"/>
-                <w14:ligatures w14:val="none"/>
-              </w:rPr>
-              <w:t>X</w:t>
-            </w:r>
-          </w:p>
-        </w:tc>
-        <w:tc>
-          <w:tcPr>
-            <w:tcW w:w="1843" w:type="dxa"/>
+            <w:tcW w:w="1206" w:type="dxa"/>
+            <w:vAlign w:val="center"/>
+          </w:tcPr>
+          <w:p>
+            <w:pPr>
+              <w:pStyle w:val="ListParagraph"/>
+              <w:spacing w:line="360" w:lineRule="auto"/>
+              <w:ind w:left="0"/>
+              <w:jc w:val="center"/>
+              <w:rPr>
+                <w:rFonts w:ascii="Times New Roman" w:eastAsia="Times New Roman" w:hAnsi="Times New Roman" w:cs="Times New Roman"/>
+                <w:color w:val="000000"/>
+                <w:kern w:val="0"/>
+                <w:sz w:val="28"/>
+                <w:szCs w:val="28"/>
+                <w:lang w:val="vi-VN"/>
+                <w14:ligatures w14:val="none"/>
+              </w:rPr>
+            </w:pPr>
+          </w:p>
+        </w:tc>
+        <w:tc>
+          <w:tcPr>
+            <w:tcW w:w="992" w:type="dxa"/>
+            <w:vAlign w:val="center"/>
+          </w:tcPr>
+          <w:p>
+            <w:pPr>
+              <w:pStyle w:val="ListParagraph"/>
+              <w:spacing w:line="360" w:lineRule="auto"/>
+              <w:ind w:left="0"/>
+              <w:jc w:val="center"/>
+              <w:rPr>
+                <w:rFonts w:ascii="Times New Roman" w:eastAsia="Times New Roman" w:hAnsi="Times New Roman" w:cs="Times New Roman"/>
+                <w:color w:val="000000"/>
+                <w:kern w:val="0"/>
+                <w:sz w:val="28"/>
+                <w:szCs w:val="28"/>
+                <w:lang w:val="vi-VN"/>
+                <w14:ligatures w14:val="none"/>
+              </w:rPr>
+            </w:pPr>
+            <w:r>
+              <w:rPr>
+                <w:rFonts w:ascii="Times New Roman" w:eastAsia="Times New Roman" w:hAnsi="Times New Roman" w:cs="Times New Roman"/>
+                <w:color w:val="000000"/>
+                <w:kern w:val="0"/>
+                <w:sz w:val="28"/>
+                <w:szCs w:val="28"/>
+                <w:lang w:val="vi-VN"/>
+                <w14:ligatures w14:val="none"/>
+              </w:rPr>
+              <w:t>x</w:t>
+            </w:r>
+          </w:p>
+        </w:tc>
+        <w:tc>
+          <w:tcPr>
+            <w:tcW w:w="992" w:type="dxa"/>
+            <w:vAlign w:val="center"/>
+          </w:tcPr>
+          <w:p>
+            <w:pPr>
+              <w:pStyle w:val="ListParagraph"/>
+              <w:spacing w:line="360" w:lineRule="auto"/>
+              <w:ind w:left="0"/>
+              <w:jc w:val="center"/>
+              <w:rPr>
+                <w:rFonts w:ascii="Times New Roman" w:eastAsia="Times New Roman" w:hAnsi="Times New Roman" w:cs="Times New Roman"/>
+                <w:color w:val="000000"/>
+                <w:kern w:val="0"/>
+                <w:sz w:val="28"/>
+                <w:szCs w:val="28"/>
+                <w:lang w:val="vi-VN"/>
+                <w14:ligatures w14:val="none"/>
+              </w:rPr>
+            </w:pPr>
+            <w:r>
+              <w:rPr>
+                <w:rFonts w:ascii="Times New Roman" w:eastAsia="Times New Roman" w:hAnsi="Times New Roman" w:cs="Times New Roman"/>
+                <w:color w:val="000000"/>
+                <w:kern w:val="0"/>
+                <w:sz w:val="28"/>
+                <w:szCs w:val="28"/>
+                <w:lang w:val="vi-VN"/>
+                <w14:ligatures w14:val="none"/>
+              </w:rPr>
+              <w:t>x</w:t>
+            </w:r>
+          </w:p>
+        </w:tc>
+        <w:tc>
+          <w:tcPr>
+            <w:tcW w:w="1134" w:type="dxa"/>
             <w:vAlign w:val="center"/>
           </w:tcPr>
           <w:p>
@@ -13490,7 +14367,147 @@
                 <w:lang w:val="vi-VN"/>
                 <w14:ligatures w14:val="none"/>
               </w:rPr>
-              <w:t>X</w:t>
+              <w:t>x</w:t>
+            </w:r>
+          </w:p>
+        </w:tc>
+        <w:tc>
+          <w:tcPr>
+            <w:tcW w:w="993" w:type="dxa"/>
+            <w:vAlign w:val="center"/>
+          </w:tcPr>
+          <w:p>
+            <w:pPr>
+              <w:pStyle w:val="ListParagraph"/>
+              <w:spacing w:line="360" w:lineRule="auto"/>
+              <w:ind w:left="0" w:right="452"/>
+              <w:jc w:val="center"/>
+              <w:rPr>
+                <w:rFonts w:ascii="Times New Roman" w:eastAsia="Times New Roman" w:hAnsi="Times New Roman" w:cs="Times New Roman"/>
+                <w:color w:val="000000"/>
+                <w:kern w:val="0"/>
+                <w:sz w:val="28"/>
+                <w:szCs w:val="28"/>
+                <w:lang w:val="vi-VN"/>
+                <w14:ligatures w14:val="none"/>
+              </w:rPr>
+            </w:pPr>
+            <w:r>
+              <w:rPr>
+                <w:rFonts w:ascii="Times New Roman" w:eastAsia="Times New Roman" w:hAnsi="Times New Roman" w:cs="Times New Roman"/>
+                <w:color w:val="000000"/>
+                <w:kern w:val="0"/>
+                <w:sz w:val="28"/>
+                <w:szCs w:val="28"/>
+                <w:lang w:val="vi-VN"/>
+                <w14:ligatures w14:val="none"/>
+              </w:rPr>
+              <w:t>x</w:t>
+            </w:r>
+          </w:p>
+        </w:tc>
+        <w:tc>
+          <w:tcPr>
+            <w:tcW w:w="992" w:type="dxa"/>
+            <w:vAlign w:val="center"/>
+          </w:tcPr>
+          <w:p>
+            <w:pPr>
+              <w:pStyle w:val="ListParagraph"/>
+              <w:spacing w:line="360" w:lineRule="auto"/>
+              <w:ind w:left="0" w:right="452"/>
+              <w:jc w:val="center"/>
+              <w:rPr>
+                <w:rFonts w:ascii="Times New Roman" w:eastAsia="Times New Roman" w:hAnsi="Times New Roman" w:cs="Times New Roman"/>
+                <w:color w:val="000000"/>
+                <w:kern w:val="0"/>
+                <w:sz w:val="28"/>
+                <w:szCs w:val="28"/>
+                <w:lang w:val="vi-VN"/>
+                <w14:ligatures w14:val="none"/>
+              </w:rPr>
+            </w:pPr>
+            <w:r>
+              <w:rPr>
+                <w:rFonts w:ascii="Times New Roman" w:eastAsia="Times New Roman" w:hAnsi="Times New Roman" w:cs="Times New Roman"/>
+                <w:color w:val="000000"/>
+                <w:kern w:val="0"/>
+                <w:sz w:val="28"/>
+                <w:szCs w:val="28"/>
+                <w:lang w:val="vi-VN"/>
+                <w14:ligatures w14:val="none"/>
+              </w:rPr>
+              <w:t>x</w:t>
+            </w:r>
+          </w:p>
+        </w:tc>
+        <w:tc>
+          <w:tcPr>
+            <w:tcW w:w="850" w:type="dxa"/>
+            <w:vAlign w:val="center"/>
+          </w:tcPr>
+          <w:p>
+            <w:pPr>
+              <w:pStyle w:val="ListParagraph"/>
+              <w:spacing w:line="360" w:lineRule="auto"/>
+              <w:ind w:left="0" w:right="452"/>
+              <w:jc w:val="center"/>
+              <w:rPr>
+                <w:rFonts w:ascii="Times New Roman" w:eastAsia="Times New Roman" w:hAnsi="Times New Roman" w:cs="Times New Roman"/>
+                <w:color w:val="000000"/>
+                <w:kern w:val="0"/>
+                <w:sz w:val="28"/>
+                <w:szCs w:val="28"/>
+                <w:lang w:val="vi-VN"/>
+                <w14:ligatures w14:val="none"/>
+              </w:rPr>
+            </w:pPr>
+            <w:r>
+              <w:rPr>
+                <w:rFonts w:ascii="Times New Roman" w:eastAsia="Times New Roman" w:hAnsi="Times New Roman" w:cs="Times New Roman"/>
+                <w:color w:val="000000"/>
+                <w:kern w:val="0"/>
+                <w:sz w:val="28"/>
+                <w:szCs w:val="28"/>
+                <w:lang w:val="vi-VN"/>
+                <w14:ligatures w14:val="none"/>
+              </w:rPr>
+              <w:t>x</w:t>
+            </w:r>
+          </w:p>
+        </w:tc>
+        <w:tc>
+          <w:tcPr>
+            <w:tcW w:w="851" w:type="dxa"/>
+            <w:vAlign w:val="center"/>
+          </w:tcPr>
+          <w:p>
+            <w:pPr>
+              <w:pStyle w:val="ListParagraph"/>
+              <w:spacing w:line="360" w:lineRule="auto"/>
+              <w:ind w:left="0" w:right="452"/>
+              <w:jc w:val="center"/>
+              <w:rPr>
+                <w:rFonts w:ascii="Times New Roman" w:eastAsia="Times New Roman" w:hAnsi="Times New Roman" w:cs="Times New Roman"/>
+                <w:color w:val="000000"/>
+                <w:kern w:val="0"/>
+                <w:sz w:val="28"/>
+                <w:szCs w:val="28"/>
+                <w:lang w:val="vi-VN"/>
+                <w14:ligatures w14:val="none"/>
+              </w:rPr>
+            </w:pPr>
+            <w:r>
+              <w:rPr>
+                <w:rFonts w:ascii="Times New Roman" w:eastAsia="Times New Roman" w:hAnsi="Times New Roman" w:cs="Times New Roman"/>
+                <w:color w:val="000000"/>
+                <w:kern w:val="0"/>
+                <w:sz w:val="28"/>
+                <w:szCs w:val="28"/>
+                <w:lang w:val="vi-VN"/>
+                <w14:ligatures w14:val="none"/>
+              </w:rPr>
+              <w:t>x</w:t>
             </w:r>
           </w:p>
         </w:tc>
@@ -13603,17 +14620,21 @@
               <w:jc w:val="center"/>
               <w:rPr>
                 <w:rFonts w:ascii="Times New Roman" w:eastAsia="Times New Roman" w:hAnsi="Times New Roman" w:cs="Times New Roman"/>
-                <w:color w:val="000000" w:themeColor="text1"/>
-                <w:kern w:val="0"/>
-                <w:sz w:val="28"/>
-                <w:szCs w:val="28"/>
-                <w:lang w:val="vi-VN"/>
-                <w14:ligatures w14:val="none"/>
-              </w:rPr>
-            </w:pPr>
-            <w:r>
-              <w:rPr>
-                <w:rFonts w:ascii="Times New Roman" w:eastAsia="Times New Roman" w:hAnsi="Times New Roman" w:cs="Times New Roman"/>
+                <w:b/>
+                <w:bCs/>
+                <w:color w:val="000000" w:themeColor="text1"/>
+                <w:kern w:val="0"/>
+                <w:sz w:val="28"/>
+                <w:szCs w:val="28"/>
+                <w:lang w:val="vi-VN"/>
+                <w14:ligatures w14:val="none"/>
+              </w:rPr>
+            </w:pPr>
+            <w:r>
+              <w:rPr>
+                <w:rFonts w:ascii="Times New Roman" w:eastAsia="Times New Roman" w:hAnsi="Times New Roman" w:cs="Times New Roman"/>
+                <w:b/>
+                <w:bCs/>
                 <w:color w:val="000000" w:themeColor="text1"/>
                 <w:kern w:val="0"/>
                 <w:sz w:val="28"/>
@@ -13638,17 +14659,21 @@
               <w:jc w:val="center"/>
               <w:rPr>
                 <w:rFonts w:ascii="Times New Roman" w:eastAsia="Times New Roman" w:hAnsi="Times New Roman" w:cs="Times New Roman"/>
-                <w:color w:val="000000" w:themeColor="text1"/>
-                <w:kern w:val="0"/>
-                <w:sz w:val="28"/>
-                <w:szCs w:val="28"/>
-                <w:lang w:val="vi-VN"/>
-                <w14:ligatures w14:val="none"/>
-              </w:rPr>
-            </w:pPr>
-            <w:r>
-              <w:rPr>
-                <w:rFonts w:ascii="Times New Roman" w:eastAsia="Times New Roman" w:hAnsi="Times New Roman" w:cs="Times New Roman"/>
+                <w:b/>
+                <w:bCs/>
+                <w:color w:val="000000" w:themeColor="text1"/>
+                <w:kern w:val="0"/>
+                <w:sz w:val="28"/>
+                <w:szCs w:val="28"/>
+                <w:lang w:val="vi-VN"/>
+                <w14:ligatures w14:val="none"/>
+              </w:rPr>
+            </w:pPr>
+            <w:r>
+              <w:rPr>
+                <w:rFonts w:ascii="Times New Roman" w:eastAsia="Times New Roman" w:hAnsi="Times New Roman" w:cs="Times New Roman"/>
+                <w:b/>
+                <w:bCs/>
                 <w:color w:val="000000" w:themeColor="text1"/>
                 <w:kern w:val="0"/>
                 <w:sz w:val="28"/>
@@ -13673,17 +14698,21 @@
               <w:jc w:val="center"/>
               <w:rPr>
                 <w:rFonts w:ascii="Times New Roman" w:eastAsia="Times New Roman" w:hAnsi="Times New Roman" w:cs="Times New Roman"/>
-                <w:color w:val="000000" w:themeColor="text1"/>
-                <w:kern w:val="0"/>
-                <w:sz w:val="28"/>
-                <w:szCs w:val="28"/>
-                <w:lang w:val="vi-VN"/>
-                <w14:ligatures w14:val="none"/>
-              </w:rPr>
-            </w:pPr>
-            <w:r>
-              <w:rPr>
-                <w:rFonts w:ascii="Times New Roman" w:eastAsia="Times New Roman" w:hAnsi="Times New Roman" w:cs="Times New Roman"/>
+                <w:b/>
+                <w:bCs/>
+                <w:color w:val="000000" w:themeColor="text1"/>
+                <w:kern w:val="0"/>
+                <w:sz w:val="28"/>
+                <w:szCs w:val="28"/>
+                <w:lang w:val="vi-VN"/>
+                <w14:ligatures w14:val="none"/>
+              </w:rPr>
+            </w:pPr>
+            <w:r>
+              <w:rPr>
+                <w:rFonts w:ascii="Times New Roman" w:eastAsia="Times New Roman" w:hAnsi="Times New Roman" w:cs="Times New Roman"/>
+                <w:b/>
+                <w:bCs/>
                 <w:color w:val="000000" w:themeColor="text1"/>
                 <w:kern w:val="0"/>
                 <w:sz w:val="28"/>
@@ -13728,7 +14757,20 @@
                 <w:lang w:val="vi-VN"/>
                 <w14:ligatures w14:val="none"/>
               </w:rPr>
-              <w:t>TC19</w:t>
+              <w:lastRenderedPageBreak/>
+              <w:t>T</w:t>
+            </w:r>
+            <w:r>
+              <w:rPr>
+                <w:rFonts w:ascii="Times New Roman" w:eastAsia="Times New Roman" w:hAnsi="Times New Roman" w:cs="Times New Roman"/>
+                <w:color w:val="000000" w:themeColor="text1"/>
+                <w:kern w:val="0"/>
+                <w:sz w:val="28"/>
+                <w:szCs w:val="28"/>
+                <w:lang w:val="vi-VN"/>
+                <w14:ligatures w14:val="none"/>
+              </w:rPr>
+              <w:t>C20</w:t>
             </w:r>
           </w:p>
         </w:tc>
@@ -13762,7 +14804,72 @@
                 <w:lang w:val="vi-VN"/>
                 <w14:ligatures w14:val="none"/>
               </w:rPr>
-              <w:t>Email = test@gmail.com;</w:t>
+              <w:t xml:space="preserve">Email = </w:t>
+            </w:r>
+            <w:r>
+              <w:rPr>
+                <w:rFonts w:ascii="Times New Roman" w:eastAsia="Times New Roman" w:hAnsi="Times New Roman" w:cs="Times New Roman"/>
+                <w:color w:val="000000" w:themeColor="text1"/>
+                <w:kern w:val="0"/>
+                <w:sz w:val="28"/>
+                <w:szCs w:val="28"/>
+                <w:lang w:val="vi-VN"/>
+                <w14:ligatures w14:val="none"/>
+              </w:rPr>
+              <w:t>huudat091</w:t>
+            </w:r>
+            <w:r>
+              <w:rPr>
+                <w:rFonts w:ascii="Times New Roman" w:eastAsia="Times New Roman" w:hAnsi="Times New Roman" w:cs="Times New Roman"/>
+                <w:color w:val="000000" w:themeColor="text1"/>
+                <w:kern w:val="0"/>
+                <w:sz w:val="28"/>
+                <w:szCs w:val="28"/>
+                <w:lang w:val="vi-VN"/>
+                <w14:ligatures w14:val="none"/>
+              </w:rPr>
+              <w:t>@gmail.com</w:t>
+            </w:r>
+            <w:r>
+              <w:rPr>
+                <w:rFonts w:ascii="Times New Roman" w:eastAsia="Times New Roman" w:hAnsi="Times New Roman" w:cs="Times New Roman"/>
+                <w:color w:val="000000" w:themeColor="text1"/>
+                <w:kern w:val="0"/>
+                <w:sz w:val="28"/>
+                <w:szCs w:val="28"/>
+                <w:lang w:val="vi-VN"/>
+                <w14:ligatures w14:val="none"/>
+              </w:rPr>
+              <w:t>;</w:t>
+            </w:r>
+          </w:p>
+          <w:p>
+            <w:pPr>
+              <w:pStyle w:val="ListParagraph"/>
+              <w:spacing w:line="360" w:lineRule="auto"/>
+              <w:ind w:left="0"/>
+              <w:jc w:val="center"/>
+              <w:rPr>
+                <w:rFonts w:ascii="Times New Roman" w:eastAsia="Times New Roman" w:hAnsi="Times New Roman" w:cs="Times New Roman"/>
+                <w:color w:val="000000" w:themeColor="text1"/>
+                <w:kern w:val="0"/>
+                <w:sz w:val="28"/>
+                <w:szCs w:val="28"/>
+                <w:lang w:val="vi-VN"/>
+                <w14:ligatures w14:val="none"/>
+              </w:rPr>
+            </w:pPr>
+            <w:r>
+              <w:rPr>
+                <w:rFonts w:ascii="Times New Roman" w:eastAsia="Times New Roman" w:hAnsi="Times New Roman" w:cs="Times New Roman"/>
+                <w:color w:val="000000" w:themeColor="text1"/>
+                <w:kern w:val="0"/>
+                <w:sz w:val="28"/>
+                <w:szCs w:val="28"/>
+                <w:lang w:val="vi-VN"/>
+                <w14:ligatures w14:val="none"/>
+              </w:rPr>
+              <w:t>OTP = 123456;</w:t>
             </w:r>
           </w:p>
           <w:p>
@@ -13855,7 +14962,19 @@
                 <w:lang w:val="vi-VN"/>
                 <w14:ligatures w14:val="none"/>
               </w:rPr>
-              <w:t>TC20</w:t>
+              <w:t>TC2</w:t>
+            </w:r>
+            <w:r>
+              <w:rPr>
+                <w:rFonts w:ascii="Times New Roman" w:eastAsia="Times New Roman" w:hAnsi="Times New Roman" w:cs="Times New Roman"/>
+                <w:color w:val="000000" w:themeColor="text1"/>
+                <w:kern w:val="0"/>
+                <w:sz w:val="28"/>
+                <w:szCs w:val="28"/>
+                <w:lang w:val="vi-VN"/>
+                <w14:ligatures w14:val="none"/>
+              </w:rPr>
+              <w:t>1</w:t>
             </w:r>
           </w:p>
         </w:tc>
@@ -13889,7 +15008,72 @@
                 <w:lang w:val="vi-VN"/>
                 <w14:ligatures w14:val="none"/>
               </w:rPr>
-              <w:t>Email = test@gmail.com;</w:t>
+              <w:t xml:space="preserve">Email = </w:t>
+            </w:r>
+            <w:r>
+              <w:rPr>
+                <w:rFonts w:ascii="Times New Roman" w:eastAsia="Times New Roman" w:hAnsi="Times New Roman" w:cs="Times New Roman"/>
+                <w:color w:val="000000" w:themeColor="text1"/>
+                <w:kern w:val="0"/>
+                <w:sz w:val="28"/>
+                <w:szCs w:val="28"/>
+                <w:lang w:val="vi-VN"/>
+                <w14:ligatures w14:val="none"/>
+              </w:rPr>
+              <w:t>huudat091</w:t>
+            </w:r>
+            <w:r>
+              <w:rPr>
+                <w:rFonts w:ascii="Times New Roman" w:eastAsia="Times New Roman" w:hAnsi="Times New Roman" w:cs="Times New Roman"/>
+                <w:color w:val="000000" w:themeColor="text1"/>
+                <w:kern w:val="0"/>
+                <w:sz w:val="28"/>
+                <w:szCs w:val="28"/>
+                <w:lang w:val="vi-VN"/>
+                <w14:ligatures w14:val="none"/>
+              </w:rPr>
+              <w:t>@gmail.com</w:t>
+            </w:r>
+            <w:r>
+              <w:rPr>
+                <w:rFonts w:ascii="Times New Roman" w:eastAsia="Times New Roman" w:hAnsi="Times New Roman" w:cs="Times New Roman"/>
+                <w:color w:val="000000" w:themeColor="text1"/>
+                <w:kern w:val="0"/>
+                <w:sz w:val="28"/>
+                <w:szCs w:val="28"/>
+                <w:lang w:val="vi-VN"/>
+                <w14:ligatures w14:val="none"/>
+              </w:rPr>
+              <w:t>;</w:t>
+            </w:r>
+          </w:p>
+          <w:p>
+            <w:pPr>
+              <w:pStyle w:val="ListParagraph"/>
+              <w:spacing w:line="360" w:lineRule="auto"/>
+              <w:ind w:left="0"/>
+              <w:jc w:val="center"/>
+              <w:rPr>
+                <w:rFonts w:ascii="Times New Roman" w:eastAsia="Times New Roman" w:hAnsi="Times New Roman" w:cs="Times New Roman"/>
+                <w:color w:val="000000" w:themeColor="text1"/>
+                <w:kern w:val="0"/>
+                <w:sz w:val="28"/>
+                <w:szCs w:val="28"/>
+                <w:lang w:val="vi-VN"/>
+                <w14:ligatures w14:val="none"/>
+              </w:rPr>
+            </w:pPr>
+            <w:r>
+              <w:rPr>
+                <w:rFonts w:ascii="Times New Roman" w:eastAsia="Times New Roman" w:hAnsi="Times New Roman" w:cs="Times New Roman"/>
+                <w:color w:val="000000" w:themeColor="text1"/>
+                <w:kern w:val="0"/>
+                <w:sz w:val="28"/>
+                <w:szCs w:val="28"/>
+                <w:lang w:val="vi-VN"/>
+                <w14:ligatures w14:val="none"/>
+              </w:rPr>
+              <w:t>OTP = 123456;</w:t>
             </w:r>
           </w:p>
           <w:p>
@@ -13930,19 +15114,43 @@
                 <w:lang w:val="vi-VN"/>
                 <w14:ligatures w14:val="none"/>
               </w:rPr>
-              <w:t>h</w:t>
-            </w:r>
-            <w:r>
-              <w:rPr>
-                <w:rFonts w:ascii="Times New Roman" w:eastAsia="Times New Roman" w:hAnsi="Times New Roman" w:cs="Times New Roman"/>
-                <w:color w:val="000000" w:themeColor="text1"/>
-                <w:kern w:val="0"/>
-                <w:sz w:val="28"/>
-                <w:szCs w:val="28"/>
-                <w:lang w:val="vi-VN"/>
-                <w14:ligatures w14:val="none"/>
-              </w:rPr>
-              <w:t>uudat;</w:t>
+              <w:t>H</w:t>
+            </w:r>
+            <w:r>
+              <w:rPr>
+                <w:rFonts w:ascii="Times New Roman" w:eastAsia="Times New Roman" w:hAnsi="Times New Roman" w:cs="Times New Roman"/>
+                <w:color w:val="000000" w:themeColor="text1"/>
+                <w:kern w:val="0"/>
+                <w:sz w:val="28"/>
+                <w:szCs w:val="28"/>
+                <w:lang w:val="vi-VN"/>
+                <w14:ligatures w14:val="none"/>
+              </w:rPr>
+              <w:t>uudat</w:t>
+            </w:r>
+            <w:r>
+              <w:rPr>
+                <w:rFonts w:ascii="Times New Roman" w:eastAsia="Times New Roman" w:hAnsi="Times New Roman" w:cs="Times New Roman"/>
+                <w:color w:val="000000" w:themeColor="text1"/>
+                <w:kern w:val="0"/>
+                <w:sz w:val="28"/>
+                <w:szCs w:val="28"/>
+                <w:lang w:val="vi-VN"/>
+                <w14:ligatures w14:val="none"/>
+              </w:rPr>
+              <w:t>0911</w:t>
+            </w:r>
+            <w:r>
+              <w:rPr>
+                <w:rFonts w:ascii="Times New Roman" w:eastAsia="Times New Roman" w:hAnsi="Times New Roman" w:cs="Times New Roman"/>
+                <w:color w:val="000000" w:themeColor="text1"/>
+                <w:kern w:val="0"/>
+                <w:sz w:val="28"/>
+                <w:szCs w:val="28"/>
+                <w:lang w:val="vi-VN"/>
+                <w14:ligatures w14:val="none"/>
+              </w:rPr>
+              <w:t>;</w:t>
             </w:r>
           </w:p>
         </w:tc>
@@ -14026,7 +15234,19 @@
                 <w:lang w:val="vi-VN"/>
                 <w14:ligatures w14:val="none"/>
               </w:rPr>
-              <w:t>TC21</w:t>
+              <w:t>TC2</w:t>
+            </w:r>
+            <w:r>
+              <w:rPr>
+                <w:rFonts w:ascii="Times New Roman" w:eastAsia="Times New Roman" w:hAnsi="Times New Roman" w:cs="Times New Roman"/>
+                <w:color w:val="000000" w:themeColor="text1"/>
+                <w:kern w:val="0"/>
+                <w:sz w:val="28"/>
+                <w:szCs w:val="28"/>
+                <w:lang w:val="vi-VN"/>
+                <w14:ligatures w14:val="none"/>
+              </w:rPr>
+              <w:t>2</w:t>
             </w:r>
           </w:p>
         </w:tc>
@@ -14060,31 +15280,72 @@
                 <w:lang w:val="vi-VN"/>
                 <w14:ligatures w14:val="none"/>
               </w:rPr>
-              <w:t>Email = test</w:t>
-            </w:r>
-            <w:r>
-              <w:rPr>
-                <w:rFonts w:ascii="Times New Roman" w:eastAsia="Times New Roman" w:hAnsi="Times New Roman" w:cs="Times New Roman"/>
-                <w:color w:val="000000" w:themeColor="text1"/>
-                <w:kern w:val="0"/>
-                <w:sz w:val="28"/>
-                <w:szCs w:val="28"/>
-                <w:lang w:val="vi-VN"/>
-                <w14:ligatures w14:val="none"/>
-              </w:rPr>
-              <w:t>.</w:t>
-            </w:r>
-            <w:r>
-              <w:rPr>
-                <w:rFonts w:ascii="Times New Roman" w:eastAsia="Times New Roman" w:hAnsi="Times New Roman" w:cs="Times New Roman"/>
-                <w:color w:val="000000" w:themeColor="text1"/>
-                <w:kern w:val="0"/>
-                <w:sz w:val="28"/>
-                <w:szCs w:val="28"/>
-                <w:lang w:val="vi-VN"/>
-                <w14:ligatures w14:val="none"/>
-              </w:rPr>
-              <w:t>com;</w:t>
+              <w:t xml:space="preserve">Email = </w:t>
+            </w:r>
+            <w:r>
+              <w:rPr>
+                <w:rFonts w:ascii="Times New Roman" w:eastAsia="Times New Roman" w:hAnsi="Times New Roman" w:cs="Times New Roman"/>
+                <w:color w:val="000000" w:themeColor="text1"/>
+                <w:kern w:val="0"/>
+                <w:sz w:val="28"/>
+                <w:szCs w:val="28"/>
+                <w:lang w:val="vi-VN"/>
+                <w14:ligatures w14:val="none"/>
+              </w:rPr>
+              <w:t>huudat091</w:t>
+            </w:r>
+            <w:r>
+              <w:rPr>
+                <w:rFonts w:ascii="Times New Roman" w:eastAsia="Times New Roman" w:hAnsi="Times New Roman" w:cs="Times New Roman"/>
+                <w:color w:val="000000" w:themeColor="text1"/>
+                <w:kern w:val="0"/>
+                <w:sz w:val="28"/>
+                <w:szCs w:val="28"/>
+                <w:lang w:val="vi-VN"/>
+                <w14:ligatures w14:val="none"/>
+              </w:rPr>
+              <w:t>@gmail.com</w:t>
+            </w:r>
+            <w:r>
+              <w:rPr>
+                <w:rFonts w:ascii="Times New Roman" w:eastAsia="Times New Roman" w:hAnsi="Times New Roman" w:cs="Times New Roman"/>
+                <w:color w:val="000000" w:themeColor="text1"/>
+                <w:kern w:val="0"/>
+                <w:sz w:val="28"/>
+                <w:szCs w:val="28"/>
+                <w:lang w:val="vi-VN"/>
+                <w14:ligatures w14:val="none"/>
+              </w:rPr>
+              <w:t>;</w:t>
+            </w:r>
+          </w:p>
+          <w:p>
+            <w:pPr>
+              <w:pStyle w:val="ListParagraph"/>
+              <w:spacing w:line="360" w:lineRule="auto"/>
+              <w:ind w:left="0"/>
+              <w:jc w:val="center"/>
+              <w:rPr>
+                <w:rFonts w:ascii="Times New Roman" w:eastAsia="Times New Roman" w:hAnsi="Times New Roman" w:cs="Times New Roman"/>
+                <w:color w:val="000000" w:themeColor="text1"/>
+                <w:kern w:val="0"/>
+                <w:sz w:val="28"/>
+                <w:szCs w:val="28"/>
+                <w:lang w:val="vi-VN"/>
+                <w14:ligatures w14:val="none"/>
+              </w:rPr>
+            </w:pPr>
+            <w:r>
+              <w:rPr>
+                <w:rFonts w:ascii="Times New Roman" w:eastAsia="Times New Roman" w:hAnsi="Times New Roman" w:cs="Times New Roman"/>
+                <w:color w:val="000000" w:themeColor="text1"/>
+                <w:kern w:val="0"/>
+                <w:sz w:val="28"/>
+                <w:szCs w:val="28"/>
+                <w:lang w:val="vi-VN"/>
+                <w14:ligatures w14:val="none"/>
+              </w:rPr>
+              <w:t>OTP = 123;</w:t>
             </w:r>
           </w:p>
           <w:p>
@@ -14194,8 +15455,19 @@
                 <w:lang w:val="vi-VN"/>
                 <w14:ligatures w14:val="none"/>
               </w:rPr>
-              <w:lastRenderedPageBreak/>
-              <w:t>TC22</w:t>
+              <w:t>TC2</w:t>
+            </w:r>
+            <w:r>
+              <w:rPr>
+                <w:rFonts w:ascii="Times New Roman" w:eastAsia="Times New Roman" w:hAnsi="Times New Roman" w:cs="Times New Roman"/>
+                <w:color w:val="000000" w:themeColor="text1"/>
+                <w:kern w:val="0"/>
+                <w:sz w:val="28"/>
+                <w:szCs w:val="28"/>
+                <w:lang w:val="vi-VN"/>
+                <w14:ligatures w14:val="none"/>
+              </w:rPr>
+              <w:t>3</w:t>
             </w:r>
           </w:p>
         </w:tc>
@@ -14229,6 +15501,264 @@
                 <w:lang w:val="vi-VN"/>
                 <w14:ligatures w14:val="none"/>
               </w:rPr>
+              <w:t xml:space="preserve">Email = </w:t>
+            </w:r>
+            <w:r>
+              <w:rPr>
+                <w:rFonts w:ascii="Times New Roman" w:eastAsia="Times New Roman" w:hAnsi="Times New Roman" w:cs="Times New Roman"/>
+                <w:color w:val="000000" w:themeColor="text1"/>
+                <w:kern w:val="0"/>
+                <w:sz w:val="28"/>
+                <w:szCs w:val="28"/>
+                <w:lang w:val="vi-VN"/>
+                <w14:ligatures w14:val="none"/>
+              </w:rPr>
+              <w:t>huudat091</w:t>
+            </w:r>
+            <w:r>
+              <w:rPr>
+                <w:rFonts w:ascii="Times New Roman" w:eastAsia="Times New Roman" w:hAnsi="Times New Roman" w:cs="Times New Roman"/>
+                <w:color w:val="000000" w:themeColor="text1"/>
+                <w:kern w:val="0"/>
+                <w:sz w:val="28"/>
+                <w:szCs w:val="28"/>
+                <w:lang w:val="vi-VN"/>
+                <w14:ligatures w14:val="none"/>
+              </w:rPr>
+              <w:t>@gmail.com</w:t>
+            </w:r>
+            <w:r>
+              <w:rPr>
+                <w:rFonts w:ascii="Times New Roman" w:eastAsia="Times New Roman" w:hAnsi="Times New Roman" w:cs="Times New Roman"/>
+                <w:color w:val="000000" w:themeColor="text1"/>
+                <w:kern w:val="0"/>
+                <w:sz w:val="28"/>
+                <w:szCs w:val="28"/>
+                <w:lang w:val="vi-VN"/>
+                <w14:ligatures w14:val="none"/>
+              </w:rPr>
+              <w:t>;</w:t>
+            </w:r>
+          </w:p>
+          <w:p>
+            <w:pPr>
+              <w:pStyle w:val="ListParagraph"/>
+              <w:spacing w:line="360" w:lineRule="auto"/>
+              <w:ind w:left="0"/>
+              <w:jc w:val="center"/>
+              <w:rPr>
+                <w:rFonts w:ascii="Times New Roman" w:eastAsia="Times New Roman" w:hAnsi="Times New Roman" w:cs="Times New Roman"/>
+                <w:color w:val="000000" w:themeColor="text1"/>
+                <w:kern w:val="0"/>
+                <w:sz w:val="28"/>
+                <w:szCs w:val="28"/>
+                <w:lang w:val="vi-VN"/>
+                <w14:ligatures w14:val="none"/>
+              </w:rPr>
+            </w:pPr>
+            <w:r>
+              <w:rPr>
+                <w:rFonts w:ascii="Times New Roman" w:eastAsia="Times New Roman" w:hAnsi="Times New Roman" w:cs="Times New Roman"/>
+                <w:color w:val="000000" w:themeColor="text1"/>
+                <w:kern w:val="0"/>
+                <w:sz w:val="28"/>
+                <w:szCs w:val="28"/>
+                <w:lang w:val="vi-VN"/>
+                <w14:ligatures w14:val="none"/>
+              </w:rPr>
+              <w:t>OTP = 123;</w:t>
+            </w:r>
+          </w:p>
+          <w:p>
+            <w:pPr>
+              <w:pStyle w:val="ListParagraph"/>
+              <w:spacing w:line="360" w:lineRule="auto"/>
+              <w:ind w:left="0"/>
+              <w:jc w:val="center"/>
+              <w:rPr>
+                <w:rFonts w:ascii="Times New Roman" w:eastAsia="Times New Roman" w:hAnsi="Times New Roman" w:cs="Times New Roman"/>
+                <w:color w:val="000000" w:themeColor="text1"/>
+                <w:kern w:val="0"/>
+                <w:sz w:val="28"/>
+                <w:szCs w:val="28"/>
+                <w:lang w:val="vi-VN"/>
+                <w14:ligatures w14:val="none"/>
+              </w:rPr>
+            </w:pPr>
+            <w:r>
+              <w:rPr>
+                <w:rFonts w:ascii="Times New Roman" w:eastAsia="Times New Roman" w:hAnsi="Times New Roman" w:cs="Times New Roman"/>
+                <w:color w:val="000000" w:themeColor="text1"/>
+                <w:kern w:val="0"/>
+                <w:sz w:val="28"/>
+                <w:szCs w:val="28"/>
+                <w:lang w:val="vi-VN"/>
+                <w14:ligatures w14:val="none"/>
+              </w:rPr>
+              <w:t xml:space="preserve">Mật khẩu = </w:t>
+            </w:r>
+            <w:r>
+              <w:rPr>
+                <w:rFonts w:ascii="Times New Roman" w:eastAsia="Times New Roman" w:hAnsi="Times New Roman" w:cs="Times New Roman"/>
+                <w:color w:val="000000" w:themeColor="text1"/>
+                <w:kern w:val="0"/>
+                <w:sz w:val="28"/>
+                <w:szCs w:val="28"/>
+                <w:lang w:val="vi-VN"/>
+                <w14:ligatures w14:val="none"/>
+              </w:rPr>
+              <w:t>H</w:t>
+            </w:r>
+            <w:r>
+              <w:rPr>
+                <w:rFonts w:ascii="Times New Roman" w:eastAsia="Times New Roman" w:hAnsi="Times New Roman" w:cs="Times New Roman"/>
+                <w:color w:val="000000" w:themeColor="text1"/>
+                <w:kern w:val="0"/>
+                <w:sz w:val="28"/>
+                <w:szCs w:val="28"/>
+                <w:lang w:val="vi-VN"/>
+                <w14:ligatures w14:val="none"/>
+              </w:rPr>
+              <w:t>uudat</w:t>
+            </w:r>
+            <w:r>
+              <w:rPr>
+                <w:rFonts w:ascii="Times New Roman" w:eastAsia="Times New Roman" w:hAnsi="Times New Roman" w:cs="Times New Roman"/>
+                <w:color w:val="000000" w:themeColor="text1"/>
+                <w:kern w:val="0"/>
+                <w:sz w:val="28"/>
+                <w:szCs w:val="28"/>
+                <w:lang w:val="vi-VN"/>
+                <w14:ligatures w14:val="none"/>
+              </w:rPr>
+              <w:t>0911</w:t>
+            </w:r>
+            <w:r>
+              <w:rPr>
+                <w:rFonts w:ascii="Times New Roman" w:eastAsia="Times New Roman" w:hAnsi="Times New Roman" w:cs="Times New Roman"/>
+                <w:color w:val="000000" w:themeColor="text1"/>
+                <w:kern w:val="0"/>
+                <w:sz w:val="28"/>
+                <w:szCs w:val="28"/>
+                <w:lang w:val="vi-VN"/>
+                <w14:ligatures w14:val="none"/>
+              </w:rPr>
+              <w:t>;</w:t>
+            </w:r>
+          </w:p>
+        </w:tc>
+        <w:tc>
+          <w:tcPr>
+            <w:tcW w:w="3129" w:type="dxa"/>
+            <w:vAlign w:val="center"/>
+          </w:tcPr>
+          <w:p>
+            <w:pPr>
+              <w:pStyle w:val="p1"/>
+              <w:jc w:val="center"/>
+              <w:rPr>
+                <w:color w:val="000000" w:themeColor="text1"/>
+                <w:sz w:val="28"/>
+                <w:szCs w:val="28"/>
+                <w:lang w:val="vi-VN"/>
+              </w:rPr>
+            </w:pPr>
+            <w:r>
+              <w:rPr>
+                <w:color w:val="000000" w:themeColor="text1"/>
+                <w:sz w:val="28"/>
+                <w:szCs w:val="28"/>
+                <w:lang w:val="vi-VN"/>
+              </w:rPr>
+              <w:t>Đăng ký</w:t>
+            </w:r>
+            <w:r>
+              <w:rPr>
+                <w:color w:val="000000" w:themeColor="text1"/>
+                <w:sz w:val="28"/>
+                <w:szCs w:val="28"/>
+                <w:lang w:val="vi-VN"/>
+              </w:rPr>
+              <w:t xml:space="preserve"> không</w:t>
+            </w:r>
+            <w:r>
+              <w:rPr>
+                <w:color w:val="000000" w:themeColor="text1"/>
+                <w:sz w:val="28"/>
+                <w:szCs w:val="28"/>
+                <w:lang w:val="vi-VN"/>
+              </w:rPr>
+              <w:t xml:space="preserve"> thành công</w:t>
+            </w:r>
+          </w:p>
+        </w:tc>
+      </w:tr>
+      <w:tr>
+        <w:tc>
+          <w:tcPr>
+            <w:tcW w:w="1119" w:type="dxa"/>
+            <w:vAlign w:val="center"/>
+          </w:tcPr>
+          <w:p>
+            <w:pPr>
+              <w:pStyle w:val="ListParagraph"/>
+              <w:spacing w:line="360" w:lineRule="auto"/>
+              <w:ind w:left="0"/>
+              <w:jc w:val="center"/>
+              <w:rPr>
+                <w:rFonts w:ascii="Times New Roman" w:eastAsia="Times New Roman" w:hAnsi="Times New Roman" w:cs="Times New Roman"/>
+                <w:color w:val="000000" w:themeColor="text1"/>
+                <w:kern w:val="0"/>
+                <w:sz w:val="28"/>
+                <w:szCs w:val="28"/>
+                <w:lang w:val="vi-VN"/>
+                <w14:ligatures w14:val="none"/>
+              </w:rPr>
+            </w:pPr>
+            <w:r>
+              <w:rPr>
+                <w:rFonts w:ascii="Times New Roman" w:eastAsia="Times New Roman" w:hAnsi="Times New Roman" w:cs="Times New Roman"/>
+                <w:color w:val="000000" w:themeColor="text1"/>
+                <w:kern w:val="0"/>
+                <w:sz w:val="28"/>
+                <w:szCs w:val="28"/>
+                <w:lang w:val="vi-VN"/>
+                <w14:ligatures w14:val="none"/>
+              </w:rPr>
+              <w:t>TC24</w:t>
+            </w:r>
+          </w:p>
+        </w:tc>
+        <w:tc>
+          <w:tcPr>
+            <w:tcW w:w="5229" w:type="dxa"/>
+          </w:tcPr>
+          <w:p>
+            <w:pPr>
+              <w:pStyle w:val="ListParagraph"/>
+              <w:spacing w:line="360" w:lineRule="auto"/>
+              <w:ind w:left="0"/>
+              <w:jc w:val="center"/>
+              <w:rPr>
+                <w:rFonts w:ascii="Times New Roman" w:eastAsia="Times New Roman" w:hAnsi="Times New Roman" w:cs="Times New Roman"/>
+                <w:color w:val="000000" w:themeColor="text1"/>
+                <w:kern w:val="0"/>
+                <w:sz w:val="28"/>
+                <w:szCs w:val="28"/>
+                <w:lang w:val="vi-VN"/>
+                <w14:ligatures w14:val="none"/>
+              </w:rPr>
+            </w:pPr>
+            <w:r>
+              <w:rPr>
+                <w:rFonts w:ascii="Times New Roman" w:eastAsia="Times New Roman" w:hAnsi="Times New Roman" w:cs="Times New Roman"/>
+                <w:color w:val="000000" w:themeColor="text1"/>
+                <w:kern w:val="0"/>
+                <w:sz w:val="28"/>
+                <w:szCs w:val="28"/>
+                <w:lang w:val="vi-VN"/>
+                <w14:ligatures w14:val="none"/>
+              </w:rPr>
               <w:t>Email = test.com;</w:t>
             </w:r>
           </w:p>
@@ -14258,6 +15788,59 @@
                 <w:lang w:val="vi-VN"/>
                 <w14:ligatures w14:val="none"/>
               </w:rPr>
+              <w:t>OTP = 123</w:t>
+            </w:r>
+            <w:r>
+              <w:rPr>
+                <w:rFonts w:ascii="Times New Roman" w:eastAsia="Times New Roman" w:hAnsi="Times New Roman" w:cs="Times New Roman"/>
+                <w:color w:val="000000" w:themeColor="text1"/>
+                <w:kern w:val="0"/>
+                <w:sz w:val="28"/>
+                <w:szCs w:val="28"/>
+                <w:lang w:val="vi-VN"/>
+                <w14:ligatures w14:val="none"/>
+              </w:rPr>
+              <w:t>456</w:t>
+            </w:r>
+            <w:r>
+              <w:rPr>
+                <w:rFonts w:ascii="Times New Roman" w:eastAsia="Times New Roman" w:hAnsi="Times New Roman" w:cs="Times New Roman"/>
+                <w:color w:val="000000" w:themeColor="text1"/>
+                <w:kern w:val="0"/>
+                <w:sz w:val="28"/>
+                <w:szCs w:val="28"/>
+                <w:lang w:val="vi-VN"/>
+                <w14:ligatures w14:val="none"/>
+              </w:rPr>
+              <w:t>;</w:t>
+            </w:r>
+          </w:p>
+          <w:p>
+            <w:pPr>
+              <w:pStyle w:val="ListParagraph"/>
+              <w:spacing w:line="360" w:lineRule="auto"/>
+              <w:ind w:left="0"/>
+              <w:jc w:val="center"/>
+              <w:rPr>
+                <w:rFonts w:ascii="Times New Roman" w:eastAsia="Times New Roman" w:hAnsi="Times New Roman" w:cs="Times New Roman"/>
+                <w:color w:val="000000" w:themeColor="text1"/>
+                <w:kern w:val="0"/>
+                <w:sz w:val="28"/>
+                <w:szCs w:val="28"/>
+                <w:lang w:val="vi-VN"/>
+                <w14:ligatures w14:val="none"/>
+              </w:rPr>
+            </w:pPr>
+            <w:r>
+              <w:rPr>
+                <w:rFonts w:ascii="Times New Roman" w:eastAsia="Times New Roman" w:hAnsi="Times New Roman" w:cs="Times New Roman"/>
+                <w:color w:val="000000" w:themeColor="text1"/>
+                <w:kern w:val="0"/>
+                <w:sz w:val="28"/>
+                <w:szCs w:val="28"/>
+                <w:lang w:val="vi-VN"/>
+                <w14:ligatures w14:val="none"/>
+              </w:rPr>
               <w:t xml:space="preserve">Mật khẩu = </w:t>
             </w:r>
             <w:r>
@@ -14270,19 +15853,19 @@
                 <w:lang w:val="vi-VN"/>
                 <w14:ligatures w14:val="none"/>
               </w:rPr>
-              <w:t>h</w:t>
-            </w:r>
-            <w:r>
-              <w:rPr>
-                <w:rFonts w:ascii="Times New Roman" w:eastAsia="Times New Roman" w:hAnsi="Times New Roman" w:cs="Times New Roman"/>
-                <w:color w:val="000000" w:themeColor="text1"/>
-                <w:kern w:val="0"/>
-                <w:sz w:val="28"/>
-                <w:szCs w:val="28"/>
-                <w:lang w:val="vi-VN"/>
-                <w14:ligatures w14:val="none"/>
-              </w:rPr>
-              <w:t>uudat;</w:t>
+              <w:t>Huudat0911@</w:t>
+            </w:r>
+            <w:r>
+              <w:rPr>
+                <w:rFonts w:ascii="Times New Roman" w:eastAsia="Times New Roman" w:hAnsi="Times New Roman" w:cs="Times New Roman"/>
+                <w:color w:val="000000" w:themeColor="text1"/>
+                <w:kern w:val="0"/>
+                <w:sz w:val="28"/>
+                <w:szCs w:val="28"/>
+                <w:lang w:val="vi-VN"/>
+                <w14:ligatures w14:val="none"/>
+              </w:rPr>
+              <w:t>;</w:t>
             </w:r>
           </w:p>
         </w:tc>
@@ -14309,25 +15892,619 @@
                 <w:szCs w:val="28"/>
                 <w:lang w:val="vi-VN"/>
               </w:rPr>
-              <w:t>Đăng ký</w:t>
-            </w:r>
-            <w:r>
-              <w:rPr>
-                <w:color w:val="000000" w:themeColor="text1"/>
-                <w:sz w:val="28"/>
-                <w:szCs w:val="28"/>
-                <w:lang w:val="vi-VN"/>
-              </w:rPr>
-              <w:t xml:space="preserve"> không</w:t>
-            </w:r>
-            <w:r>
-              <w:rPr>
-                <w:color w:val="000000" w:themeColor="text1"/>
-                <w:sz w:val="28"/>
-                <w:szCs w:val="28"/>
-                <w:lang w:val="vi-VN"/>
-              </w:rPr>
-              <w:t xml:space="preserve"> thành công</w:t>
+              <w:t>Đăng ký không thành công</w:t>
+            </w:r>
+          </w:p>
+        </w:tc>
+      </w:tr>
+      <w:tr>
+        <w:tc>
+          <w:tcPr>
+            <w:tcW w:w="1119" w:type="dxa"/>
+            <w:vAlign w:val="center"/>
+          </w:tcPr>
+          <w:p>
+            <w:pPr>
+              <w:pStyle w:val="ListParagraph"/>
+              <w:spacing w:line="360" w:lineRule="auto"/>
+              <w:ind w:left="0"/>
+              <w:jc w:val="center"/>
+              <w:rPr>
+                <w:rFonts w:ascii="Times New Roman" w:eastAsia="Times New Roman" w:hAnsi="Times New Roman" w:cs="Times New Roman"/>
+                <w:color w:val="000000" w:themeColor="text1"/>
+                <w:kern w:val="0"/>
+                <w:sz w:val="28"/>
+                <w:szCs w:val="28"/>
+                <w:lang w:val="vi-VN"/>
+                <w14:ligatures w14:val="none"/>
+              </w:rPr>
+            </w:pPr>
+            <w:r>
+              <w:rPr>
+                <w:rFonts w:ascii="Times New Roman" w:eastAsia="Times New Roman" w:hAnsi="Times New Roman" w:cs="Times New Roman"/>
+                <w:color w:val="000000" w:themeColor="text1"/>
+                <w:kern w:val="0"/>
+                <w:sz w:val="28"/>
+                <w:szCs w:val="28"/>
+                <w:lang w:val="vi-VN"/>
+                <w14:ligatures w14:val="none"/>
+              </w:rPr>
+              <w:t>TC25</w:t>
+            </w:r>
+          </w:p>
+        </w:tc>
+        <w:tc>
+          <w:tcPr>
+            <w:tcW w:w="5229" w:type="dxa"/>
+          </w:tcPr>
+          <w:p>
+            <w:pPr>
+              <w:pStyle w:val="ListParagraph"/>
+              <w:spacing w:line="360" w:lineRule="auto"/>
+              <w:ind w:left="0"/>
+              <w:jc w:val="center"/>
+              <w:rPr>
+                <w:rFonts w:ascii="Times New Roman" w:eastAsia="Times New Roman" w:hAnsi="Times New Roman" w:cs="Times New Roman"/>
+                <w:color w:val="000000" w:themeColor="text1"/>
+                <w:kern w:val="0"/>
+                <w:sz w:val="28"/>
+                <w:szCs w:val="28"/>
+                <w:lang w:val="vi-VN"/>
+                <w14:ligatures w14:val="none"/>
+              </w:rPr>
+            </w:pPr>
+            <w:r>
+              <w:rPr>
+                <w:rFonts w:ascii="Times New Roman" w:eastAsia="Times New Roman" w:hAnsi="Times New Roman" w:cs="Times New Roman"/>
+                <w:color w:val="000000" w:themeColor="text1"/>
+                <w:kern w:val="0"/>
+                <w:sz w:val="28"/>
+                <w:szCs w:val="28"/>
+                <w:lang w:val="vi-VN"/>
+                <w14:ligatures w14:val="none"/>
+              </w:rPr>
+              <w:t>Email = test.com;</w:t>
+            </w:r>
+          </w:p>
+          <w:p>
+            <w:pPr>
+              <w:pStyle w:val="ListParagraph"/>
+              <w:spacing w:line="360" w:lineRule="auto"/>
+              <w:ind w:left="0"/>
+              <w:jc w:val="center"/>
+              <w:rPr>
+                <w:rFonts w:ascii="Times New Roman" w:eastAsia="Times New Roman" w:hAnsi="Times New Roman" w:cs="Times New Roman"/>
+                <w:color w:val="000000" w:themeColor="text1"/>
+                <w:kern w:val="0"/>
+                <w:sz w:val="28"/>
+                <w:szCs w:val="28"/>
+                <w:lang w:val="vi-VN"/>
+                <w14:ligatures w14:val="none"/>
+              </w:rPr>
+            </w:pPr>
+            <w:r>
+              <w:rPr>
+                <w:rFonts w:ascii="Times New Roman" w:eastAsia="Times New Roman" w:hAnsi="Times New Roman" w:cs="Times New Roman"/>
+                <w:color w:val="000000" w:themeColor="text1"/>
+                <w:kern w:val="0"/>
+                <w:sz w:val="28"/>
+                <w:szCs w:val="28"/>
+                <w:lang w:val="vi-VN"/>
+                <w14:ligatures w14:val="none"/>
+              </w:rPr>
+              <w:t>OTP = 123</w:t>
+            </w:r>
+            <w:r>
+              <w:rPr>
+                <w:rFonts w:ascii="Times New Roman" w:eastAsia="Times New Roman" w:hAnsi="Times New Roman" w:cs="Times New Roman"/>
+                <w:color w:val="000000" w:themeColor="text1"/>
+                <w:kern w:val="0"/>
+                <w:sz w:val="28"/>
+                <w:szCs w:val="28"/>
+                <w:lang w:val="vi-VN"/>
+                <w14:ligatures w14:val="none"/>
+              </w:rPr>
+              <w:t>456</w:t>
+            </w:r>
+            <w:r>
+              <w:rPr>
+                <w:rFonts w:ascii="Times New Roman" w:eastAsia="Times New Roman" w:hAnsi="Times New Roman" w:cs="Times New Roman"/>
+                <w:color w:val="000000" w:themeColor="text1"/>
+                <w:kern w:val="0"/>
+                <w:sz w:val="28"/>
+                <w:szCs w:val="28"/>
+                <w:lang w:val="vi-VN"/>
+                <w14:ligatures w14:val="none"/>
+              </w:rPr>
+              <w:t>;</w:t>
+            </w:r>
+          </w:p>
+          <w:p>
+            <w:pPr>
+              <w:pStyle w:val="ListParagraph"/>
+              <w:spacing w:line="360" w:lineRule="auto"/>
+              <w:ind w:left="0"/>
+              <w:jc w:val="center"/>
+              <w:rPr>
+                <w:rFonts w:ascii="Times New Roman" w:eastAsia="Times New Roman" w:hAnsi="Times New Roman" w:cs="Times New Roman"/>
+                <w:color w:val="000000" w:themeColor="text1"/>
+                <w:kern w:val="0"/>
+                <w:sz w:val="28"/>
+                <w:szCs w:val="28"/>
+                <w:lang w:val="vi-VN"/>
+                <w14:ligatures w14:val="none"/>
+              </w:rPr>
+            </w:pPr>
+            <w:r>
+              <w:rPr>
+                <w:rFonts w:ascii="Times New Roman" w:eastAsia="Times New Roman" w:hAnsi="Times New Roman" w:cs="Times New Roman"/>
+                <w:color w:val="000000" w:themeColor="text1"/>
+                <w:kern w:val="0"/>
+                <w:sz w:val="28"/>
+                <w:szCs w:val="28"/>
+                <w:lang w:val="vi-VN"/>
+                <w14:ligatures w14:val="none"/>
+              </w:rPr>
+              <w:t xml:space="preserve">Mật khẩu = </w:t>
+            </w:r>
+            <w:r>
+              <w:rPr>
+                <w:rFonts w:ascii="Times New Roman" w:eastAsia="Times New Roman" w:hAnsi="Times New Roman" w:cs="Times New Roman"/>
+                <w:color w:val="000000" w:themeColor="text1"/>
+                <w:kern w:val="0"/>
+                <w:sz w:val="28"/>
+                <w:szCs w:val="28"/>
+                <w:lang w:val="vi-VN"/>
+                <w14:ligatures w14:val="none"/>
+              </w:rPr>
+              <w:t>H</w:t>
+            </w:r>
+            <w:r>
+              <w:rPr>
+                <w:rFonts w:ascii="Times New Roman" w:eastAsia="Times New Roman" w:hAnsi="Times New Roman" w:cs="Times New Roman"/>
+                <w:color w:val="000000" w:themeColor="text1"/>
+                <w:kern w:val="0"/>
+                <w:sz w:val="28"/>
+                <w:szCs w:val="28"/>
+                <w:lang w:val="vi-VN"/>
+                <w14:ligatures w14:val="none"/>
+              </w:rPr>
+              <w:t>uudat</w:t>
+            </w:r>
+            <w:r>
+              <w:rPr>
+                <w:rFonts w:ascii="Times New Roman" w:eastAsia="Times New Roman" w:hAnsi="Times New Roman" w:cs="Times New Roman"/>
+                <w:color w:val="000000" w:themeColor="text1"/>
+                <w:kern w:val="0"/>
+                <w:sz w:val="28"/>
+                <w:szCs w:val="28"/>
+                <w:lang w:val="vi-VN"/>
+                <w14:ligatures w14:val="none"/>
+              </w:rPr>
+              <w:t>0911</w:t>
+            </w:r>
+            <w:r>
+              <w:rPr>
+                <w:rFonts w:ascii="Times New Roman" w:eastAsia="Times New Roman" w:hAnsi="Times New Roman" w:cs="Times New Roman"/>
+                <w:color w:val="000000" w:themeColor="text1"/>
+                <w:kern w:val="0"/>
+                <w:sz w:val="28"/>
+                <w:szCs w:val="28"/>
+                <w:lang w:val="vi-VN"/>
+                <w14:ligatures w14:val="none"/>
+              </w:rPr>
+              <w:t>;</w:t>
+            </w:r>
+          </w:p>
+        </w:tc>
+        <w:tc>
+          <w:tcPr>
+            <w:tcW w:w="3129" w:type="dxa"/>
+            <w:vAlign w:val="center"/>
+          </w:tcPr>
+          <w:p>
+            <w:pPr>
+              <w:pStyle w:val="p1"/>
+              <w:jc w:val="center"/>
+              <w:rPr>
+                <w:color w:val="000000" w:themeColor="text1"/>
+                <w:sz w:val="28"/>
+                <w:szCs w:val="28"/>
+                <w:lang w:val="vi-VN"/>
+              </w:rPr>
+            </w:pPr>
+            <w:r>
+              <w:rPr>
+                <w:color w:val="000000" w:themeColor="text1"/>
+                <w:sz w:val="28"/>
+                <w:szCs w:val="28"/>
+                <w:lang w:val="vi-VN"/>
+              </w:rPr>
+              <w:t>Đăng ký không thành công</w:t>
+            </w:r>
+          </w:p>
+        </w:tc>
+      </w:tr>
+      <w:tr>
+        <w:tc>
+          <w:tcPr>
+            <w:tcW w:w="1119" w:type="dxa"/>
+            <w:vAlign w:val="center"/>
+          </w:tcPr>
+          <w:p>
+            <w:pPr>
+              <w:pStyle w:val="ListParagraph"/>
+              <w:spacing w:line="360" w:lineRule="auto"/>
+              <w:ind w:left="0"/>
+              <w:jc w:val="center"/>
+              <w:rPr>
+                <w:rFonts w:ascii="Times New Roman" w:eastAsia="Times New Roman" w:hAnsi="Times New Roman" w:cs="Times New Roman"/>
+                <w:color w:val="000000" w:themeColor="text1"/>
+                <w:kern w:val="0"/>
+                <w:sz w:val="28"/>
+                <w:szCs w:val="28"/>
+                <w:lang w:val="vi-VN"/>
+                <w14:ligatures w14:val="none"/>
+              </w:rPr>
+            </w:pPr>
+            <w:r>
+              <w:rPr>
+                <w:rFonts w:ascii="Times New Roman" w:eastAsia="Times New Roman" w:hAnsi="Times New Roman" w:cs="Times New Roman"/>
+                <w:color w:val="000000" w:themeColor="text1"/>
+                <w:kern w:val="0"/>
+                <w:sz w:val="28"/>
+                <w:szCs w:val="28"/>
+                <w:lang w:val="vi-VN"/>
+                <w14:ligatures w14:val="none"/>
+              </w:rPr>
+              <w:t>TC26</w:t>
+            </w:r>
+          </w:p>
+        </w:tc>
+        <w:tc>
+          <w:tcPr>
+            <w:tcW w:w="5229" w:type="dxa"/>
+          </w:tcPr>
+          <w:p>
+            <w:pPr>
+              <w:pStyle w:val="ListParagraph"/>
+              <w:spacing w:line="360" w:lineRule="auto"/>
+              <w:ind w:left="0"/>
+              <w:jc w:val="center"/>
+              <w:rPr>
+                <w:rFonts w:ascii="Times New Roman" w:eastAsia="Times New Roman" w:hAnsi="Times New Roman" w:cs="Times New Roman"/>
+                <w:color w:val="000000" w:themeColor="text1"/>
+                <w:kern w:val="0"/>
+                <w:sz w:val="28"/>
+                <w:szCs w:val="28"/>
+                <w:lang w:val="vi-VN"/>
+                <w14:ligatures w14:val="none"/>
+              </w:rPr>
+            </w:pPr>
+            <w:r>
+              <w:rPr>
+                <w:rFonts w:ascii="Times New Roman" w:eastAsia="Times New Roman" w:hAnsi="Times New Roman" w:cs="Times New Roman"/>
+                <w:color w:val="000000" w:themeColor="text1"/>
+                <w:kern w:val="0"/>
+                <w:sz w:val="28"/>
+                <w:szCs w:val="28"/>
+                <w:lang w:val="vi-VN"/>
+                <w14:ligatures w14:val="none"/>
+              </w:rPr>
+              <w:t>Email = test.com;</w:t>
+            </w:r>
+          </w:p>
+          <w:p>
+            <w:pPr>
+              <w:pStyle w:val="ListParagraph"/>
+              <w:spacing w:line="360" w:lineRule="auto"/>
+              <w:ind w:left="0"/>
+              <w:jc w:val="center"/>
+              <w:rPr>
+                <w:rFonts w:ascii="Times New Roman" w:eastAsia="Times New Roman" w:hAnsi="Times New Roman" w:cs="Times New Roman"/>
+                <w:color w:val="000000" w:themeColor="text1"/>
+                <w:kern w:val="0"/>
+                <w:sz w:val="28"/>
+                <w:szCs w:val="28"/>
+                <w:lang w:val="vi-VN"/>
+                <w14:ligatures w14:val="none"/>
+              </w:rPr>
+            </w:pPr>
+            <w:r>
+              <w:rPr>
+                <w:rFonts w:ascii="Times New Roman" w:eastAsia="Times New Roman" w:hAnsi="Times New Roman" w:cs="Times New Roman"/>
+                <w:color w:val="000000" w:themeColor="text1"/>
+                <w:kern w:val="0"/>
+                <w:sz w:val="28"/>
+                <w:szCs w:val="28"/>
+                <w:lang w:val="vi-VN"/>
+                <w14:ligatures w14:val="none"/>
+              </w:rPr>
+              <w:t>OTP = 123;</w:t>
+            </w:r>
+          </w:p>
+          <w:p>
+            <w:pPr>
+              <w:pStyle w:val="ListParagraph"/>
+              <w:spacing w:line="360" w:lineRule="auto"/>
+              <w:ind w:left="0"/>
+              <w:jc w:val="center"/>
+              <w:rPr>
+                <w:rFonts w:ascii="Times New Roman" w:eastAsia="Times New Roman" w:hAnsi="Times New Roman" w:cs="Times New Roman"/>
+                <w:color w:val="000000" w:themeColor="text1"/>
+                <w:kern w:val="0"/>
+                <w:sz w:val="28"/>
+                <w:szCs w:val="28"/>
+                <w:lang w:val="vi-VN"/>
+                <w14:ligatures w14:val="none"/>
+              </w:rPr>
+            </w:pPr>
+            <w:r>
+              <w:rPr>
+                <w:rFonts w:ascii="Times New Roman" w:eastAsia="Times New Roman" w:hAnsi="Times New Roman" w:cs="Times New Roman"/>
+                <w:color w:val="000000" w:themeColor="text1"/>
+                <w:kern w:val="0"/>
+                <w:sz w:val="28"/>
+                <w:szCs w:val="28"/>
+                <w:lang w:val="vi-VN"/>
+                <w14:ligatures w14:val="none"/>
+              </w:rPr>
+              <w:t xml:space="preserve">Mật khẩu = </w:t>
+            </w:r>
+            <w:r>
+              <w:rPr>
+                <w:rFonts w:ascii="Times New Roman" w:eastAsia="Times New Roman" w:hAnsi="Times New Roman" w:cs="Times New Roman"/>
+                <w:color w:val="000000" w:themeColor="text1"/>
+                <w:kern w:val="0"/>
+                <w:sz w:val="28"/>
+                <w:szCs w:val="28"/>
+                <w:lang w:val="vi-VN"/>
+                <w14:ligatures w14:val="none"/>
+              </w:rPr>
+              <w:t>Huudat0911@</w:t>
+            </w:r>
+            <w:r>
+              <w:rPr>
+                <w:rFonts w:ascii="Times New Roman" w:eastAsia="Times New Roman" w:hAnsi="Times New Roman" w:cs="Times New Roman"/>
+                <w:color w:val="000000" w:themeColor="text1"/>
+                <w:kern w:val="0"/>
+                <w:sz w:val="28"/>
+                <w:szCs w:val="28"/>
+                <w:lang w:val="vi-VN"/>
+                <w14:ligatures w14:val="none"/>
+              </w:rPr>
+              <w:t>;</w:t>
+            </w:r>
+          </w:p>
+        </w:tc>
+        <w:tc>
+          <w:tcPr>
+            <w:tcW w:w="3129" w:type="dxa"/>
+            <w:vAlign w:val="center"/>
+          </w:tcPr>
+          <w:p>
+            <w:pPr>
+              <w:pStyle w:val="p1"/>
+              <w:jc w:val="center"/>
+              <w:rPr>
+                <w:color w:val="000000" w:themeColor="text1"/>
+                <w:sz w:val="28"/>
+                <w:szCs w:val="28"/>
+                <w:lang w:val="vi-VN"/>
+              </w:rPr>
+            </w:pPr>
+            <w:r>
+              <w:rPr>
+                <w:color w:val="000000" w:themeColor="text1"/>
+                <w:sz w:val="28"/>
+                <w:szCs w:val="28"/>
+                <w:lang w:val="vi-VN"/>
+              </w:rPr>
+              <w:t>Đăng ký không thành công</w:t>
+            </w:r>
+          </w:p>
+        </w:tc>
+      </w:tr>
+      <w:tr>
+        <w:tc>
+          <w:tcPr>
+            <w:tcW w:w="1119" w:type="dxa"/>
+            <w:vAlign w:val="center"/>
+          </w:tcPr>
+          <w:p>
+            <w:pPr>
+              <w:pStyle w:val="ListParagraph"/>
+              <w:spacing w:line="360" w:lineRule="auto"/>
+              <w:ind w:left="0"/>
+              <w:jc w:val="center"/>
+              <w:rPr>
+                <w:rFonts w:ascii="Times New Roman" w:eastAsia="Times New Roman" w:hAnsi="Times New Roman" w:cs="Times New Roman"/>
+                <w:color w:val="000000" w:themeColor="text1"/>
+                <w:kern w:val="0"/>
+                <w:sz w:val="28"/>
+                <w:szCs w:val="28"/>
+                <w:lang w:val="vi-VN"/>
+                <w14:ligatures w14:val="none"/>
+              </w:rPr>
+            </w:pPr>
+            <w:r>
+              <w:rPr>
+                <w:rFonts w:ascii="Times New Roman" w:eastAsia="Times New Roman" w:hAnsi="Times New Roman" w:cs="Times New Roman"/>
+                <w:color w:val="000000" w:themeColor="text1"/>
+                <w:kern w:val="0"/>
+                <w:sz w:val="28"/>
+                <w:szCs w:val="28"/>
+                <w:lang w:val="vi-VN"/>
+                <w14:ligatures w14:val="none"/>
+              </w:rPr>
+              <w:t>TC27</w:t>
+            </w:r>
+          </w:p>
+        </w:tc>
+        <w:tc>
+          <w:tcPr>
+            <w:tcW w:w="5229" w:type="dxa"/>
+          </w:tcPr>
+          <w:p>
+            <w:pPr>
+              <w:pStyle w:val="ListParagraph"/>
+              <w:spacing w:line="360" w:lineRule="auto"/>
+              <w:ind w:left="0"/>
+              <w:jc w:val="center"/>
+              <w:rPr>
+                <w:rFonts w:ascii="Times New Roman" w:eastAsia="Times New Roman" w:hAnsi="Times New Roman" w:cs="Times New Roman"/>
+                <w:color w:val="000000" w:themeColor="text1"/>
+                <w:kern w:val="0"/>
+                <w:sz w:val="28"/>
+                <w:szCs w:val="28"/>
+                <w:lang w:val="vi-VN"/>
+                <w14:ligatures w14:val="none"/>
+              </w:rPr>
+            </w:pPr>
+            <w:r>
+              <w:rPr>
+                <w:rFonts w:ascii="Times New Roman" w:eastAsia="Times New Roman" w:hAnsi="Times New Roman" w:cs="Times New Roman"/>
+                <w:color w:val="000000" w:themeColor="text1"/>
+                <w:kern w:val="0"/>
+                <w:sz w:val="28"/>
+                <w:szCs w:val="28"/>
+                <w:lang w:val="vi-VN"/>
+                <w14:ligatures w14:val="none"/>
+              </w:rPr>
+              <w:t>Email = test.com;</w:t>
+            </w:r>
+          </w:p>
+          <w:p>
+            <w:pPr>
+              <w:pStyle w:val="ListParagraph"/>
+              <w:spacing w:line="360" w:lineRule="auto"/>
+              <w:ind w:left="0"/>
+              <w:jc w:val="center"/>
+              <w:rPr>
+                <w:rFonts w:ascii="Times New Roman" w:eastAsia="Times New Roman" w:hAnsi="Times New Roman" w:cs="Times New Roman"/>
+                <w:color w:val="000000" w:themeColor="text1"/>
+                <w:kern w:val="0"/>
+                <w:sz w:val="28"/>
+                <w:szCs w:val="28"/>
+                <w:lang w:val="vi-VN"/>
+                <w14:ligatures w14:val="none"/>
+              </w:rPr>
+            </w:pPr>
+            <w:r>
+              <w:rPr>
+                <w:rFonts w:ascii="Times New Roman" w:eastAsia="Times New Roman" w:hAnsi="Times New Roman" w:cs="Times New Roman"/>
+                <w:color w:val="000000" w:themeColor="text1"/>
+                <w:kern w:val="0"/>
+                <w:sz w:val="28"/>
+                <w:szCs w:val="28"/>
+                <w:lang w:val="vi-VN"/>
+                <w14:ligatures w14:val="none"/>
+              </w:rPr>
+              <w:t>OTP = 123;</w:t>
+            </w:r>
+          </w:p>
+          <w:p>
+            <w:pPr>
+              <w:pStyle w:val="ListParagraph"/>
+              <w:spacing w:line="360" w:lineRule="auto"/>
+              <w:ind w:left="0"/>
+              <w:jc w:val="center"/>
+              <w:rPr>
+                <w:rFonts w:ascii="Times New Roman" w:eastAsia="Times New Roman" w:hAnsi="Times New Roman" w:cs="Times New Roman"/>
+                <w:color w:val="000000" w:themeColor="text1"/>
+                <w:kern w:val="0"/>
+                <w:sz w:val="28"/>
+                <w:szCs w:val="28"/>
+                <w:lang w:val="vi-VN"/>
+                <w14:ligatures w14:val="none"/>
+              </w:rPr>
+            </w:pPr>
+            <w:r>
+              <w:rPr>
+                <w:rFonts w:ascii="Times New Roman" w:eastAsia="Times New Roman" w:hAnsi="Times New Roman" w:cs="Times New Roman"/>
+                <w:color w:val="000000" w:themeColor="text1"/>
+                <w:kern w:val="0"/>
+                <w:sz w:val="28"/>
+                <w:szCs w:val="28"/>
+                <w:lang w:val="vi-VN"/>
+                <w14:ligatures w14:val="none"/>
+              </w:rPr>
+              <w:t xml:space="preserve">Mật khẩu = </w:t>
+            </w:r>
+            <w:r>
+              <w:rPr>
+                <w:rFonts w:ascii="Times New Roman" w:eastAsia="Times New Roman" w:hAnsi="Times New Roman" w:cs="Times New Roman"/>
+                <w:color w:val="000000" w:themeColor="text1"/>
+                <w:kern w:val="0"/>
+                <w:sz w:val="28"/>
+                <w:szCs w:val="28"/>
+                <w:lang w:val="vi-VN"/>
+                <w14:ligatures w14:val="none"/>
+              </w:rPr>
+              <w:t>H</w:t>
+            </w:r>
+            <w:r>
+              <w:rPr>
+                <w:rFonts w:ascii="Times New Roman" w:eastAsia="Times New Roman" w:hAnsi="Times New Roman" w:cs="Times New Roman"/>
+                <w:color w:val="000000" w:themeColor="text1"/>
+                <w:kern w:val="0"/>
+                <w:sz w:val="28"/>
+                <w:szCs w:val="28"/>
+                <w:lang w:val="vi-VN"/>
+                <w14:ligatures w14:val="none"/>
+              </w:rPr>
+              <w:t>uudat</w:t>
+            </w:r>
+            <w:r>
+              <w:rPr>
+                <w:rFonts w:ascii="Times New Roman" w:eastAsia="Times New Roman" w:hAnsi="Times New Roman" w:cs="Times New Roman"/>
+                <w:color w:val="000000" w:themeColor="text1"/>
+                <w:kern w:val="0"/>
+                <w:sz w:val="28"/>
+                <w:szCs w:val="28"/>
+                <w:lang w:val="vi-VN"/>
+                <w14:ligatures w14:val="none"/>
+              </w:rPr>
+              <w:t>0911</w:t>
+            </w:r>
+            <w:r>
+              <w:rPr>
+                <w:rFonts w:ascii="Times New Roman" w:eastAsia="Times New Roman" w:hAnsi="Times New Roman" w:cs="Times New Roman"/>
+                <w:color w:val="000000" w:themeColor="text1"/>
+                <w:kern w:val="0"/>
+                <w:sz w:val="28"/>
+                <w:szCs w:val="28"/>
+                <w:lang w:val="vi-VN"/>
+                <w14:ligatures w14:val="none"/>
+              </w:rPr>
+              <w:t>;</w:t>
+            </w:r>
+          </w:p>
+        </w:tc>
+        <w:tc>
+          <w:tcPr>
+            <w:tcW w:w="3129" w:type="dxa"/>
+            <w:vAlign w:val="center"/>
+          </w:tcPr>
+          <w:p>
+            <w:pPr>
+              <w:pStyle w:val="p1"/>
+              <w:jc w:val="center"/>
+              <w:rPr>
+                <w:color w:val="000000" w:themeColor="text1"/>
+                <w:sz w:val="28"/>
+                <w:szCs w:val="28"/>
+                <w:lang w:val="vi-VN"/>
+              </w:rPr>
+            </w:pPr>
+            <w:r>
+              <w:rPr>
+                <w:color w:val="000000" w:themeColor="text1"/>
+                <w:sz w:val="28"/>
+                <w:szCs w:val="28"/>
+                <w:lang w:val="vi-VN"/>
+              </w:rPr>
+              <w:t>Đăng ký không thành công</w:t>
             </w:r>
           </w:p>
         </w:tc>
@@ -14338,6 +16515,111 @@
         <w:pStyle w:val="ListParagraph"/>
         <w:spacing w:after="0" w:line="360" w:lineRule="auto"/>
         <w:ind w:left="436"/>
+        <w:rPr>
+          <w:rFonts w:ascii="Times New Roman" w:eastAsia="Times New Roman" w:hAnsi="Times New Roman" w:cs="Times New Roman"/>
+          <w:color w:val="000000"/>
+          <w:kern w:val="0"/>
+          <w:sz w:val="28"/>
+          <w:szCs w:val="28"/>
+          <w:lang w:val="vi-VN"/>
+          <w14:ligatures w14:val="none"/>
+        </w:rPr>
+      </w:pPr>
+    </w:p>
+    <w:p>
+      <w:pPr>
+        <w:spacing w:line="360" w:lineRule="auto"/>
+        <w:ind w:firstLine="567"/>
+        <w:jc w:val="both"/>
+        <w:rPr>
+          <w:sz w:val="28"/>
+          <w:szCs w:val="28"/>
+        </w:rPr>
+      </w:pPr>
+      <w:r>
+        <w:rPr>
+          <w:rFonts w:ascii="Times New Roman" w:eastAsia="Times New Roman" w:hAnsi="Times New Roman" w:cs="Times New Roman"/>
+          <w:color w:val="000000"/>
+          <w:kern w:val="0"/>
+          <w:sz w:val="28"/>
+          <w:szCs w:val="28"/>
+          <w:lang w:val="vi-VN"/>
+          <w14:ligatures w14:val="none"/>
+        </w:rPr>
+        <w:lastRenderedPageBreak/>
+        <w:t>=&gt;</w:t>
+      </w:r>
+      <w:r>
+        <w:rPr>
+          <w:sz w:val="28"/>
+          <w:szCs w:val="28"/>
+          <w:lang w:val="vi-VN"/>
+        </w:rPr>
+        <w:t xml:space="preserve"> </w:t>
+      </w:r>
+      <w:r>
+        <w:rPr>
+          <w:rFonts w:ascii="Times New Roman" w:hAnsi="Times New Roman" w:cs="Times New Roman"/>
+          <w:sz w:val="28"/>
+          <w:szCs w:val="28"/>
+        </w:rPr>
+        <w:t xml:space="preserve">Kết hợp 2 phương pháp: Ta gộp các test case </w:t>
+      </w:r>
+      <w:r>
+        <w:rPr>
+          <w:rFonts w:ascii="Times New Roman" w:hAnsi="Times New Roman" w:cs="Times New Roman"/>
+          <w:sz w:val="28"/>
+          <w:szCs w:val="28"/>
+        </w:rPr>
+        <w:t>TC</w:t>
+      </w:r>
+      <w:r>
+        <w:rPr>
+          <w:rFonts w:ascii="Times New Roman" w:hAnsi="Times New Roman" w:cs="Times New Roman"/>
+          <w:sz w:val="28"/>
+          <w:szCs w:val="28"/>
+          <w:lang w:val="vi-VN"/>
+        </w:rPr>
+        <w:t>1 và TC20, TC19 và TC21, TC7 và TC22.</w:t>
+      </w:r>
+      <w:r>
+        <w:rPr>
+          <w:rFonts w:ascii="Times New Roman" w:hAnsi="Times New Roman" w:cs="Times New Roman"/>
+          <w:sz w:val="28"/>
+          <w:szCs w:val="28"/>
+        </w:rPr>
+        <w:t xml:space="preserve">Như vậy ta cần kiểm thử </w:t>
+      </w:r>
+      <w:r>
+        <w:rPr>
+          <w:rFonts w:ascii="Times New Roman" w:hAnsi="Times New Roman" w:cs="Times New Roman"/>
+          <w:sz w:val="28"/>
+          <w:szCs w:val="28"/>
+          <w:lang w:val="vi-VN"/>
+        </w:rPr>
+        <w:t>2</w:t>
+      </w:r>
+      <w:r>
+        <w:rPr>
+          <w:rFonts w:ascii="Times New Roman" w:hAnsi="Times New Roman" w:cs="Times New Roman"/>
+          <w:sz w:val="28"/>
+          <w:szCs w:val="28"/>
+          <w:lang w:val="vi-VN"/>
+        </w:rPr>
+        <w:t>4</w:t>
+      </w:r>
+      <w:r>
+        <w:rPr>
+          <w:rFonts w:ascii="Times New Roman" w:hAnsi="Times New Roman" w:cs="Times New Roman"/>
+          <w:sz w:val="28"/>
+          <w:szCs w:val="28"/>
+        </w:rPr>
+        <w:t xml:space="preserve"> trường hợp.</w:t>
+      </w:r>
+    </w:p>
+    <w:p>
+      <w:pPr>
+        <w:spacing w:after="0" w:line="360" w:lineRule="auto"/>
         <w:rPr>
           <w:rFonts w:ascii="Times New Roman" w:eastAsia="Times New Roman" w:hAnsi="Times New Roman" w:cs="Times New Roman"/>
           <w:color w:val="000000"/>
@@ -14384,6 +16666,958 @@
         </w:rPr>
         <w:t>Thực hiện kiểm thử:</w:t>
       </w:r>
+    </w:p>
+    <w:p>
+      <w:pPr>
+        <w:pStyle w:val="ListParagraph"/>
+        <w:ind w:left="862"/>
+        <w:jc w:val="both"/>
+        <w:rPr>
+          <w:rFonts w:ascii="Times New Roman" w:hAnsi="Times New Roman" w:cs="Times New Roman"/>
+          <w:sz w:val="28"/>
+          <w:szCs w:val="28"/>
+        </w:rPr>
+      </w:pPr>
+      <w:r>
+        <w:rPr>
+          <w:rFonts w:ascii="Times New Roman" w:hAnsi="Times New Roman" w:cs="Times New Roman"/>
+          <w:sz w:val="28"/>
+          <w:szCs w:val="28"/>
+        </w:rPr>
+        <w:t>Các bước thực hiện kiểm thử tự động:</w:t>
+      </w:r>
+    </w:p>
+    <w:p>
+      <w:pPr>
+        <w:pStyle w:val="ListParagraph"/>
+        <w:spacing w:line="360" w:lineRule="auto"/>
+        <w:ind w:left="862"/>
+        <w:jc w:val="both"/>
+        <w:rPr>
+          <w:rFonts w:ascii="Times New Roman" w:hAnsi="Times New Roman" w:cs="Times New Roman"/>
+          <w:sz w:val="28"/>
+          <w:szCs w:val="28"/>
+        </w:rPr>
+      </w:pPr>
+      <w:r>
+        <w:rPr>
+          <w:rFonts w:ascii="Times New Roman" w:hAnsi="Times New Roman" w:cs="Times New Roman"/>
+          <w:sz w:val="28"/>
+          <w:szCs w:val="28"/>
+        </w:rPr>
+        <w:t>1. Khởi chạy chương trình kiểm thử tự động bằng thư viện Selenium WebDriver.</w:t>
+      </w:r>
+    </w:p>
+    <w:p>
+      <w:pPr>
+        <w:pStyle w:val="ListParagraph"/>
+        <w:spacing w:line="360" w:lineRule="auto"/>
+        <w:ind w:left="862"/>
+        <w:jc w:val="both"/>
+        <w:rPr>
+          <w:rFonts w:ascii="Times New Roman" w:hAnsi="Times New Roman" w:cs="Times New Roman"/>
+          <w:sz w:val="28"/>
+          <w:szCs w:val="28"/>
+        </w:rPr>
+      </w:pPr>
+      <w:r>
+        <w:rPr>
+          <w:rFonts w:ascii="Times New Roman" w:hAnsi="Times New Roman" w:cs="Times New Roman"/>
+          <w:sz w:val="28"/>
+          <w:szCs w:val="28"/>
+        </w:rPr>
+        <w:t>2. Selenium khởi tạo trình duyệt Google Chrome và truy cập vào trang chủ của hệ thống Decathlon.</w:t>
+      </w:r>
+    </w:p>
+    <w:p>
+      <w:pPr>
+        <w:pStyle w:val="ListParagraph"/>
+        <w:spacing w:line="360" w:lineRule="auto"/>
+        <w:ind w:left="862"/>
+        <w:jc w:val="both"/>
+        <w:rPr>
+          <w:rFonts w:ascii="Times New Roman" w:hAnsi="Times New Roman" w:cs="Times New Roman"/>
+          <w:sz w:val="28"/>
+          <w:szCs w:val="28"/>
+        </w:rPr>
+      </w:pPr>
+      <w:r>
+        <w:rPr>
+          <w:rFonts w:ascii="Times New Roman" w:hAnsi="Times New Roman" w:cs="Times New Roman"/>
+          <w:sz w:val="28"/>
+          <w:szCs w:val="28"/>
+        </w:rPr>
+        <w:t>3. Trước khi thực hiện kiểm thử, Selenium tiến hành kiểm tra và đóng quảng cáo (nếu xuất hiện).</w:t>
+      </w:r>
+    </w:p>
+    <w:p>
+      <w:pPr>
+        <w:pStyle w:val="ListParagraph"/>
+        <w:spacing w:line="360" w:lineRule="auto"/>
+        <w:ind w:left="862"/>
+        <w:jc w:val="both"/>
+        <w:rPr>
+          <w:rFonts w:ascii="Times New Roman" w:hAnsi="Times New Roman" w:cs="Times New Roman"/>
+          <w:sz w:val="28"/>
+          <w:szCs w:val="28"/>
+          <w:lang w:val="vi-VN"/>
+        </w:rPr>
+      </w:pPr>
+      <w:r>
+        <w:rPr>
+          <w:rFonts w:ascii="Times New Roman" w:hAnsi="Times New Roman" w:cs="Times New Roman"/>
+          <w:sz w:val="28"/>
+          <w:szCs w:val="28"/>
+        </w:rPr>
+        <w:t xml:space="preserve">4. Selenium tự động định vị ô </w:t>
+      </w:r>
+      <w:r>
+        <w:rPr>
+          <w:rFonts w:ascii="Times New Roman" w:hAnsi="Times New Roman" w:cs="Times New Roman"/>
+          <w:sz w:val="28"/>
+          <w:szCs w:val="28"/>
+        </w:rPr>
+        <w:t>đăng</w:t>
+      </w:r>
+      <w:r>
+        <w:rPr>
+          <w:rFonts w:ascii="Times New Roman" w:hAnsi="Times New Roman" w:cs="Times New Roman"/>
+          <w:sz w:val="28"/>
+          <w:szCs w:val="28"/>
+          <w:lang w:val="vi-VN"/>
+        </w:rPr>
+        <w:t xml:space="preserve"> nhập</w:t>
+      </w:r>
+      <w:r>
+        <w:rPr>
+          <w:rFonts w:ascii="Times New Roman" w:hAnsi="Times New Roman" w:cs="Times New Roman"/>
+          <w:sz w:val="28"/>
+          <w:szCs w:val="28"/>
+        </w:rPr>
+        <w:t xml:space="preserve"> trên giao diện website và nhấn vào </w:t>
+      </w:r>
+      <w:r>
+        <w:rPr>
+          <w:rFonts w:ascii="Times New Roman" w:hAnsi="Times New Roman" w:cs="Times New Roman"/>
+          <w:sz w:val="28"/>
+          <w:szCs w:val="28"/>
+        </w:rPr>
+        <w:t>nút</w:t>
+      </w:r>
+      <w:r>
+        <w:rPr>
+          <w:rFonts w:ascii="Times New Roman" w:hAnsi="Times New Roman" w:cs="Times New Roman"/>
+          <w:sz w:val="28"/>
+          <w:szCs w:val="28"/>
+        </w:rPr>
+        <w:t xml:space="preserve"> </w:t>
+      </w:r>
+      <w:r>
+        <w:rPr>
+          <w:rFonts w:ascii="Times New Roman" w:hAnsi="Times New Roman" w:cs="Times New Roman"/>
+          <w:sz w:val="28"/>
+          <w:szCs w:val="28"/>
+        </w:rPr>
+        <w:t>đăng</w:t>
+      </w:r>
+      <w:r>
+        <w:rPr>
+          <w:rFonts w:ascii="Times New Roman" w:hAnsi="Times New Roman" w:cs="Times New Roman"/>
+          <w:sz w:val="28"/>
+          <w:szCs w:val="28"/>
+          <w:lang w:val="vi-VN"/>
+        </w:rPr>
+        <w:t xml:space="preserve"> nhập</w:t>
+      </w:r>
+    </w:p>
+    <w:p>
+      <w:pPr>
+        <w:pStyle w:val="ListParagraph"/>
+        <w:spacing w:line="360" w:lineRule="auto"/>
+        <w:ind w:left="862"/>
+        <w:jc w:val="both"/>
+        <w:rPr>
+          <w:rFonts w:ascii="Times New Roman" w:hAnsi="Times New Roman" w:cs="Times New Roman"/>
+          <w:sz w:val="28"/>
+          <w:szCs w:val="28"/>
+          <w:lang w:val="vi-VN"/>
+        </w:rPr>
+      </w:pPr>
+      <w:r>
+        <w:rPr>
+          <w:rFonts w:ascii="Times New Roman" w:hAnsi="Times New Roman" w:cs="Times New Roman"/>
+          <w:sz w:val="28"/>
+          <w:szCs w:val="28"/>
+        </w:rPr>
+        <w:t xml:space="preserve">5. Selenium </w:t>
+      </w:r>
+      <w:r>
+        <w:rPr>
+          <w:rFonts w:ascii="Times New Roman" w:hAnsi="Times New Roman" w:cs="Times New Roman"/>
+          <w:sz w:val="28"/>
+          <w:szCs w:val="28"/>
+        </w:rPr>
+        <w:t>tự</w:t>
+      </w:r>
+      <w:r>
+        <w:rPr>
+          <w:rFonts w:ascii="Times New Roman" w:hAnsi="Times New Roman" w:cs="Times New Roman"/>
+          <w:sz w:val="28"/>
+          <w:szCs w:val="28"/>
+          <w:lang w:val="vi-VN"/>
+        </w:rPr>
+        <w:t xml:space="preserve"> động định vị và nhấn nút “tạo tài khoản”</w:t>
+      </w:r>
+    </w:p>
+    <w:p>
+      <w:pPr>
+        <w:pStyle w:val="ListParagraph"/>
+        <w:spacing w:line="360" w:lineRule="auto"/>
+        <w:ind w:left="862"/>
+        <w:jc w:val="both"/>
+        <w:rPr>
+          <w:rFonts w:ascii="Times New Roman" w:hAnsi="Times New Roman" w:cs="Times New Roman"/>
+          <w:sz w:val="28"/>
+          <w:szCs w:val="28"/>
+          <w:lang w:val="vi-VN"/>
+        </w:rPr>
+      </w:pPr>
+      <w:r>
+        <w:rPr>
+          <w:rFonts w:ascii="Times New Roman" w:hAnsi="Times New Roman" w:cs="Times New Roman"/>
+          <w:sz w:val="28"/>
+          <w:szCs w:val="28"/>
+        </w:rPr>
+        <w:t xml:space="preserve">6. </w:t>
+      </w:r>
+      <w:r>
+        <w:rPr>
+          <w:rFonts w:ascii="Times New Roman" w:hAnsi="Times New Roman" w:cs="Times New Roman"/>
+          <w:sz w:val="28"/>
+          <w:szCs w:val="28"/>
+        </w:rPr>
+        <w:t>Selenium</w:t>
+      </w:r>
+      <w:r>
+        <w:rPr>
+          <w:rFonts w:ascii="Times New Roman" w:hAnsi="Times New Roman" w:cs="Times New Roman"/>
+          <w:sz w:val="28"/>
+          <w:szCs w:val="28"/>
+          <w:lang w:val="vi-VN"/>
+        </w:rPr>
+        <w:t xml:space="preserve"> lần lượt</w:t>
+      </w:r>
+      <w:r>
+        <w:rPr>
+          <w:rFonts w:ascii="Times New Roman" w:hAnsi="Times New Roman" w:cs="Times New Roman"/>
+          <w:sz w:val="28"/>
+          <w:szCs w:val="28"/>
+        </w:rPr>
+        <w:t xml:space="preserve"> nhập dữ liệu Email</w:t>
+      </w:r>
+      <w:r>
+        <w:rPr>
+          <w:rFonts w:ascii="Times New Roman" w:hAnsi="Times New Roman" w:cs="Times New Roman"/>
+          <w:sz w:val="28"/>
+          <w:szCs w:val="28"/>
+        </w:rPr>
+        <w:t xml:space="preserve"> và</w:t>
+      </w:r>
+      <w:r>
+        <w:rPr>
+          <w:rFonts w:ascii="Times New Roman" w:hAnsi="Times New Roman" w:cs="Times New Roman"/>
+          <w:sz w:val="28"/>
+          <w:szCs w:val="28"/>
+        </w:rPr>
+        <w:t xml:space="preserve"> thực hiện nhấn nút “</w:t>
+      </w:r>
+      <w:r>
+        <w:rPr>
+          <w:rFonts w:ascii="Times New Roman" w:hAnsi="Times New Roman" w:cs="Times New Roman"/>
+          <w:sz w:val="28"/>
+          <w:szCs w:val="28"/>
+        </w:rPr>
+        <w:t>Xác</w:t>
+      </w:r>
+      <w:r>
+        <w:rPr>
+          <w:rFonts w:ascii="Times New Roman" w:hAnsi="Times New Roman" w:cs="Times New Roman"/>
+          <w:sz w:val="28"/>
+          <w:szCs w:val="28"/>
+          <w:lang w:val="vi-VN"/>
+        </w:rPr>
+        <w:t xml:space="preserve"> nhận</w:t>
+      </w:r>
+      <w:r>
+        <w:rPr>
+          <w:rFonts w:ascii="Times New Roman" w:hAnsi="Times New Roman" w:cs="Times New Roman"/>
+          <w:sz w:val="28"/>
+          <w:szCs w:val="28"/>
+        </w:rPr>
+        <w:t xml:space="preserve">” để chuyển sang bước nhập </w:t>
+      </w:r>
+      <w:r>
+        <w:rPr>
+          <w:rFonts w:ascii="Times New Roman" w:hAnsi="Times New Roman" w:cs="Times New Roman"/>
+          <w:sz w:val="28"/>
+          <w:szCs w:val="28"/>
+        </w:rPr>
+        <w:t>OTP</w:t>
+      </w:r>
+      <w:r>
+        <w:rPr>
+          <w:rFonts w:ascii="Times New Roman" w:hAnsi="Times New Roman" w:cs="Times New Roman"/>
+          <w:sz w:val="28"/>
+          <w:szCs w:val="28"/>
+        </w:rPr>
+        <w:t>.</w:t>
+      </w:r>
+    </w:p>
+    <w:p>
+      <w:pPr>
+        <w:pStyle w:val="ListParagraph"/>
+        <w:spacing w:line="360" w:lineRule="auto"/>
+        <w:ind w:left="862"/>
+        <w:jc w:val="both"/>
+        <w:rPr>
+          <w:rFonts w:ascii="Times New Roman" w:hAnsi="Times New Roman" w:cs="Times New Roman"/>
+          <w:sz w:val="28"/>
+          <w:szCs w:val="28"/>
+          <w:lang w:val="vi-VN"/>
+        </w:rPr>
+      </w:pPr>
+      <w:r>
+        <w:rPr>
+          <w:rFonts w:ascii="Times New Roman" w:hAnsi="Times New Roman" w:cs="Times New Roman"/>
+          <w:sz w:val="28"/>
+          <w:szCs w:val="28"/>
+        </w:rPr>
+        <w:t xml:space="preserve">7. </w:t>
+      </w:r>
+      <w:r>
+        <w:rPr>
+          <w:rFonts w:ascii="Times New Roman" w:hAnsi="Times New Roman" w:cs="Times New Roman"/>
+          <w:sz w:val="28"/>
+          <w:szCs w:val="28"/>
+        </w:rPr>
+        <w:t>Selenium</w:t>
+      </w:r>
+      <w:r>
+        <w:rPr>
+          <w:rFonts w:ascii="Times New Roman" w:hAnsi="Times New Roman" w:cs="Times New Roman"/>
+          <w:sz w:val="28"/>
+          <w:szCs w:val="28"/>
+          <w:lang w:val="vi-VN"/>
+        </w:rPr>
+        <w:t xml:space="preserve"> lần lượt</w:t>
+      </w:r>
+      <w:r>
+        <w:rPr>
+          <w:rFonts w:ascii="Times New Roman" w:hAnsi="Times New Roman" w:cs="Times New Roman"/>
+          <w:sz w:val="28"/>
+          <w:szCs w:val="28"/>
+        </w:rPr>
+        <w:t xml:space="preserve"> nhập </w:t>
+      </w:r>
+      <w:r>
+        <w:rPr>
+          <w:rFonts w:ascii="Times New Roman" w:hAnsi="Times New Roman" w:cs="Times New Roman"/>
+          <w:sz w:val="28"/>
+          <w:szCs w:val="28"/>
+        </w:rPr>
+        <w:t>mã</w:t>
+      </w:r>
+      <w:r>
+        <w:rPr>
+          <w:rFonts w:ascii="Times New Roman" w:hAnsi="Times New Roman" w:cs="Times New Roman"/>
+          <w:sz w:val="28"/>
+          <w:szCs w:val="28"/>
+          <w:lang w:val="vi-VN"/>
+        </w:rPr>
+        <w:t xml:space="preserve"> OTP </w:t>
+      </w:r>
+      <w:r>
+        <w:rPr>
+          <w:rFonts w:ascii="Times New Roman" w:hAnsi="Times New Roman" w:cs="Times New Roman"/>
+          <w:sz w:val="28"/>
+          <w:szCs w:val="28"/>
+        </w:rPr>
+        <w:t>và</w:t>
+      </w:r>
+      <w:r>
+        <w:rPr>
+          <w:rFonts w:ascii="Times New Roman" w:hAnsi="Times New Roman" w:cs="Times New Roman"/>
+          <w:sz w:val="28"/>
+          <w:szCs w:val="28"/>
+        </w:rPr>
+        <w:t xml:space="preserve"> thực hiện nhấn nút “</w:t>
+      </w:r>
+      <w:r>
+        <w:rPr>
+          <w:rFonts w:ascii="Times New Roman" w:hAnsi="Times New Roman" w:cs="Times New Roman"/>
+          <w:sz w:val="28"/>
+          <w:szCs w:val="28"/>
+        </w:rPr>
+        <w:t>Xác</w:t>
+      </w:r>
+      <w:r>
+        <w:rPr>
+          <w:rFonts w:ascii="Times New Roman" w:hAnsi="Times New Roman" w:cs="Times New Roman"/>
+          <w:sz w:val="28"/>
+          <w:szCs w:val="28"/>
+          <w:lang w:val="vi-VN"/>
+        </w:rPr>
+        <w:t xml:space="preserve"> nhận</w:t>
+      </w:r>
+      <w:r>
+        <w:rPr>
+          <w:rFonts w:ascii="Times New Roman" w:hAnsi="Times New Roman" w:cs="Times New Roman"/>
+          <w:sz w:val="28"/>
+          <w:szCs w:val="28"/>
+        </w:rPr>
+        <w:t xml:space="preserve">” để chuyển sang bước nhập </w:t>
+      </w:r>
+      <w:r>
+        <w:rPr>
+          <w:rFonts w:ascii="Times New Roman" w:hAnsi="Times New Roman" w:cs="Times New Roman"/>
+          <w:sz w:val="28"/>
+          <w:szCs w:val="28"/>
+        </w:rPr>
+        <w:t>Mật</w:t>
+      </w:r>
+      <w:r>
+        <w:rPr>
+          <w:rFonts w:ascii="Times New Roman" w:hAnsi="Times New Roman" w:cs="Times New Roman"/>
+          <w:sz w:val="28"/>
+          <w:szCs w:val="28"/>
+          <w:lang w:val="vi-VN"/>
+        </w:rPr>
+        <w:t xml:space="preserve"> khẩu</w:t>
+      </w:r>
+      <w:r>
+        <w:rPr>
+          <w:rFonts w:ascii="Times New Roman" w:hAnsi="Times New Roman" w:cs="Times New Roman"/>
+          <w:sz w:val="28"/>
+          <w:szCs w:val="28"/>
+        </w:rPr>
+        <w:t>.</w:t>
+      </w:r>
+    </w:p>
+    <w:p>
+      <w:pPr>
+        <w:pStyle w:val="ListParagraph"/>
+        <w:spacing w:line="360" w:lineRule="auto"/>
+        <w:ind w:left="862"/>
+        <w:jc w:val="both"/>
+        <w:rPr>
+          <w:rFonts w:ascii="Times New Roman" w:hAnsi="Times New Roman" w:cs="Times New Roman"/>
+          <w:sz w:val="28"/>
+          <w:szCs w:val="28"/>
+          <w:lang w:val="vi-VN"/>
+        </w:rPr>
+      </w:pPr>
+      <w:r>
+        <w:rPr>
+          <w:rFonts w:ascii="Times New Roman" w:hAnsi="Times New Roman" w:cs="Times New Roman"/>
+          <w:sz w:val="28"/>
+          <w:szCs w:val="28"/>
+          <w:lang w:val="vi-VN"/>
+        </w:rPr>
+        <w:t xml:space="preserve">8. </w:t>
+      </w:r>
+      <w:r>
+        <w:rPr>
+          <w:rFonts w:ascii="Times New Roman" w:hAnsi="Times New Roman" w:cs="Times New Roman"/>
+          <w:sz w:val="28"/>
+          <w:szCs w:val="28"/>
+        </w:rPr>
+        <w:t>Selenium</w:t>
+      </w:r>
+      <w:r>
+        <w:rPr>
+          <w:rFonts w:ascii="Times New Roman" w:hAnsi="Times New Roman" w:cs="Times New Roman"/>
+          <w:sz w:val="28"/>
+          <w:szCs w:val="28"/>
+          <w:lang w:val="vi-VN"/>
+        </w:rPr>
+        <w:t xml:space="preserve"> lần lượt</w:t>
+      </w:r>
+      <w:r>
+        <w:rPr>
+          <w:rFonts w:ascii="Times New Roman" w:hAnsi="Times New Roman" w:cs="Times New Roman"/>
+          <w:sz w:val="28"/>
+          <w:szCs w:val="28"/>
+        </w:rPr>
+        <w:t xml:space="preserve"> nhập</w:t>
+      </w:r>
+      <w:r>
+        <w:rPr>
+          <w:rFonts w:ascii="Times New Roman" w:hAnsi="Times New Roman" w:cs="Times New Roman"/>
+          <w:sz w:val="28"/>
+          <w:szCs w:val="28"/>
+          <w:lang w:val="vi-VN"/>
+        </w:rPr>
+        <w:t xml:space="preserve"> mật khẩu</w:t>
+      </w:r>
+      <w:r>
+        <w:rPr>
+          <w:rFonts w:ascii="Times New Roman" w:hAnsi="Times New Roman" w:cs="Times New Roman"/>
+          <w:sz w:val="28"/>
+          <w:szCs w:val="28"/>
+        </w:rPr>
+        <w:t xml:space="preserve"> </w:t>
+      </w:r>
+      <w:r>
+        <w:rPr>
+          <w:rFonts w:ascii="Times New Roman" w:hAnsi="Times New Roman" w:cs="Times New Roman"/>
+          <w:sz w:val="28"/>
+          <w:szCs w:val="28"/>
+        </w:rPr>
+        <w:t>và</w:t>
+      </w:r>
+      <w:r>
+        <w:rPr>
+          <w:rFonts w:ascii="Times New Roman" w:hAnsi="Times New Roman" w:cs="Times New Roman"/>
+          <w:sz w:val="28"/>
+          <w:szCs w:val="28"/>
+        </w:rPr>
+        <w:t xml:space="preserve"> thực hiện nhấn nút “</w:t>
+      </w:r>
+      <w:r>
+        <w:rPr>
+          <w:rFonts w:ascii="Times New Roman" w:hAnsi="Times New Roman" w:cs="Times New Roman"/>
+          <w:sz w:val="28"/>
+          <w:szCs w:val="28"/>
+        </w:rPr>
+        <w:t>Xác</w:t>
+      </w:r>
+      <w:r>
+        <w:rPr>
+          <w:rFonts w:ascii="Times New Roman" w:hAnsi="Times New Roman" w:cs="Times New Roman"/>
+          <w:sz w:val="28"/>
+          <w:szCs w:val="28"/>
+          <w:lang w:val="vi-VN"/>
+        </w:rPr>
+        <w:t xml:space="preserve"> nhận</w:t>
+      </w:r>
+      <w:r>
+        <w:rPr>
+          <w:rFonts w:ascii="Times New Roman" w:hAnsi="Times New Roman" w:cs="Times New Roman"/>
+          <w:sz w:val="28"/>
+          <w:szCs w:val="28"/>
+        </w:rPr>
+        <w:t xml:space="preserve">” để gửi yêu cầu </w:t>
+      </w:r>
+      <w:r>
+        <w:rPr>
+          <w:rFonts w:ascii="Times New Roman" w:hAnsi="Times New Roman" w:cs="Times New Roman"/>
+          <w:sz w:val="28"/>
+          <w:szCs w:val="28"/>
+        </w:rPr>
+        <w:t>tạo</w:t>
+      </w:r>
+      <w:r>
+        <w:rPr>
+          <w:rFonts w:ascii="Times New Roman" w:hAnsi="Times New Roman" w:cs="Times New Roman"/>
+          <w:sz w:val="28"/>
+          <w:szCs w:val="28"/>
+          <w:lang w:val="vi-VN"/>
+        </w:rPr>
+        <w:t xml:space="preserve"> </w:t>
+      </w:r>
+      <w:r>
+        <w:rPr>
+          <w:rFonts w:ascii="Times New Roman" w:hAnsi="Times New Roman" w:cs="Times New Roman"/>
+          <w:sz w:val="28"/>
+          <w:szCs w:val="28"/>
+        </w:rPr>
+        <w:t>tài khoản lên hệ thống</w:t>
+      </w:r>
+      <w:r>
+        <w:rPr>
+          <w:rFonts w:ascii="Times New Roman" w:hAnsi="Times New Roman" w:cs="Times New Roman"/>
+          <w:sz w:val="28"/>
+          <w:szCs w:val="28"/>
+          <w:lang w:val="vi-VN"/>
+        </w:rPr>
+        <w:t>.</w:t>
+      </w:r>
+    </w:p>
+    <w:p>
+      <w:pPr>
+        <w:pStyle w:val="ListParagraph"/>
+        <w:spacing w:line="360" w:lineRule="auto"/>
+        <w:ind w:left="862"/>
+        <w:jc w:val="both"/>
+        <w:rPr>
+          <w:rFonts w:ascii="Times New Roman" w:hAnsi="Times New Roman" w:cs="Times New Roman"/>
+          <w:sz w:val="28"/>
+          <w:szCs w:val="28"/>
+        </w:rPr>
+      </w:pPr>
+      <w:r>
+        <w:rPr>
+          <w:rFonts w:ascii="Times New Roman" w:hAnsi="Times New Roman" w:cs="Times New Roman"/>
+          <w:sz w:val="28"/>
+          <w:szCs w:val="28"/>
+          <w:lang w:val="vi-VN"/>
+        </w:rPr>
+        <w:t>9</w:t>
+      </w:r>
+      <w:r>
+        <w:rPr>
+          <w:rFonts w:ascii="Times New Roman" w:hAnsi="Times New Roman" w:cs="Times New Roman"/>
+          <w:sz w:val="28"/>
+          <w:szCs w:val="28"/>
+        </w:rPr>
+        <w:t>. Selenium tiến hành kiểm tra các điều kiện sau:</w:t>
+      </w:r>
+    </w:p>
+    <w:p>
+      <w:pPr>
+        <w:spacing w:line="360" w:lineRule="auto"/>
+        <w:ind w:left="1418"/>
+        <w:jc w:val="both"/>
+        <w:rPr>
+          <w:rFonts w:ascii="Times New Roman" w:hAnsi="Times New Roman" w:cs="Times New Roman"/>
+          <w:sz w:val="28"/>
+          <w:szCs w:val="28"/>
+        </w:rPr>
+      </w:pPr>
+      <w:r>
+        <w:rPr>
+          <w:rFonts w:ascii="Times New Roman" w:hAnsi="Times New Roman" w:cs="Times New Roman"/>
+          <w:sz w:val="28"/>
+          <w:szCs w:val="28"/>
+        </w:rPr>
+        <w:t>+</w:t>
+      </w:r>
+      <w:r>
+        <w:rPr>
+          <w:rFonts w:ascii="Times New Roman" w:hAnsi="Times New Roman" w:cs="Times New Roman"/>
+          <w:sz w:val="28"/>
+          <w:szCs w:val="28"/>
+        </w:rPr>
+        <w:t xml:space="preserve"> Có hiển thị thông báo lỗi Email </w:t>
+      </w:r>
+      <w:r>
+        <w:rPr>
+          <w:rFonts w:ascii="Times New Roman" w:hAnsi="Times New Roman" w:cs="Times New Roman"/>
+          <w:sz w:val="28"/>
+          <w:szCs w:val="28"/>
+        </w:rPr>
+        <w:t>có</w:t>
+      </w:r>
+      <w:r>
+        <w:rPr>
+          <w:rFonts w:ascii="Times New Roman" w:hAnsi="Times New Roman" w:cs="Times New Roman"/>
+          <w:sz w:val="28"/>
+          <w:szCs w:val="28"/>
+        </w:rPr>
+        <w:t xml:space="preserve"> đúng định dạng hay không</w:t>
+      </w:r>
+      <w:r>
+        <w:rPr>
+          <w:rFonts w:ascii="Times New Roman" w:hAnsi="Times New Roman" w:cs="Times New Roman"/>
+          <w:sz w:val="28"/>
+          <w:szCs w:val="28"/>
+        </w:rPr>
+        <w:t>, có dấu cách, độ dài ký tự có hợp lệ hay không.</w:t>
+      </w:r>
+    </w:p>
+    <w:p>
+      <w:pPr>
+        <w:spacing w:line="360" w:lineRule="auto"/>
+        <w:ind w:left="1418"/>
+        <w:jc w:val="both"/>
+        <w:rPr>
+          <w:rFonts w:ascii="Times New Roman" w:hAnsi="Times New Roman" w:cs="Times New Roman"/>
+          <w:sz w:val="28"/>
+          <w:szCs w:val="28"/>
+        </w:rPr>
+      </w:pPr>
+      <w:r>
+        <w:rPr>
+          <w:rFonts w:ascii="Times New Roman" w:hAnsi="Times New Roman" w:cs="Times New Roman"/>
+          <w:sz w:val="28"/>
+          <w:szCs w:val="28"/>
+        </w:rPr>
+        <w:t xml:space="preserve">+ </w:t>
+      </w:r>
+      <w:r>
+        <w:rPr>
+          <w:rFonts w:ascii="Times New Roman" w:hAnsi="Times New Roman" w:cs="Times New Roman"/>
+          <w:sz w:val="28"/>
+          <w:szCs w:val="28"/>
+        </w:rPr>
+        <w:t xml:space="preserve"> Có hiển thị thông báo lỗi khi bỏ trống trường Email hay không.</w:t>
+      </w:r>
+    </w:p>
+    <w:p>
+      <w:pPr>
+        <w:spacing w:line="360" w:lineRule="auto"/>
+        <w:ind w:left="1418"/>
+        <w:jc w:val="both"/>
+        <w:rPr>
+          <w:rFonts w:ascii="Times New Roman" w:hAnsi="Times New Roman" w:cs="Times New Roman"/>
+          <w:sz w:val="28"/>
+          <w:szCs w:val="28"/>
+        </w:rPr>
+      </w:pPr>
+      <w:r>
+        <w:rPr>
+          <w:rFonts w:ascii="Times New Roman" w:hAnsi="Times New Roman" w:cs="Times New Roman"/>
+          <w:sz w:val="28"/>
+          <w:szCs w:val="28"/>
+        </w:rPr>
+        <w:t xml:space="preserve">+ </w:t>
+      </w:r>
+      <w:r>
+        <w:rPr>
+          <w:rFonts w:ascii="Times New Roman" w:hAnsi="Times New Roman" w:cs="Times New Roman"/>
+          <w:sz w:val="28"/>
+          <w:szCs w:val="28"/>
+        </w:rPr>
+        <w:t xml:space="preserve"> Có hiển thị thông báo “</w:t>
+      </w:r>
+      <w:r>
+        <w:rPr>
+          <w:rFonts w:ascii="Times New Roman" w:hAnsi="Times New Roman" w:cs="Times New Roman"/>
+          <w:sz w:val="28"/>
+          <w:szCs w:val="28"/>
+        </w:rPr>
+        <w:t>Tài</w:t>
+      </w:r>
+      <w:r>
+        <w:rPr>
+          <w:rFonts w:ascii="Times New Roman" w:hAnsi="Times New Roman" w:cs="Times New Roman"/>
+          <w:sz w:val="28"/>
+          <w:szCs w:val="28"/>
+          <w:lang w:val="vi-VN"/>
+        </w:rPr>
+        <w:t xml:space="preserve"> </w:t>
+      </w:r>
+      <w:r>
+        <w:rPr>
+          <w:rFonts w:ascii="Times New Roman" w:hAnsi="Times New Roman" w:cs="Times New Roman"/>
+          <w:sz w:val="28"/>
+          <w:szCs w:val="28"/>
+        </w:rPr>
+        <w:t>khoản</w:t>
+      </w:r>
+      <w:r>
+        <w:rPr>
+          <w:rFonts w:ascii="Times New Roman" w:hAnsi="Times New Roman" w:cs="Times New Roman"/>
+          <w:sz w:val="28"/>
+          <w:szCs w:val="28"/>
+          <w:lang w:val="vi-VN"/>
+        </w:rPr>
+        <w:t xml:space="preserve"> đã tồn tại</w:t>
+      </w:r>
+      <w:r>
+        <w:rPr>
+          <w:rFonts w:ascii="Times New Roman" w:hAnsi="Times New Roman" w:cs="Times New Roman"/>
+          <w:sz w:val="28"/>
+          <w:szCs w:val="28"/>
+        </w:rPr>
+        <w:t xml:space="preserve">” khi Email </w:t>
+      </w:r>
+      <w:r>
+        <w:rPr>
+          <w:rFonts w:ascii="Times New Roman" w:hAnsi="Times New Roman" w:cs="Times New Roman"/>
+          <w:sz w:val="28"/>
+          <w:szCs w:val="28"/>
+        </w:rPr>
+        <w:t>đã</w:t>
+      </w:r>
+      <w:r>
+        <w:rPr>
+          <w:rFonts w:ascii="Times New Roman" w:hAnsi="Times New Roman" w:cs="Times New Roman"/>
+          <w:sz w:val="28"/>
+          <w:szCs w:val="28"/>
+        </w:rPr>
+        <w:t xml:space="preserve"> tồn tại trong hệ thống hay không.</w:t>
+      </w:r>
+    </w:p>
+    <w:p>
+      <w:pPr>
+        <w:spacing w:line="360" w:lineRule="auto"/>
+        <w:ind w:left="1418"/>
+        <w:jc w:val="both"/>
+        <w:rPr>
+          <w:rFonts w:ascii="Times New Roman" w:hAnsi="Times New Roman" w:cs="Times New Roman"/>
+          <w:sz w:val="28"/>
+          <w:szCs w:val="28"/>
+        </w:rPr>
+      </w:pPr>
+    </w:p>
+    <w:p>
+      <w:pPr>
+        <w:spacing w:line="360" w:lineRule="auto"/>
+        <w:ind w:left="1418"/>
+        <w:jc w:val="both"/>
+        <w:rPr>
+          <w:rFonts w:ascii="Times New Roman" w:hAnsi="Times New Roman" w:cs="Times New Roman"/>
+          <w:sz w:val="28"/>
+          <w:szCs w:val="28"/>
+          <w:lang w:val="vi-VN"/>
+        </w:rPr>
+      </w:pPr>
+      <w:r>
+        <w:rPr>
+          <w:rFonts w:ascii="Times New Roman" w:hAnsi="Times New Roman" w:cs="Times New Roman"/>
+          <w:sz w:val="28"/>
+          <w:szCs w:val="28"/>
+        </w:rPr>
+        <w:t xml:space="preserve">+ </w:t>
+      </w:r>
+      <w:r>
+        <w:rPr>
+          <w:rFonts w:ascii="Times New Roman" w:hAnsi="Times New Roman" w:cs="Times New Roman"/>
+          <w:sz w:val="28"/>
+          <w:szCs w:val="28"/>
+        </w:rPr>
+        <w:t xml:space="preserve"> </w:t>
+      </w:r>
+      <w:r>
+        <w:rPr>
+          <w:rFonts w:ascii="Times New Roman" w:hAnsi="Times New Roman" w:cs="Times New Roman"/>
+          <w:sz w:val="28"/>
+          <w:szCs w:val="28"/>
+        </w:rPr>
+        <w:t>Nút</w:t>
+      </w:r>
+      <w:r>
+        <w:rPr>
+          <w:rFonts w:ascii="Times New Roman" w:hAnsi="Times New Roman" w:cs="Times New Roman"/>
+          <w:sz w:val="28"/>
+          <w:szCs w:val="28"/>
+          <w:lang w:val="vi-VN"/>
+        </w:rPr>
+        <w:t xml:space="preserve"> xác nhận không nhấn được khi </w:t>
+      </w:r>
+      <w:r>
+        <w:rPr>
+          <w:rFonts w:ascii="Times New Roman" w:hAnsi="Times New Roman" w:cs="Times New Roman"/>
+          <w:sz w:val="28"/>
+          <w:szCs w:val="28"/>
+          <w:lang w:val="vi-VN"/>
+        </w:rPr>
+        <w:t>OTP nhập sai định dạng</w:t>
+      </w:r>
+    </w:p>
+    <w:p>
+      <w:pPr>
+        <w:spacing w:line="360" w:lineRule="auto"/>
+        <w:ind w:left="1418"/>
+        <w:jc w:val="both"/>
+        <w:rPr>
+          <w:rFonts w:ascii="Times New Roman" w:hAnsi="Times New Roman" w:cs="Times New Roman"/>
+          <w:sz w:val="28"/>
+          <w:szCs w:val="28"/>
+          <w:lang w:val="vi-VN"/>
+        </w:rPr>
+      </w:pPr>
+      <w:r>
+        <w:rPr>
+          <w:rFonts w:ascii="Times New Roman" w:hAnsi="Times New Roman" w:cs="Times New Roman"/>
+          <w:sz w:val="28"/>
+          <w:szCs w:val="28"/>
+          <w:lang w:val="vi-VN"/>
+        </w:rPr>
+        <w:t>+ Có hiển thị thông báo “Mã không hợp lệ” khi nhập sai mã OTP hay không</w:t>
+      </w:r>
+    </w:p>
+    <w:p>
+      <w:pPr>
+        <w:spacing w:line="360" w:lineRule="auto"/>
+        <w:ind w:left="1418"/>
+        <w:jc w:val="both"/>
+        <w:rPr>
+          <w:rFonts w:ascii="Times New Roman" w:hAnsi="Times New Roman" w:cs="Times New Roman"/>
+          <w:sz w:val="28"/>
+          <w:szCs w:val="28"/>
+        </w:rPr>
+      </w:pPr>
+      <w:r>
+        <w:rPr>
+          <w:rFonts w:ascii="Times New Roman" w:hAnsi="Times New Roman" w:cs="Times New Roman"/>
+          <w:sz w:val="28"/>
+          <w:szCs w:val="28"/>
+        </w:rPr>
+        <w:t xml:space="preserve">+ </w:t>
+      </w:r>
+      <w:r>
+        <w:rPr>
+          <w:rFonts w:ascii="Times New Roman" w:hAnsi="Times New Roman" w:cs="Times New Roman"/>
+          <w:sz w:val="28"/>
+          <w:szCs w:val="28"/>
+        </w:rPr>
+        <w:t>Có hiển thị thông báo “Mật khẩu không hợp lệ” khi nhập sai</w:t>
+      </w:r>
+      <w:r>
+        <w:rPr>
+          <w:rFonts w:ascii="Times New Roman" w:hAnsi="Times New Roman" w:cs="Times New Roman"/>
+          <w:sz w:val="28"/>
+          <w:szCs w:val="28"/>
+          <w:lang w:val="vi-VN"/>
+        </w:rPr>
+        <w:t xml:space="preserve"> định dạng</w:t>
+      </w:r>
+      <w:r>
+        <w:rPr>
+          <w:rFonts w:ascii="Times New Roman" w:hAnsi="Times New Roman" w:cs="Times New Roman"/>
+          <w:sz w:val="28"/>
+          <w:szCs w:val="28"/>
+        </w:rPr>
+        <w:t xml:space="preserve"> Mật khẩu hay không.</w:t>
+      </w:r>
+    </w:p>
+    <w:p>
+      <w:pPr>
+        <w:spacing w:line="360" w:lineRule="auto"/>
+        <w:ind w:left="851"/>
+        <w:jc w:val="both"/>
+        <w:rPr>
+          <w:rFonts w:ascii="Times New Roman" w:hAnsi="Times New Roman" w:cs="Times New Roman"/>
+          <w:sz w:val="28"/>
+          <w:szCs w:val="28"/>
+        </w:rPr>
+      </w:pPr>
+      <w:r>
+        <w:rPr>
+          <w:rFonts w:ascii="Times New Roman" w:hAnsi="Times New Roman" w:cs="Times New Roman"/>
+          <w:sz w:val="28"/>
+          <w:szCs w:val="28"/>
+          <w:lang w:val="vi-VN"/>
+        </w:rPr>
+        <w:t>10</w:t>
+      </w:r>
+      <w:r>
+        <w:rPr>
+          <w:rFonts w:ascii="Times New Roman" w:hAnsi="Times New Roman" w:cs="Times New Roman"/>
+          <w:sz w:val="28"/>
+          <w:szCs w:val="28"/>
+        </w:rPr>
+        <w:t>. Selenium sử dụng các câu lệnh assert để so sánh kết quả thực tế với kết quả mong đợi của từng test case. Kết quả kiểm thử của từng test case được ghi nhận dưới dạng Pass/Fail sau khi chương trình kiểm thử thực thi hoàn tất.</w:t>
+      </w:r>
+    </w:p>
+    <w:p>
+      <w:pPr>
+        <w:spacing w:after="0" w:line="360" w:lineRule="auto"/>
+        <w:ind w:left="142"/>
+        <w:rPr>
+          <w:rFonts w:ascii="Times New Roman" w:eastAsia="Times New Roman" w:hAnsi="Times New Roman" w:cs="Times New Roman"/>
+          <w:b/>
+          <w:bCs/>
+          <w:color w:val="000000"/>
+          <w:kern w:val="0"/>
+          <w:sz w:val="28"/>
+          <w:szCs w:val="28"/>
+          <w:lang w:val="vi-VN"/>
+          <w14:ligatures w14:val="none"/>
+        </w:rPr>
+      </w:pPr>
     </w:p>
     <w:p>
       <w:pPr>
@@ -16270,7 +19504,7 @@
             <w:r>
               <w:rPr>
                 <w:rFonts w:ascii="Times New Roman" w:eastAsia="Times New Roman" w:hAnsi="Times New Roman" w:cs="Times New Roman"/>
-                <w:color w:val="000000"/>
+                <w:color w:val="EE0000"/>
                 <w:kern w:val="0"/>
                 <w:sz w:val="28"/>
                 <w:szCs w:val="28"/>
@@ -16404,7 +19638,7 @@
             <w:r>
               <w:rPr>
                 <w:rFonts w:ascii="Times New Roman" w:eastAsia="Times New Roman" w:hAnsi="Times New Roman" w:cs="Times New Roman"/>
-                <w:color w:val="000000"/>
+                <w:color w:val="EE0000"/>
                 <w:kern w:val="0"/>
                 <w:sz w:val="28"/>
                 <w:szCs w:val="28"/>
@@ -16538,7 +19772,7 @@
             <w:r>
               <w:rPr>
                 <w:rFonts w:ascii="Times New Roman" w:eastAsia="Times New Roman" w:hAnsi="Times New Roman" w:cs="Times New Roman"/>
-                <w:color w:val="000000"/>
+                <w:color w:val="EE0000"/>
                 <w:kern w:val="0"/>
                 <w:sz w:val="28"/>
                 <w:szCs w:val="28"/>
@@ -17395,17 +20629,21 @@
               <w:jc w:val="center"/>
               <w:rPr>
                 <w:rFonts w:ascii="Times New Roman" w:eastAsia="Times New Roman" w:hAnsi="Times New Roman" w:cs="Times New Roman"/>
-                <w:color w:val="000000" w:themeColor="text1"/>
-                <w:kern w:val="0"/>
-                <w:sz w:val="28"/>
-                <w:szCs w:val="28"/>
-                <w:lang w:val="vi-VN"/>
-                <w14:ligatures w14:val="none"/>
-              </w:rPr>
-            </w:pPr>
-            <w:r>
-              <w:rPr>
-                <w:rFonts w:ascii="Times New Roman" w:eastAsia="Times New Roman" w:hAnsi="Times New Roman" w:cs="Times New Roman"/>
+                <w:b/>
+                <w:bCs/>
+                <w:color w:val="000000" w:themeColor="text1"/>
+                <w:kern w:val="0"/>
+                <w:sz w:val="28"/>
+                <w:szCs w:val="28"/>
+                <w:lang w:val="vi-VN"/>
+                <w14:ligatures w14:val="none"/>
+              </w:rPr>
+            </w:pPr>
+            <w:r>
+              <w:rPr>
+                <w:rFonts w:ascii="Times New Roman" w:eastAsia="Times New Roman" w:hAnsi="Times New Roman" w:cs="Times New Roman"/>
+                <w:b/>
+                <w:bCs/>
                 <w:color w:val="000000" w:themeColor="text1"/>
                 <w:kern w:val="0"/>
                 <w:sz w:val="28"/>
@@ -17430,17 +20668,21 @@
               <w:jc w:val="center"/>
               <w:rPr>
                 <w:rFonts w:ascii="Times New Roman" w:eastAsia="Times New Roman" w:hAnsi="Times New Roman" w:cs="Times New Roman"/>
-                <w:color w:val="000000" w:themeColor="text1"/>
-                <w:kern w:val="0"/>
-                <w:sz w:val="28"/>
-                <w:szCs w:val="28"/>
-                <w:lang w:val="vi-VN"/>
-                <w14:ligatures w14:val="none"/>
-              </w:rPr>
-            </w:pPr>
-            <w:r>
-              <w:rPr>
-                <w:rFonts w:ascii="Times New Roman" w:eastAsia="Times New Roman" w:hAnsi="Times New Roman" w:cs="Times New Roman"/>
+                <w:b/>
+                <w:bCs/>
+                <w:color w:val="000000" w:themeColor="text1"/>
+                <w:kern w:val="0"/>
+                <w:sz w:val="28"/>
+                <w:szCs w:val="28"/>
+                <w:lang w:val="vi-VN"/>
+                <w14:ligatures w14:val="none"/>
+              </w:rPr>
+            </w:pPr>
+            <w:r>
+              <w:rPr>
+                <w:rFonts w:ascii="Times New Roman" w:eastAsia="Times New Roman" w:hAnsi="Times New Roman" w:cs="Times New Roman"/>
+                <w:b/>
+                <w:bCs/>
                 <w:color w:val="000000" w:themeColor="text1"/>
                 <w:kern w:val="0"/>
                 <w:sz w:val="28"/>
@@ -17465,17 +20707,21 @@
               <w:jc w:val="center"/>
               <w:rPr>
                 <w:rFonts w:ascii="Times New Roman" w:eastAsia="Times New Roman" w:hAnsi="Times New Roman" w:cs="Times New Roman"/>
-                <w:color w:val="000000" w:themeColor="text1"/>
-                <w:kern w:val="0"/>
-                <w:sz w:val="28"/>
-                <w:szCs w:val="28"/>
-                <w:lang w:val="vi-VN"/>
-                <w14:ligatures w14:val="none"/>
-              </w:rPr>
-            </w:pPr>
-            <w:r>
-              <w:rPr>
-                <w:rFonts w:ascii="Times New Roman" w:eastAsia="Times New Roman" w:hAnsi="Times New Roman" w:cs="Times New Roman"/>
+                <w:b/>
+                <w:bCs/>
+                <w:color w:val="000000" w:themeColor="text1"/>
+                <w:kern w:val="0"/>
+                <w:sz w:val="28"/>
+                <w:szCs w:val="28"/>
+                <w:lang w:val="vi-VN"/>
+                <w14:ligatures w14:val="none"/>
+              </w:rPr>
+            </w:pPr>
+            <w:r>
+              <w:rPr>
+                <w:rFonts w:ascii="Times New Roman" w:eastAsia="Times New Roman" w:hAnsi="Times New Roman" w:cs="Times New Roman"/>
+                <w:b/>
+                <w:bCs/>
                 <w:color w:val="000000" w:themeColor="text1"/>
                 <w:kern w:val="0"/>
                 <w:sz w:val="28"/>
@@ -17729,6 +20975,147 @@
         </w:tc>
       </w:tr>
     </w:tbl>
+    <w:p>
+      <w:pPr>
+        <w:spacing w:line="360" w:lineRule="auto"/>
+        <w:ind w:firstLine="567"/>
+        <w:jc w:val="both"/>
+        <w:rPr>
+          <w:rFonts w:ascii="Times New Roman" w:eastAsia="Times New Roman" w:hAnsi="Times New Roman" w:cs="Times New Roman"/>
+          <w:color w:val="000000"/>
+          <w:kern w:val="0"/>
+          <w:sz w:val="28"/>
+          <w:szCs w:val="28"/>
+          <w:lang w:val="vi-VN"/>
+          <w14:ligatures w14:val="none"/>
+        </w:rPr>
+      </w:pPr>
+    </w:p>
+    <w:p>
+      <w:pPr>
+        <w:spacing w:line="360" w:lineRule="auto"/>
+        <w:ind w:firstLine="567"/>
+        <w:jc w:val="both"/>
+        <w:rPr>
+          <w:sz w:val="28"/>
+          <w:szCs w:val="28"/>
+        </w:rPr>
+      </w:pPr>
+      <w:r>
+        <w:rPr>
+          <w:rFonts w:ascii="Times New Roman" w:eastAsia="Times New Roman" w:hAnsi="Times New Roman" w:cs="Times New Roman"/>
+          <w:color w:val="000000"/>
+          <w:kern w:val="0"/>
+          <w:sz w:val="28"/>
+          <w:szCs w:val="28"/>
+          <w:lang w:val="vi-VN"/>
+          <w14:ligatures w14:val="none"/>
+        </w:rPr>
+        <w:t>=&gt;</w:t>
+      </w:r>
+      <w:r>
+        <w:rPr>
+          <w:sz w:val="28"/>
+          <w:szCs w:val="28"/>
+          <w:lang w:val="vi-VN"/>
+        </w:rPr>
+        <w:t xml:space="preserve"> </w:t>
+      </w:r>
+      <w:r>
+        <w:rPr>
+          <w:rFonts w:ascii="Times New Roman" w:hAnsi="Times New Roman" w:cs="Times New Roman"/>
+          <w:sz w:val="28"/>
+          <w:szCs w:val="28"/>
+        </w:rPr>
+        <w:t>Kết hợp 2 phương pháp: Ta gộp các test case TC1 với TC</w:t>
+      </w:r>
+      <w:r>
+        <w:rPr>
+          <w:rFonts w:ascii="Times New Roman" w:hAnsi="Times New Roman" w:cs="Times New Roman"/>
+          <w:sz w:val="28"/>
+          <w:szCs w:val="28"/>
+          <w:lang w:val="vi-VN"/>
+        </w:rPr>
+        <w:t>5</w:t>
+      </w:r>
+      <w:r>
+        <w:rPr>
+          <w:rFonts w:ascii="Times New Roman" w:hAnsi="Times New Roman" w:cs="Times New Roman"/>
+          <w:sz w:val="28"/>
+          <w:szCs w:val="28"/>
+        </w:rPr>
+        <w:t>, TC</w:t>
+      </w:r>
+      <w:r>
+        <w:rPr>
+          <w:rFonts w:ascii="Times New Roman" w:hAnsi="Times New Roman" w:cs="Times New Roman"/>
+          <w:sz w:val="28"/>
+          <w:szCs w:val="28"/>
+          <w:lang w:val="vi-VN"/>
+        </w:rPr>
+        <w:t>2</w:t>
+      </w:r>
+      <w:r>
+        <w:rPr>
+          <w:rFonts w:ascii="Times New Roman" w:hAnsi="Times New Roman" w:cs="Times New Roman"/>
+          <w:sz w:val="28"/>
+          <w:szCs w:val="28"/>
+        </w:rPr>
+        <w:t xml:space="preserve"> với TC</w:t>
+      </w:r>
+      <w:r>
+        <w:rPr>
+          <w:rFonts w:ascii="Times New Roman" w:hAnsi="Times New Roman" w:cs="Times New Roman"/>
+          <w:sz w:val="28"/>
+          <w:szCs w:val="28"/>
+          <w:lang w:val="vi-VN"/>
+        </w:rPr>
+        <w:t>6</w:t>
+      </w:r>
+      <w:r>
+        <w:rPr>
+          <w:rFonts w:ascii="Times New Roman" w:hAnsi="Times New Roman" w:cs="Times New Roman"/>
+          <w:sz w:val="28"/>
+          <w:szCs w:val="28"/>
+        </w:rPr>
+        <w:t xml:space="preserve">. Như vậy ta cần kiểm thử </w:t>
+      </w:r>
+      <w:r>
+        <w:rPr>
+          <w:rFonts w:ascii="Times New Roman" w:hAnsi="Times New Roman" w:cs="Times New Roman"/>
+          <w:sz w:val="28"/>
+          <w:szCs w:val="28"/>
+          <w:lang w:val="vi-VN"/>
+        </w:rPr>
+        <w:t>4</w:t>
+      </w:r>
+      <w:r>
+        <w:rPr>
+          <w:rFonts w:ascii="Times New Roman" w:hAnsi="Times New Roman" w:cs="Times New Roman"/>
+          <w:sz w:val="28"/>
+          <w:szCs w:val="28"/>
+        </w:rPr>
+        <w:t xml:space="preserve"> trường hợp.</w:t>
+      </w:r>
+    </w:p>
+    <w:p>
+      <w:pPr>
+        <w:pStyle w:val="ListParagraph"/>
+        <w:spacing w:after="0" w:line="360" w:lineRule="auto"/>
+        <w:ind w:left="426"/>
+        <w:rPr>
+          <w:rFonts w:ascii="Times New Roman" w:eastAsia="Times New Roman" w:hAnsi="Times New Roman" w:cs="Times New Roman"/>
+          <w:b/>
+          <w:bCs/>
+          <w:color w:val="000000"/>
+          <w:kern w:val="0"/>
+          <w:sz w:val="28"/>
+          <w:szCs w:val="28"/>
+          <w:lang w:val="vi-VN"/>
+          <w14:ligatures w14:val="none"/>
+        </w:rPr>
+      </w:pPr>
+    </w:p>
     <w:p>
       <w:pPr>
         <w:pStyle w:val="ListParagraph"/>
@@ -17783,6 +21170,566 @@
     </w:p>
     <w:p>
       <w:pPr>
+        <w:pStyle w:val="ListParagraph"/>
+        <w:ind w:left="862"/>
+        <w:jc w:val="both"/>
+        <w:rPr>
+          <w:rFonts w:ascii="Times New Roman" w:hAnsi="Times New Roman" w:cs="Times New Roman"/>
+          <w:sz w:val="28"/>
+          <w:szCs w:val="28"/>
+        </w:rPr>
+      </w:pPr>
+      <w:r>
+        <w:rPr>
+          <w:rFonts w:ascii="Times New Roman" w:hAnsi="Times New Roman" w:cs="Times New Roman"/>
+          <w:sz w:val="28"/>
+          <w:szCs w:val="28"/>
+        </w:rPr>
+        <w:t>Các bước thực hiện kiểm thử tự động:</w:t>
+      </w:r>
+    </w:p>
+    <w:p>
+      <w:pPr>
+        <w:pStyle w:val="ListParagraph"/>
+        <w:spacing w:line="360" w:lineRule="auto"/>
+        <w:ind w:left="862"/>
+        <w:jc w:val="both"/>
+        <w:rPr>
+          <w:rFonts w:ascii="Times New Roman" w:hAnsi="Times New Roman" w:cs="Times New Roman"/>
+          <w:sz w:val="28"/>
+          <w:szCs w:val="28"/>
+        </w:rPr>
+      </w:pPr>
+      <w:r>
+        <w:rPr>
+          <w:rFonts w:ascii="Times New Roman" w:hAnsi="Times New Roman" w:cs="Times New Roman"/>
+          <w:sz w:val="28"/>
+          <w:szCs w:val="28"/>
+        </w:rPr>
+        <w:t>1. Khởi chạy chương trình kiểm thử tự động bằng thư viện Selenium WebDriver.</w:t>
+      </w:r>
+    </w:p>
+    <w:p>
+      <w:pPr>
+        <w:pStyle w:val="ListParagraph"/>
+        <w:spacing w:line="360" w:lineRule="auto"/>
+        <w:ind w:left="862"/>
+        <w:jc w:val="both"/>
+        <w:rPr>
+          <w:rFonts w:ascii="Times New Roman" w:hAnsi="Times New Roman" w:cs="Times New Roman"/>
+          <w:sz w:val="28"/>
+          <w:szCs w:val="28"/>
+        </w:rPr>
+      </w:pPr>
+      <w:r>
+        <w:rPr>
+          <w:rFonts w:ascii="Times New Roman" w:hAnsi="Times New Roman" w:cs="Times New Roman"/>
+          <w:sz w:val="28"/>
+          <w:szCs w:val="28"/>
+        </w:rPr>
+        <w:t>2. Selenium khởi tạo trình duyệt Google Chrome và truy cập vào trang chủ của hệ thống Decathlon.</w:t>
+      </w:r>
+    </w:p>
+    <w:p>
+      <w:pPr>
+        <w:pStyle w:val="ListParagraph"/>
+        <w:spacing w:line="360" w:lineRule="auto"/>
+        <w:ind w:left="862"/>
+        <w:jc w:val="both"/>
+        <w:rPr>
+          <w:rFonts w:ascii="Times New Roman" w:hAnsi="Times New Roman" w:cs="Times New Roman"/>
+          <w:sz w:val="28"/>
+          <w:szCs w:val="28"/>
+        </w:rPr>
+      </w:pPr>
+      <w:r>
+        <w:rPr>
+          <w:rFonts w:ascii="Times New Roman" w:hAnsi="Times New Roman" w:cs="Times New Roman"/>
+          <w:sz w:val="28"/>
+          <w:szCs w:val="28"/>
+        </w:rPr>
+        <w:t>3. Trước khi thực hiện kiểm thử, Selenium tiến hành kiểm tra và đóng quảng cáo (nếu xuất hiện).</w:t>
+      </w:r>
+    </w:p>
+    <w:p>
+      <w:pPr>
+        <w:pStyle w:val="ListParagraph"/>
+        <w:spacing w:line="360" w:lineRule="auto"/>
+        <w:ind w:left="862"/>
+        <w:jc w:val="both"/>
+        <w:rPr>
+          <w:rFonts w:ascii="Times New Roman" w:hAnsi="Times New Roman" w:cs="Times New Roman"/>
+          <w:sz w:val="28"/>
+          <w:szCs w:val="28"/>
+          <w:lang w:val="vi-VN"/>
+        </w:rPr>
+      </w:pPr>
+      <w:r>
+        <w:rPr>
+          <w:rFonts w:ascii="Times New Roman" w:hAnsi="Times New Roman" w:cs="Times New Roman"/>
+          <w:sz w:val="28"/>
+          <w:szCs w:val="28"/>
+        </w:rPr>
+        <w:t xml:space="preserve">4. </w:t>
+      </w:r>
+      <w:r>
+        <w:rPr>
+          <w:rFonts w:ascii="Times New Roman" w:hAnsi="Times New Roman" w:cs="Times New Roman"/>
+          <w:sz w:val="28"/>
+          <w:szCs w:val="28"/>
+        </w:rPr>
+        <w:t>Selenium tự động định vị ô tìm kiếm sản phẩm trên giao diện website</w:t>
+      </w:r>
+      <w:r>
+        <w:rPr>
+          <w:rFonts w:ascii="Times New Roman" w:hAnsi="Times New Roman" w:cs="Times New Roman"/>
+          <w:sz w:val="28"/>
+          <w:szCs w:val="28"/>
+        </w:rPr>
+        <w:t xml:space="preserve"> và nhấn vào ô tìm kiếm</w:t>
+      </w:r>
+    </w:p>
+    <w:p>
+      <w:pPr>
+        <w:pStyle w:val="ListParagraph"/>
+        <w:spacing w:line="360" w:lineRule="auto"/>
+        <w:ind w:left="862"/>
+        <w:jc w:val="both"/>
+        <w:rPr>
+          <w:rFonts w:ascii="Times New Roman" w:hAnsi="Times New Roman" w:cs="Times New Roman"/>
+          <w:sz w:val="28"/>
+          <w:szCs w:val="28"/>
+          <w:lang w:val="vi-VN"/>
+        </w:rPr>
+      </w:pPr>
+      <w:r>
+        <w:rPr>
+          <w:rFonts w:ascii="Times New Roman" w:hAnsi="Times New Roman" w:cs="Times New Roman"/>
+          <w:sz w:val="28"/>
+          <w:szCs w:val="28"/>
+        </w:rPr>
+        <w:t>5. Selenium lần lượt nhập dữ liệu tìm kiếm</w:t>
+      </w:r>
+      <w:r>
+        <w:rPr>
+          <w:rFonts w:ascii="Times New Roman" w:hAnsi="Times New Roman" w:cs="Times New Roman"/>
+          <w:sz w:val="28"/>
+          <w:szCs w:val="28"/>
+          <w:lang w:val="vi-VN"/>
+        </w:rPr>
+        <w:t xml:space="preserve"> .</w:t>
+      </w:r>
+    </w:p>
+    <w:p>
+      <w:pPr>
+        <w:pStyle w:val="ListParagraph"/>
+        <w:spacing w:line="360" w:lineRule="auto"/>
+        <w:ind w:left="862"/>
+        <w:jc w:val="both"/>
+        <w:rPr>
+          <w:rFonts w:ascii="Times New Roman" w:hAnsi="Times New Roman" w:cs="Times New Roman"/>
+          <w:sz w:val="28"/>
+          <w:szCs w:val="28"/>
+        </w:rPr>
+      </w:pPr>
+      <w:r>
+        <w:rPr>
+          <w:rFonts w:ascii="Times New Roman" w:hAnsi="Times New Roman" w:cs="Times New Roman"/>
+          <w:sz w:val="28"/>
+          <w:szCs w:val="28"/>
+        </w:rPr>
+        <w:t>6. Sau khi nhập từ khóa tìm kiếm, Selenium thực hiện nhấn phím Enter để gửi yêu cầu tìm kiếm lên hệ thống.</w:t>
+      </w:r>
+    </w:p>
+    <w:p>
+      <w:pPr>
+        <w:pStyle w:val="ListParagraph"/>
+        <w:spacing w:line="360" w:lineRule="auto"/>
+        <w:ind w:left="862"/>
+        <w:jc w:val="both"/>
+        <w:rPr>
+          <w:rFonts w:ascii="Times New Roman" w:hAnsi="Times New Roman" w:cs="Times New Roman"/>
+          <w:sz w:val="28"/>
+          <w:szCs w:val="28"/>
+          <w:lang w:val="vi-VN"/>
+        </w:rPr>
+      </w:pPr>
+      <w:r>
+        <w:rPr>
+          <w:rFonts w:ascii="Times New Roman" w:hAnsi="Times New Roman" w:cs="Times New Roman"/>
+          <w:sz w:val="28"/>
+          <w:szCs w:val="28"/>
+        </w:rPr>
+        <w:t>7. Hệ thống tiếp nhận yêu cầu tìm kiếm và tiến hành truy vấn dữ liệu sản phẩm phù hợp từ cơ sở dữ liệu.</w:t>
+      </w:r>
+    </w:p>
+    <w:p>
+      <w:pPr>
+        <w:pStyle w:val="ListParagraph"/>
+        <w:spacing w:line="360" w:lineRule="auto"/>
+        <w:ind w:left="862"/>
+        <w:jc w:val="both"/>
+        <w:rPr>
+          <w:rFonts w:ascii="Times New Roman" w:hAnsi="Times New Roman" w:cs="Times New Roman"/>
+          <w:sz w:val="28"/>
+          <w:szCs w:val="28"/>
+          <w:lang w:val="vi-VN"/>
+        </w:rPr>
+      </w:pPr>
+      <w:r>
+        <w:rPr>
+          <w:rFonts w:ascii="Times New Roman" w:hAnsi="Times New Roman" w:cs="Times New Roman"/>
+          <w:sz w:val="28"/>
+          <w:szCs w:val="28"/>
+          <w:lang w:val="vi-VN"/>
+        </w:rPr>
+        <w:t xml:space="preserve">8. </w:t>
+      </w:r>
+      <w:r>
+        <w:rPr>
+          <w:rFonts w:ascii="Times New Roman" w:hAnsi="Times New Roman" w:cs="Times New Roman"/>
+          <w:sz w:val="28"/>
+          <w:szCs w:val="28"/>
+        </w:rPr>
+        <w:t>Selenium tự động định vị ô tìm kiếm</w:t>
+      </w:r>
+      <w:r>
+        <w:rPr>
+          <w:rFonts w:ascii="Times New Roman" w:hAnsi="Times New Roman" w:cs="Times New Roman"/>
+          <w:sz w:val="28"/>
+          <w:szCs w:val="28"/>
+          <w:lang w:val="vi-VN"/>
+        </w:rPr>
+        <w:t xml:space="preserve"> loại</w:t>
+      </w:r>
+      <w:r>
+        <w:rPr>
+          <w:rFonts w:ascii="Times New Roman" w:hAnsi="Times New Roman" w:cs="Times New Roman"/>
+          <w:sz w:val="28"/>
+          <w:szCs w:val="28"/>
+        </w:rPr>
+        <w:t xml:space="preserve"> sản phẩm trên giao diện </w:t>
+      </w:r>
+      <w:r>
+        <w:rPr>
+          <w:rFonts w:ascii="Times New Roman" w:hAnsi="Times New Roman" w:cs="Times New Roman"/>
+          <w:sz w:val="28"/>
+          <w:szCs w:val="28"/>
+        </w:rPr>
+        <w:t>sản</w:t>
+      </w:r>
+      <w:r>
+        <w:rPr>
+          <w:rFonts w:ascii="Times New Roman" w:hAnsi="Times New Roman" w:cs="Times New Roman"/>
+          <w:sz w:val="28"/>
+          <w:szCs w:val="28"/>
+          <w:lang w:val="vi-VN"/>
+        </w:rPr>
+        <w:t xml:space="preserve"> phẩm đã được tìm kiếm </w:t>
+      </w:r>
+      <w:r>
+        <w:rPr>
+          <w:rFonts w:ascii="Times New Roman" w:hAnsi="Times New Roman" w:cs="Times New Roman"/>
+          <w:sz w:val="28"/>
+          <w:szCs w:val="28"/>
+        </w:rPr>
+        <w:t>và nhấn vào ô tìm kiếm</w:t>
+      </w:r>
+      <w:r>
+        <w:rPr>
+          <w:rFonts w:ascii="Times New Roman" w:hAnsi="Times New Roman" w:cs="Times New Roman"/>
+          <w:sz w:val="28"/>
+          <w:szCs w:val="28"/>
+          <w:lang w:val="vi-VN"/>
+        </w:rPr>
+        <w:t xml:space="preserve"> loại sản phẩm.</w:t>
+      </w:r>
+    </w:p>
+    <w:p>
+      <w:pPr>
+        <w:pStyle w:val="ListParagraph"/>
+        <w:spacing w:line="360" w:lineRule="auto"/>
+        <w:ind w:left="862"/>
+        <w:jc w:val="both"/>
+        <w:rPr>
+          <w:rFonts w:ascii="Times New Roman" w:hAnsi="Times New Roman" w:cs="Times New Roman"/>
+          <w:sz w:val="28"/>
+          <w:szCs w:val="28"/>
+          <w:lang w:val="vi-VN"/>
+        </w:rPr>
+      </w:pPr>
+      <w:r>
+        <w:rPr>
+          <w:rFonts w:ascii="Times New Roman" w:hAnsi="Times New Roman" w:cs="Times New Roman"/>
+          <w:sz w:val="28"/>
+          <w:szCs w:val="28"/>
+          <w:lang w:val="vi-VN"/>
+        </w:rPr>
+        <w:t xml:space="preserve">9. </w:t>
+      </w:r>
+      <w:r>
+        <w:rPr>
+          <w:rFonts w:ascii="Times New Roman" w:hAnsi="Times New Roman" w:cs="Times New Roman"/>
+          <w:sz w:val="28"/>
+          <w:szCs w:val="28"/>
+        </w:rPr>
+        <w:t xml:space="preserve">Selenium lần lượt nhập </w:t>
+      </w:r>
+      <w:r>
+        <w:rPr>
+          <w:rFonts w:ascii="Times New Roman" w:hAnsi="Times New Roman" w:cs="Times New Roman"/>
+          <w:sz w:val="28"/>
+          <w:szCs w:val="28"/>
+        </w:rPr>
+        <w:t>loại</w:t>
+      </w:r>
+      <w:r>
+        <w:rPr>
+          <w:rFonts w:ascii="Times New Roman" w:hAnsi="Times New Roman" w:cs="Times New Roman"/>
+          <w:sz w:val="28"/>
+          <w:szCs w:val="28"/>
+          <w:lang w:val="vi-VN"/>
+        </w:rPr>
+        <w:t xml:space="preserve"> sản phẩm cần tìm kiếm </w:t>
+      </w:r>
+      <w:r>
+        <w:rPr>
+          <w:rFonts w:ascii="Times New Roman" w:hAnsi="Times New Roman" w:cs="Times New Roman"/>
+          <w:sz w:val="28"/>
+          <w:szCs w:val="28"/>
+        </w:rPr>
+        <w:t>theo từng test case đã được thiết kế</w:t>
+      </w:r>
+      <w:r>
+        <w:rPr>
+          <w:rFonts w:ascii="Times New Roman" w:hAnsi="Times New Roman" w:cs="Times New Roman"/>
+          <w:sz w:val="28"/>
+          <w:szCs w:val="28"/>
+          <w:lang w:val="vi-VN"/>
+        </w:rPr>
+        <w:t xml:space="preserve">, </w:t>
+      </w:r>
+      <w:r>
+        <w:rPr>
+          <w:rFonts w:ascii="Times New Roman" w:hAnsi="Times New Roman" w:cs="Times New Roman"/>
+          <w:sz w:val="28"/>
+          <w:szCs w:val="28"/>
+        </w:rPr>
+        <w:t>Selenium thực hiện nhấn phím Enter để gửi yêu cầu tìm kiếm lên hệ thống.</w:t>
+      </w:r>
+    </w:p>
+    <w:p>
+      <w:pPr>
+        <w:pStyle w:val="ListParagraph"/>
+        <w:spacing w:line="360" w:lineRule="auto"/>
+        <w:ind w:left="862"/>
+        <w:jc w:val="both"/>
+        <w:rPr>
+          <w:rFonts w:ascii="Times New Roman" w:hAnsi="Times New Roman" w:cs="Times New Roman"/>
+          <w:sz w:val="28"/>
+          <w:szCs w:val="28"/>
+          <w:lang w:val="vi-VN"/>
+        </w:rPr>
+      </w:pPr>
+      <w:r>
+        <w:rPr>
+          <w:rFonts w:ascii="Times New Roman" w:hAnsi="Times New Roman" w:cs="Times New Roman"/>
+          <w:sz w:val="28"/>
+          <w:szCs w:val="28"/>
+          <w:lang w:val="vi-VN"/>
+        </w:rPr>
+        <w:t xml:space="preserve">10. </w:t>
+      </w:r>
+      <w:r>
+        <w:rPr>
+          <w:rFonts w:ascii="Times New Roman" w:hAnsi="Times New Roman" w:cs="Times New Roman"/>
+          <w:sz w:val="28"/>
+          <w:szCs w:val="28"/>
+        </w:rPr>
+        <w:t>Hệ thống tiếp nhận yêu cầu tìm kiếm và tiến hành truy vấn dữ liệu</w:t>
+      </w:r>
+      <w:r>
+        <w:rPr>
+          <w:rFonts w:ascii="Times New Roman" w:hAnsi="Times New Roman" w:cs="Times New Roman"/>
+          <w:sz w:val="28"/>
+          <w:szCs w:val="28"/>
+          <w:lang w:val="vi-VN"/>
+        </w:rPr>
+        <w:t xml:space="preserve"> loại</w:t>
+      </w:r>
+      <w:r>
+        <w:rPr>
+          <w:rFonts w:ascii="Times New Roman" w:hAnsi="Times New Roman" w:cs="Times New Roman"/>
+          <w:sz w:val="28"/>
+          <w:szCs w:val="28"/>
+        </w:rPr>
+        <w:t xml:space="preserve"> sản phẩm phù hợp từ cơ sở dữ liệu.</w:t>
+      </w:r>
+    </w:p>
+    <w:p>
+      <w:pPr>
+        <w:pStyle w:val="ListParagraph"/>
+        <w:spacing w:line="360" w:lineRule="auto"/>
+        <w:ind w:left="862"/>
+        <w:jc w:val="both"/>
+        <w:rPr>
+          <w:rFonts w:ascii="Times New Roman" w:hAnsi="Times New Roman" w:cs="Times New Roman"/>
+          <w:sz w:val="28"/>
+          <w:szCs w:val="28"/>
+        </w:rPr>
+      </w:pPr>
+      <w:r>
+        <w:rPr>
+          <w:rFonts w:ascii="Times New Roman" w:hAnsi="Times New Roman" w:cs="Times New Roman"/>
+          <w:sz w:val="28"/>
+          <w:szCs w:val="28"/>
+          <w:lang w:val="vi-VN"/>
+        </w:rPr>
+        <w:t>11</w:t>
+      </w:r>
+      <w:r>
+        <w:rPr>
+          <w:rFonts w:ascii="Times New Roman" w:hAnsi="Times New Roman" w:cs="Times New Roman"/>
+          <w:sz w:val="28"/>
+          <w:szCs w:val="28"/>
+        </w:rPr>
+        <w:t>. Selenium tiến hành kiểm tra các điều kiện sau:</w:t>
+      </w:r>
+    </w:p>
+    <w:p>
+      <w:pPr>
+        <w:pStyle w:val="ListParagraph"/>
+        <w:spacing w:line="360" w:lineRule="auto"/>
+        <w:ind w:left="1701"/>
+        <w:jc w:val="both"/>
+        <w:rPr>
+          <w:rFonts w:ascii="Times New Roman" w:hAnsi="Times New Roman" w:cs="Times New Roman"/>
+          <w:sz w:val="28"/>
+          <w:szCs w:val="28"/>
+        </w:rPr>
+      </w:pPr>
+      <w:r>
+        <w:rPr>
+          <w:rFonts w:ascii="Times New Roman" w:hAnsi="Times New Roman" w:cs="Times New Roman"/>
+          <w:sz w:val="28"/>
+          <w:szCs w:val="28"/>
+        </w:rPr>
+        <w:t>a. Có hiển thị thông báo “Không có kết quả” khi nhập từ khóa không tồn tại hay không.</w:t>
+      </w:r>
+    </w:p>
+    <w:p>
+      <w:pPr>
+        <w:pStyle w:val="ListParagraph"/>
+        <w:spacing w:line="360" w:lineRule="auto"/>
+        <w:ind w:left="1701"/>
+        <w:jc w:val="both"/>
+        <w:rPr>
+          <w:rFonts w:ascii="Times New Roman" w:hAnsi="Times New Roman" w:cs="Times New Roman"/>
+          <w:sz w:val="28"/>
+          <w:szCs w:val="28"/>
+        </w:rPr>
+      </w:pPr>
+      <w:r>
+        <w:rPr>
+          <w:rFonts w:ascii="Times New Roman" w:hAnsi="Times New Roman" w:cs="Times New Roman"/>
+          <w:sz w:val="28"/>
+          <w:szCs w:val="28"/>
+        </w:rPr>
+        <w:lastRenderedPageBreak/>
+        <w:t>b. Có hiển thị danh sách sản phẩm và số lượng sản phẩm khi nhập từ khóa hợp lệ hay không.</w:t>
+      </w:r>
+    </w:p>
+    <w:p>
+      <w:pPr>
+        <w:pStyle w:val="ListParagraph"/>
+        <w:spacing w:line="360" w:lineRule="auto"/>
+        <w:ind w:left="1701"/>
+        <w:jc w:val="both"/>
+        <w:rPr>
+          <w:rFonts w:ascii="Times New Roman" w:hAnsi="Times New Roman" w:cs="Times New Roman"/>
+          <w:sz w:val="28"/>
+          <w:szCs w:val="28"/>
+        </w:rPr>
+      </w:pPr>
+      <w:r>
+        <w:rPr>
+          <w:rFonts w:ascii="Times New Roman" w:hAnsi="Times New Roman" w:cs="Times New Roman"/>
+          <w:sz w:val="28"/>
+          <w:szCs w:val="28"/>
+        </w:rPr>
+        <w:t>c. Có thông báo khi người dùng nhập toàn ký tự đặc biệt</w:t>
+      </w:r>
+      <w:r>
+        <w:rPr>
+          <w:rFonts w:ascii="Times New Roman" w:hAnsi="Times New Roman" w:cs="Times New Roman"/>
+          <w:sz w:val="28"/>
+          <w:szCs w:val="28"/>
+          <w:lang w:val="vi-VN"/>
+        </w:rPr>
+        <w:t xml:space="preserve"> hoặc số</w:t>
+      </w:r>
+      <w:r>
+        <w:rPr>
+          <w:rFonts w:ascii="Times New Roman" w:hAnsi="Times New Roman" w:cs="Times New Roman"/>
+          <w:sz w:val="28"/>
+          <w:szCs w:val="28"/>
+        </w:rPr>
+        <w:t xml:space="preserve"> vào ô tìm kiếm hay không.</w:t>
+      </w:r>
+    </w:p>
+    <w:p>
+      <w:pPr>
+        <w:pStyle w:val="ListParagraph"/>
+        <w:spacing w:line="360" w:lineRule="auto"/>
+        <w:ind w:left="1701"/>
+        <w:jc w:val="both"/>
+        <w:rPr>
+          <w:rFonts w:ascii="Times New Roman" w:hAnsi="Times New Roman" w:cs="Times New Roman"/>
+          <w:sz w:val="28"/>
+          <w:szCs w:val="28"/>
+        </w:rPr>
+      </w:pPr>
+      <w:r>
+        <w:rPr>
+          <w:rFonts w:ascii="Times New Roman" w:hAnsi="Times New Roman" w:cs="Times New Roman"/>
+          <w:sz w:val="28"/>
+          <w:szCs w:val="28"/>
+        </w:rPr>
+        <w:t>d. Có xử lý đúng khi người dùng để trống ô tìm kiếm hay không.</w:t>
+      </w:r>
+    </w:p>
+    <w:p>
+      <w:pPr>
+        <w:pStyle w:val="ListParagraph"/>
+        <w:spacing w:line="360" w:lineRule="auto"/>
+        <w:ind w:left="862"/>
+        <w:jc w:val="both"/>
+        <w:rPr>
+          <w:rFonts w:ascii="Times New Roman" w:hAnsi="Times New Roman" w:cs="Times New Roman"/>
+          <w:sz w:val="28"/>
+          <w:szCs w:val="28"/>
+        </w:rPr>
+      </w:pPr>
+      <w:r>
+        <w:rPr>
+          <w:rFonts w:ascii="Times New Roman" w:hAnsi="Times New Roman" w:cs="Times New Roman"/>
+          <w:sz w:val="28"/>
+          <w:szCs w:val="28"/>
+          <w:lang w:val="vi-VN"/>
+        </w:rPr>
+        <w:t>12</w:t>
+      </w:r>
+      <w:r>
+        <w:rPr>
+          <w:rFonts w:ascii="Times New Roman" w:hAnsi="Times New Roman" w:cs="Times New Roman"/>
+          <w:sz w:val="28"/>
+          <w:szCs w:val="28"/>
+        </w:rPr>
+        <w:t>. Selenium sử dụng các câu lệnh assert để so sánh kết quả thực tế với kết quả mong đợi của từng test case. Kết quả kiểm thử của từng test case được ghi nhận dưới dạng Pass/Fail sau khi chương trình kiểm thử thực thi hoàn tất.</w:t>
+      </w:r>
+    </w:p>
+    <w:p>
+      <w:pPr>
         <w:spacing w:line="360" w:lineRule="auto"/>
         <w:jc w:val="both"/>
         <w:rPr>
@@ -17819,7 +21766,6 @@
           <w:szCs w:val="28"/>
           <w:lang w:val="vi-VN"/>
         </w:rPr>
-        <w:lastRenderedPageBreak/>
         <w:drawing>
           <wp:inline distT="0" distB="0" distL="0" distR="0" wp14:anchorId="04B39BBA" wp14:editId="7AE619BB">
             <wp:extent cx="6301105" cy="1574165"/>
@@ -18167,6 +22113,118 @@
     </w:lvl>
   </w:abstractNum>
   <w:abstractNum w:abstractNumId="3" w15:restartNumberingAfterBreak="0">
+    <w:nsid w:val="2CD65B91"/>
+    <w:multiLevelType w:val="hybridMultilevel"/>
+    <w:tmpl w:val="B13CEEAA"/>
+    <w:lvl w:ilvl="0" w:tplc="CF220290">
+      <w:numFmt w:val="bullet"/>
+      <w:lvlText w:val=""/>
+      <w:lvlJc w:val="left"/>
+      <w:pPr>
+        <w:ind w:left="796" w:hanging="360"/>
+      </w:pPr>
+      <w:rPr>
+        <w:rFonts w:ascii="Wingdings" w:eastAsia="Times New Roman" w:hAnsi="Wingdings" w:cs="Times New Roman" w:hint="default"/>
+      </w:rPr>
+    </w:lvl>
+    <w:lvl w:ilvl="1" w:tplc="04090003" w:tentative="1">
+      <w:start w:val="1"/>
+      <w:numFmt w:val="bullet"/>
+      <w:lvlText w:val="o"/>
+      <w:lvlJc w:val="left"/>
+      <w:pPr>
+        <w:ind w:left="1516" w:hanging="360"/>
+      </w:pPr>
+      <w:rPr>
+        <w:rFonts w:ascii="Courier New" w:hAnsi="Courier New" w:cs="Courier New" w:hint="default"/>
+      </w:rPr>
+    </w:lvl>
+    <w:lvl w:ilvl="2" w:tplc="04090005" w:tentative="1">
+      <w:start w:val="1"/>
+      <w:numFmt w:val="bullet"/>
+      <w:lvlText w:val=""/>
+      <w:lvlJc w:val="left"/>
+      <w:pPr>
+        <w:ind w:left="2236" w:hanging="360"/>
+      </w:pPr>
+      <w:rPr>
+        <w:rFonts w:ascii="Wingdings" w:hAnsi="Wingdings" w:hint="default"/>
+      </w:rPr>
+    </w:lvl>
+    <w:lvl w:ilvl="3" w:tplc="04090001" w:tentative="1">
+      <w:start w:val="1"/>
+      <w:numFmt w:val="bullet"/>
+      <w:lvlText w:val=""/>
+      <w:lvlJc w:val="left"/>
+      <w:pPr>
+        <w:ind w:left="2956" w:hanging="360"/>
+      </w:pPr>
+      <w:rPr>
+        <w:rFonts w:ascii="Symbol" w:hAnsi="Symbol" w:hint="default"/>
+      </w:rPr>
+    </w:lvl>
+    <w:lvl w:ilvl="4" w:tplc="04090003" w:tentative="1">
+      <w:start w:val="1"/>
+      <w:numFmt w:val="bullet"/>
+      <w:lvlText w:val="o"/>
+      <w:lvlJc w:val="left"/>
+      <w:pPr>
+        <w:ind w:left="3676" w:hanging="360"/>
+      </w:pPr>
+      <w:rPr>
+        <w:rFonts w:ascii="Courier New" w:hAnsi="Courier New" w:cs="Courier New" w:hint="default"/>
+      </w:rPr>
+    </w:lvl>
+    <w:lvl w:ilvl="5" w:tplc="04090005" w:tentative="1">
+      <w:start w:val="1"/>
+      <w:numFmt w:val="bullet"/>
+      <w:lvlText w:val=""/>
+      <w:lvlJc w:val="left"/>
+      <w:pPr>
+        <w:ind w:left="4396" w:hanging="360"/>
+      </w:pPr>
+      <w:rPr>
+        <w:rFonts w:ascii="Wingdings" w:hAnsi="Wingdings" w:hint="default"/>
+      </w:rPr>
+    </w:lvl>
+    <w:lvl w:ilvl="6" w:tplc="04090001" w:tentative="1">
+      <w:start w:val="1"/>
+      <w:numFmt w:val="bullet"/>
+      <w:lvlText w:val=""/>
+      <w:lvlJc w:val="left"/>
+      <w:pPr>
+        <w:ind w:left="5116" w:hanging="360"/>
+      </w:pPr>
+      <w:rPr>
+        <w:rFonts w:ascii="Symbol" w:hAnsi="Symbol" w:hint="default"/>
+      </w:rPr>
+    </w:lvl>
+    <w:lvl w:ilvl="7" w:tplc="04090003" w:tentative="1">
+      <w:start w:val="1"/>
+      <w:numFmt w:val="bullet"/>
+      <w:lvlText w:val="o"/>
+      <w:lvlJc w:val="left"/>
+      <w:pPr>
+        <w:ind w:left="5836" w:hanging="360"/>
+      </w:pPr>
+      <w:rPr>
+        <w:rFonts w:ascii="Courier New" w:hAnsi="Courier New" w:cs="Courier New" w:hint="default"/>
+      </w:rPr>
+    </w:lvl>
+    <w:lvl w:ilvl="8" w:tplc="04090005" w:tentative="1">
+      <w:start w:val="1"/>
+      <w:numFmt w:val="bullet"/>
+      <w:lvlText w:val=""/>
+      <w:lvlJc w:val="left"/>
+      <w:pPr>
+        <w:ind w:left="6556" w:hanging="360"/>
+      </w:pPr>
+      <w:rPr>
+        <w:rFonts w:ascii="Wingdings" w:hAnsi="Wingdings" w:hint="default"/>
+      </w:rPr>
+    </w:lvl>
+  </w:abstractNum>
+  <w:abstractNum w:abstractNumId="4" w15:restartNumberingAfterBreak="0">
     <w:nsid w:val="324D671D"/>
     <w:multiLevelType w:val="hybridMultilevel"/>
     <w:tmpl w:val="13305F04"/>
@@ -18279,7 +22337,7 @@
       </w:rPr>
     </w:lvl>
   </w:abstractNum>
-  <w:abstractNum w:abstractNumId="4" w15:restartNumberingAfterBreak="0">
+  <w:abstractNum w:abstractNumId="5" w15:restartNumberingAfterBreak="0">
     <w:nsid w:val="36DA7F96"/>
     <w:multiLevelType w:val="hybridMultilevel"/>
     <w:tmpl w:val="19064BE6"/>
@@ -18368,7 +22426,7 @@
       </w:pPr>
     </w:lvl>
   </w:abstractNum>
-  <w:abstractNum w:abstractNumId="5" w15:restartNumberingAfterBreak="0">
+  <w:abstractNum w:abstractNumId="6" w15:restartNumberingAfterBreak="0">
     <w:nsid w:val="3CDC075D"/>
     <w:multiLevelType w:val="hybridMultilevel"/>
     <w:tmpl w:val="B78036B4"/>
@@ -18459,7 +22517,7 @@
       </w:pPr>
     </w:lvl>
   </w:abstractNum>
-  <w:abstractNum w:abstractNumId="6" w15:restartNumberingAfterBreak="0">
+  <w:abstractNum w:abstractNumId="7" w15:restartNumberingAfterBreak="0">
     <w:nsid w:val="47497DCC"/>
     <w:multiLevelType w:val="hybridMultilevel"/>
     <w:tmpl w:val="874C0648"/>
@@ -18549,7 +22607,7 @@
       </w:pPr>
     </w:lvl>
   </w:abstractNum>
-  <w:abstractNum w:abstractNumId="7" w15:restartNumberingAfterBreak="0">
+  <w:abstractNum w:abstractNumId="8" w15:restartNumberingAfterBreak="0">
     <w:nsid w:val="485C486A"/>
     <w:multiLevelType w:val="hybridMultilevel"/>
     <w:tmpl w:val="50648204"/>
@@ -18640,7 +22698,7 @@
       </w:pPr>
     </w:lvl>
   </w:abstractNum>
-  <w:abstractNum w:abstractNumId="8" w15:restartNumberingAfterBreak="0">
+  <w:abstractNum w:abstractNumId="9" w15:restartNumberingAfterBreak="0">
     <w:nsid w:val="65675A29"/>
     <w:multiLevelType w:val="hybridMultilevel"/>
     <w:tmpl w:val="40F6A01A"/>
@@ -18753,7 +22811,7 @@
       </w:rPr>
     </w:lvl>
   </w:abstractNum>
-  <w:abstractNum w:abstractNumId="9" w15:restartNumberingAfterBreak="0">
+  <w:abstractNum w:abstractNumId="10" w15:restartNumberingAfterBreak="0">
     <w:nsid w:val="659C6EED"/>
     <w:multiLevelType w:val="hybridMultilevel"/>
     <w:tmpl w:val="D40C8764"/>
@@ -18865,7 +22923,7 @@
       </w:rPr>
     </w:lvl>
   </w:abstractNum>
-  <w:abstractNum w:abstractNumId="10" w15:restartNumberingAfterBreak="0">
+  <w:abstractNum w:abstractNumId="11" w15:restartNumberingAfterBreak="0">
     <w:nsid w:val="689A1D05"/>
     <w:multiLevelType w:val="hybridMultilevel"/>
     <w:tmpl w:val="FCB2E834"/>
@@ -18978,7 +23036,7 @@
       </w:rPr>
     </w:lvl>
   </w:abstractNum>
-  <w:abstractNum w:abstractNumId="11" w15:restartNumberingAfterBreak="0">
+  <w:abstractNum w:abstractNumId="12" w15:restartNumberingAfterBreak="0">
     <w:nsid w:val="74CE460E"/>
     <w:multiLevelType w:val="hybridMultilevel"/>
     <w:tmpl w:val="B1104F24"/>
@@ -19068,7 +23126,7 @@
     </w:lvl>
   </w:abstractNum>
   <w:num w:numId="1" w16cid:durableId="313997318">
-    <w:abstractNumId w:val="6"/>
+    <w:abstractNumId w:val="7"/>
   </w:num>
   <w:num w:numId="2" w16cid:durableId="2105681534">
     <w:abstractNumId w:val="0"/>
@@ -19077,31 +23135,34 @@
     <w:abstractNumId w:val="2"/>
   </w:num>
   <w:num w:numId="4" w16cid:durableId="774011734">
+    <w:abstractNumId w:val="12"/>
+  </w:num>
+  <w:num w:numId="5" w16cid:durableId="970090637">
+    <w:abstractNumId w:val="8"/>
+  </w:num>
+  <w:num w:numId="6" w16cid:durableId="1897201795">
+    <w:abstractNumId w:val="6"/>
+  </w:num>
+  <w:num w:numId="7" w16cid:durableId="1568028533">
+    <w:abstractNumId w:val="5"/>
+  </w:num>
+  <w:num w:numId="8" w16cid:durableId="995107197">
     <w:abstractNumId w:val="11"/>
   </w:num>
-  <w:num w:numId="5" w16cid:durableId="970090637">
-    <w:abstractNumId w:val="7"/>
-  </w:num>
-  <w:num w:numId="6" w16cid:durableId="1897201795">
-    <w:abstractNumId w:val="5"/>
-  </w:num>
-  <w:num w:numId="7" w16cid:durableId="1568028533">
+  <w:num w:numId="9" w16cid:durableId="208222649">
     <w:abstractNumId w:val="4"/>
-  </w:num>
-  <w:num w:numId="8" w16cid:durableId="995107197">
-    <w:abstractNumId w:val="10"/>
-  </w:num>
-  <w:num w:numId="9" w16cid:durableId="208222649">
-    <w:abstractNumId w:val="3"/>
   </w:num>
   <w:num w:numId="10" w16cid:durableId="1425569863">
     <w:abstractNumId w:val="1"/>
   </w:num>
   <w:num w:numId="11" w16cid:durableId="1420100740">
-    <w:abstractNumId w:val="8"/>
+    <w:abstractNumId w:val="9"/>
   </w:num>
   <w:num w:numId="12" w16cid:durableId="1286503161">
-    <w:abstractNumId w:val="9"/>
+    <w:abstractNumId w:val="10"/>
+  </w:num>
+  <w:num w:numId="13" w16cid:durableId="473378324">
+    <w:abstractNumId w:val="3"/>
   </w:num>
 </w:numbering>
 </file>
